--- a/public/templates/Form Daftar Paten (2025).docx
+++ b/public/templates/Form Daftar Paten (2025).docx
@@ -63,23 +63,13 @@
                 <w:szCs w:val="21"/>
               </w:rPr>
             </w:pPr>
-            <w:proofErr w:type="gramStart"/>
             <w:r>
               <w:rPr>
                 <w:b/>
                 <w:sz w:val="21"/>
                 <w:szCs w:val="21"/>
               </w:rPr>
-              <w:t>KEMENTERIAN  HUKUM</w:t>
-            </w:r>
-            <w:proofErr w:type="gramEnd"/>
-            <w:r>
-              <w:rPr>
-                <w:b/>
-                <w:sz w:val="21"/>
-                <w:szCs w:val="21"/>
-              </w:rPr>
-              <w:t xml:space="preserve"> REPUBLIK INDONESIA</w:t>
+              <w:t>KEMENTERIAN  HUKUM REPUBLIK INDONESIA</w:t>
             </w:r>
           </w:p>
           <w:p>
@@ -238,7 +228,6 @@
                               <w:t xml:space="preserve"> </w:t>
                             </w:r>
                             <w:proofErr w:type="spellStart"/>
-                            <w:proofErr w:type="gramStart"/>
                             <w:r>
                               <w:rPr>
                                 <w:rFonts w:eastAsia="Arial"/>
@@ -254,7 +243,6 @@
                               </w:rPr>
                               <w:t xml:space="preserve">  :</w:t>
                             </w:r>
-                            <w:proofErr w:type="gramEnd"/>
                           </w:p>
                           <w:p>
                             <w:pPr>
@@ -278,7 +266,6 @@
                               <w:t xml:space="preserve"> </w:t>
                             </w:r>
                             <w:proofErr w:type="spellStart"/>
-                            <w:proofErr w:type="gramStart"/>
                             <w:r>
                               <w:rPr>
                                 <w:rFonts w:eastAsia="Arial"/>
@@ -294,7 +281,6 @@
                               </w:rPr>
                               <w:t xml:space="preserve"> :</w:t>
                             </w:r>
-                            <w:proofErr w:type="gramEnd"/>
                           </w:p>
                           <w:p>
                             <w:pPr>
@@ -381,7 +367,6 @@
                         <w:t xml:space="preserve"> </w:t>
                       </w:r>
                       <w:proofErr w:type="spellStart"/>
-                      <w:proofErr w:type="gramStart"/>
                       <w:r>
                         <w:rPr>
                           <w:rFonts w:eastAsia="Arial"/>
@@ -397,7 +382,6 @@
                         </w:rPr>
                         <w:t xml:space="preserve">  :</w:t>
                       </w:r>
-                      <w:proofErr w:type="gramEnd"/>
                     </w:p>
                     <w:p>
                       <w:pPr>
@@ -421,7 +405,6 @@
                         <w:t xml:space="preserve"> </w:t>
                       </w:r>
                       <w:proofErr w:type="spellStart"/>
-                      <w:proofErr w:type="gramStart"/>
                       <w:r>
                         <w:rPr>
                           <w:rFonts w:eastAsia="Arial"/>
@@ -437,7 +420,6 @@
                         </w:rPr>
                         <w:t xml:space="preserve"> :</w:t>
                       </w:r>
-                      <w:proofErr w:type="gramEnd"/>
                     </w:p>
                     <w:p>
                       <w:pPr>
@@ -926,19 +908,24 @@
               <w:t xml:space="preserve"> </w:t>
             </w:r>
             <w:r>
-              <w:rPr>
-                <w:strike/>
-              </w:rPr>
-              <w:t>paten</w:t>
-            </w:r>
-            <w:r>
-              <w:t xml:space="preserve">/paten </w:t>
-            </w:r>
-            <w:proofErr w:type="spellStart"/>
-            <w:r>
-              <w:t>sederhana</w:t>
-            </w:r>
-            <w:proofErr w:type="spellEnd"/>
+              <w:t>${</w:t>
+            </w:r>
+            <w:proofErr w:type="spellStart"/>
+            <w:r>
+              <w:t>paten_dicoret</w:t>
+            </w:r>
+            <w:proofErr w:type="spellEnd"/>
+            <w:r>
+              <w:t>}/${</w:t>
+            </w:r>
+            <w:proofErr w:type="spellStart"/>
+            <w:r>
+              <w:t>paten_sederhana_dicoret</w:t>
+            </w:r>
+            <w:proofErr w:type="spellEnd"/>
+            <w:r>
+              <w:t xml:space="preserve">} </w:t>
+            </w:r>
           </w:p>
         </w:tc>
         <w:tc>
@@ -999,6 +986,9 @@
             <w:pPr>
               <w:spacing w:after="120"/>
               <w:ind w:left="0" w:hanging="2"/>
+              <w:rPr>
+                <w:lang w:val="en-ID"/>
+              </w:rPr>
             </w:pPr>
             <w:r>
               <w:t xml:space="preserve">Internasional/PCT </w:t>
@@ -1017,13 +1007,28 @@
             </w:r>
             <w:proofErr w:type="spellEnd"/>
             <w:r>
+              <w:t xml:space="preserve">   :</w:t>
+            </w:r>
+            <w:r>
               <w:t xml:space="preserve"> </w:t>
             </w:r>
-            <w:proofErr w:type="gramStart"/>
-            <w:r>
-              <w:t xml:space="preserve">  :</w:t>
-            </w:r>
-            <w:proofErr w:type="gramEnd"/>
+            <w:r>
+              <w:t>${</w:t>
+            </w:r>
+            <w:proofErr w:type="spellStart"/>
+            <w:r>
+              <w:rPr>
+                <w:lang w:val="en-ID"/>
+              </w:rPr>
+              <w:t>nomor_permohonan</w:t>
+            </w:r>
+            <w:proofErr w:type="spellEnd"/>
+            <w:r>
+              <w:rPr>
+                <w:lang w:val="en-ID"/>
+              </w:rPr>
+              <w:t>}</w:t>
+            </w:r>
           </w:p>
         </w:tc>
         <w:tc>
@@ -1063,37 +1068,41 @@
               <w:ind w:left="0" w:hanging="2"/>
             </w:pPr>
             <w:r>
-              <w:rPr>
-                <w:strike/>
-              </w:rPr>
               <w:t xml:space="preserve"> </w:t>
             </w:r>
-            <w:proofErr w:type="spellStart"/>
-            <w:r>
-              <w:rPr>
-                <w:strike/>
-              </w:rPr>
+            <w:r>
+              <w:t>${</w:t>
+            </w:r>
+            <w:proofErr w:type="spellStart"/>
+            <w:r>
               <w:t>melalui</w:t>
             </w:r>
             <w:proofErr w:type="spellEnd"/>
             <w:r>
+              <w:t>}</w:t>
+            </w:r>
+            <w:r>
               <w:t>/</w:t>
             </w:r>
+            <w:r>
+              <w:t>${</w:t>
+            </w:r>
             <w:proofErr w:type="spellStart"/>
             <w:r>
               <w:t>tidak</w:t>
             </w:r>
-            <w:proofErr w:type="spellEnd"/>
-            <w:r>
-              <w:t xml:space="preserve"> </w:t>
-            </w:r>
-            <w:proofErr w:type="spellStart"/>
+            <w:r>
+              <w:t>_</w:t>
+            </w:r>
             <w:r>
               <w:t>melalui</w:t>
             </w:r>
             <w:proofErr w:type="spellEnd"/>
             <w:r>
-              <w:t xml:space="preserve"> *) </w:t>
+              <w:t>}</w:t>
+            </w:r>
+            <w:r>
+              <w:t xml:space="preserve">*) </w:t>
             </w:r>
             <w:proofErr w:type="spellStart"/>
             <w:r>
@@ -1110,6 +1119,9 @@
                 <w:tab w:val="left" w:pos="3312"/>
               </w:tabs>
               <w:ind w:leftChars="319" w:left="768" w:hanging="2"/>
+              <w:rPr>
+                <w:lang w:val="en-ID"/>
+              </w:rPr>
             </w:pPr>
             <w:r>
               <w:t xml:space="preserve">Nama Badan Hukum </w:t>
@@ -1121,15 +1133,24 @@
               <w:t>3</w:t>
             </w:r>
             <w:r>
-              <w:t xml:space="preserve">)   </w:t>
-            </w:r>
-            <w:proofErr w:type="gramStart"/>
-            <w:r>
-              <w:t xml:space="preserve">  :</w:t>
-            </w:r>
-            <w:proofErr w:type="gramEnd"/>
-            <w:r>
-              <w:t xml:space="preserve">  -</w:t>
+              <w:t xml:space="preserve">)     :  </w:t>
+            </w:r>
+            <w:r>
+              <w:t>${</w:t>
+            </w:r>
+            <w:proofErr w:type="spellStart"/>
+            <w:r>
+              <w:rPr>
+                <w:lang w:val="en-ID"/>
+              </w:rPr>
+              <w:t>nama_badan_hukum</w:t>
+            </w:r>
+            <w:proofErr w:type="spellEnd"/>
+            <w:r>
+              <w:rPr>
+                <w:lang w:val="en-ID"/>
+              </w:rPr>
+              <w:t>}</w:t>
             </w:r>
           </w:p>
           <w:p>
@@ -1138,6 +1159,9 @@
                 <w:tab w:val="left" w:pos="3312"/>
               </w:tabs>
               <w:ind w:leftChars="319" w:left="768" w:hanging="2"/>
+              <w:rPr>
+                <w:lang w:val="en-ID"/>
+              </w:rPr>
             </w:pPr>
             <w:r>
               <w:t xml:space="preserve">Alamat Badan Hukum </w:t>
@@ -1149,15 +1173,30 @@
               <w:t>2</w:t>
             </w:r>
             <w:r>
-              <w:t xml:space="preserve">) </w:t>
-            </w:r>
-            <w:proofErr w:type="gramStart"/>
-            <w:r>
-              <w:t xml:space="preserve">  :</w:t>
-            </w:r>
-            <w:proofErr w:type="gramEnd"/>
-            <w:r>
-              <w:t xml:space="preserve">  </w:t>
+              <w:t xml:space="preserve">)   :  </w:t>
+            </w:r>
+            <w:r>
+              <w:t>${</w:t>
+            </w:r>
+            <w:proofErr w:type="spellStart"/>
+            <w:r>
+              <w:rPr>
+                <w:lang w:val="en-ID"/>
+              </w:rPr>
+              <w:t>alamat</w:t>
+            </w:r>
+            <w:r>
+              <w:rPr>
+                <w:lang w:val="en-ID"/>
+              </w:rPr>
+              <w:t>_badan_hukum</w:t>
+            </w:r>
+            <w:proofErr w:type="spellEnd"/>
+            <w:r>
+              <w:rPr>
+                <w:lang w:val="en-ID"/>
+              </w:rPr>
+              <w:t>}</w:t>
             </w:r>
           </w:p>
           <w:p>
@@ -1174,6 +1213,9 @@
                 <w:tab w:val="left" w:pos="3312"/>
               </w:tabs>
               <w:ind w:leftChars="319" w:left="768" w:hanging="2"/>
+              <w:rPr>
+                <w:lang w:val="en-ID"/>
+              </w:rPr>
             </w:pPr>
             <w:r>
               <w:t xml:space="preserve">Nama </w:t>
@@ -1184,15 +1226,24 @@
             </w:r>
             <w:proofErr w:type="spellEnd"/>
             <w:r>
-              <w:t xml:space="preserve"> Paten   </w:t>
-            </w:r>
-            <w:proofErr w:type="gramStart"/>
-            <w:r>
-              <w:t xml:space="preserve">  :</w:t>
-            </w:r>
-            <w:proofErr w:type="gramEnd"/>
-            <w:r>
-              <w:t xml:space="preserve">   -</w:t>
+              <w:t xml:space="preserve"> Paten     :   </w:t>
+            </w:r>
+            <w:r>
+              <w:t>${</w:t>
+            </w:r>
+            <w:proofErr w:type="spellStart"/>
+            <w:r>
+              <w:rPr>
+                <w:lang w:val="en-ID"/>
+              </w:rPr>
+              <w:t>nama_konsultan_paten</w:t>
+            </w:r>
+            <w:proofErr w:type="spellEnd"/>
+            <w:r>
+              <w:rPr>
+                <w:lang w:val="en-ID"/>
+              </w:rPr>
+              <w:t>}</w:t>
             </w:r>
           </w:p>
           <w:p>
@@ -1201,6 +1252,9 @@
                 <w:tab w:val="left" w:pos="3312"/>
               </w:tabs>
               <w:ind w:leftChars="319" w:left="768" w:hanging="2"/>
+              <w:rPr>
+                <w:lang w:val="en-ID"/>
+              </w:rPr>
             </w:pPr>
             <w:r>
               <w:t xml:space="preserve">Alamat </w:t>
@@ -1212,13 +1266,34 @@
               <w:t>2</w:t>
             </w:r>
             <w:r>
-              <w:t xml:space="preserve">)                         </w:t>
-            </w:r>
-            <w:proofErr w:type="gramStart"/>
-            <w:r>
-              <w:t xml:space="preserve">  :</w:t>
-            </w:r>
-            <w:proofErr w:type="gramEnd"/>
+              <w:t>)                           :</w:t>
+            </w:r>
+            <w:r>
+              <w:t xml:space="preserve"> </w:t>
+            </w:r>
+            <w:r>
+              <w:t>${</w:t>
+            </w:r>
+            <w:proofErr w:type="spellStart"/>
+            <w:r>
+              <w:rPr>
+                <w:lang w:val="en-ID"/>
+              </w:rPr>
+              <w:t>alamat</w:t>
+            </w:r>
+            <w:r>
+              <w:rPr>
+                <w:lang w:val="en-ID"/>
+              </w:rPr>
+              <w:t>_konsultan_paten</w:t>
+            </w:r>
+            <w:proofErr w:type="spellEnd"/>
+            <w:r>
+              <w:rPr>
+                <w:lang w:val="en-ID"/>
+              </w:rPr>
+              <w:t>}</w:t>
+            </w:r>
           </w:p>
           <w:p>
             <w:pPr>
@@ -1234,6 +1309,9 @@
                 <w:tab w:val="left" w:pos="3312"/>
               </w:tabs>
               <w:ind w:leftChars="319" w:left="768" w:hanging="2"/>
+              <w:rPr>
+                <w:lang w:val="en-ID"/>
+              </w:rPr>
             </w:pPr>
             <w:proofErr w:type="spellStart"/>
             <w:r>
@@ -1249,15 +1327,24 @@
             </w:r>
             <w:proofErr w:type="spellEnd"/>
             <w:r>
-              <w:t xml:space="preserve"> Paten </w:t>
-            </w:r>
-            <w:proofErr w:type="gramStart"/>
-            <w:r>
-              <w:t xml:space="preserve">  :</w:t>
-            </w:r>
-            <w:proofErr w:type="gramEnd"/>
-            <w:r>
-              <w:t xml:space="preserve">   -</w:t>
+              <w:t xml:space="preserve"> Paten   :   </w:t>
+            </w:r>
+            <w:r>
+              <w:t>${</w:t>
+            </w:r>
+            <w:proofErr w:type="spellStart"/>
+            <w:r>
+              <w:rPr>
+                <w:lang w:val="en-ID"/>
+              </w:rPr>
+              <w:t>nomor_konsultan_paten</w:t>
+            </w:r>
+            <w:proofErr w:type="spellEnd"/>
+            <w:r>
+              <w:rPr>
+                <w:lang w:val="en-ID"/>
+              </w:rPr>
+              <w:t>}</w:t>
             </w:r>
           </w:p>
           <w:p>
@@ -1266,6 +1353,9 @@
                 <w:tab w:val="left" w:pos="3312"/>
               </w:tabs>
               <w:ind w:leftChars="319" w:left="768" w:hanging="2"/>
+              <w:rPr>
+                <w:lang w:val="en-ID"/>
+              </w:rPr>
             </w:pPr>
             <w:proofErr w:type="spellStart"/>
             <w:r>
@@ -1273,15 +1363,24 @@
             </w:r>
             <w:proofErr w:type="spellEnd"/>
             <w:r>
-              <w:t xml:space="preserve"> / fax                   </w:t>
-            </w:r>
-            <w:proofErr w:type="gramStart"/>
-            <w:r>
-              <w:t xml:space="preserve">  :</w:t>
-            </w:r>
-            <w:proofErr w:type="gramEnd"/>
-            <w:r>
-              <w:t xml:space="preserve">  </w:t>
+              <w:t xml:space="preserve"> / fax                     :  </w:t>
+            </w:r>
+            <w:r>
+              <w:t>${</w:t>
+            </w:r>
+            <w:proofErr w:type="spellStart"/>
+            <w:r>
+              <w:rPr>
+                <w:lang w:val="en-ID"/>
+              </w:rPr>
+              <w:t>telepon_fax</w:t>
+            </w:r>
+            <w:proofErr w:type="spellEnd"/>
+            <w:r>
+              <w:rPr>
+                <w:lang w:val="en-ID"/>
+              </w:rPr>
+              <w:t>}</w:t>
             </w:r>
           </w:p>
           <w:p>
@@ -1330,6 +1429,10 @@
           <w:p>
             <w:pPr>
               <w:ind w:left="0" w:hanging="2"/>
+              <w:rPr>
+                <w:color w:val="FF0000"/>
+                <w:lang w:val="en-ID"/>
+              </w:rPr>
             </w:pPr>
             <w:r>
               <w:t xml:space="preserve">(54)  </w:t>
@@ -1356,21 +1459,24 @@
             </w:r>
             <w:proofErr w:type="spellEnd"/>
             <w:r>
-              <w:t xml:space="preserve">           </w:t>
-            </w:r>
-            <w:proofErr w:type="gramStart"/>
-            <w:r>
-              <w:t xml:space="preserve">  :</w:t>
-            </w:r>
-            <w:proofErr w:type="gramEnd"/>
-            <w:r>
-              <w:t xml:space="preserve"> </w:t>
-            </w:r>
-            <w:r>
-              <w:rPr>
-                <w:color w:val="FF0000"/>
-              </w:rPr>
-              <w:t>............JUDUL DRAFT PATEN..........</w:t>
+              <w:t xml:space="preserve">             : </w:t>
+            </w:r>
+            <w:r>
+              <w:t>${</w:t>
+            </w:r>
+            <w:proofErr w:type="spellStart"/>
+            <w:r>
+              <w:rPr>
+                <w:lang w:val="en-ID"/>
+              </w:rPr>
+              <w:t>judul_invensi</w:t>
+            </w:r>
+            <w:proofErr w:type="spellEnd"/>
+            <w:r>
+              <w:rPr>
+                <w:lang w:val="en-ID"/>
+              </w:rPr>
+              <w:t>}</w:t>
             </w:r>
           </w:p>
           <w:p>
@@ -1466,6 +1572,9 @@
           <w:p>
             <w:pPr>
               <w:ind w:left="0" w:hanging="2"/>
+              <w:rPr>
+                <w:lang w:val="en-ID"/>
+              </w:rPr>
             </w:pPr>
             <w:proofErr w:type="spellStart"/>
             <w:r>
@@ -1489,13 +1598,31 @@
             </w:r>
             <w:proofErr w:type="spellEnd"/>
             <w:r>
-              <w:t xml:space="preserve">   </w:t>
-            </w:r>
-            <w:proofErr w:type="gramStart"/>
-            <w:r>
-              <w:t xml:space="preserve">  :</w:t>
-            </w:r>
-            <w:proofErr w:type="gramEnd"/>
+              <w:t xml:space="preserve">     :</w:t>
+            </w:r>
+            <w:r>
+              <w:rPr>
+                <w:color w:val="C00000"/>
+              </w:rPr>
+              <w:t xml:space="preserve"> </w:t>
+            </w:r>
+            <w:r>
+              <w:t>${</w:t>
+            </w:r>
+            <w:proofErr w:type="spellStart"/>
+            <w:r>
+              <w:rPr>
+                <w:lang w:val="en-ID"/>
+              </w:rPr>
+              <w:t>pecahan_paten</w:t>
+            </w:r>
+            <w:proofErr w:type="spellEnd"/>
+            <w:r>
+              <w:rPr>
+                <w:lang w:val="en-ID"/>
+              </w:rPr>
+              <w:t>}</w:t>
+            </w:r>
           </w:p>
           <w:p>
             <w:pPr>
@@ -1532,23 +1659,7 @@
     </w:tbl>
     <w:p>
       <w:pPr>
-        <w:ind w:left="0" w:hanging="2"/>
-        <w:rPr>
-          <w:u w:val="single"/>
-        </w:rPr>
-      </w:pPr>
-    </w:p>
-    <w:p>
-      <w:pPr>
-        <w:ind w:left="0" w:hanging="2"/>
-        <w:rPr>
-          <w:u w:val="single"/>
-        </w:rPr>
-      </w:pPr>
-    </w:p>
-    <w:p>
-      <w:pPr>
-        <w:ind w:left="0" w:hanging="2"/>
+        <w:ind w:leftChars="0" w:left="0" w:firstLineChars="0" w:firstLine="0"/>
         <w:rPr>
           <w:u w:val="single"/>
         </w:rPr>
@@ -1559,14 +1670,6 @@
         <w:tblStyle w:val="a1"/>
         <w:tblW w:w="10080" w:type="dxa"/>
         <w:tblInd w:w="-180" w:type="dxa"/>
-        <w:tblBorders>
-          <w:top w:val="single" w:sz="4" w:space="0" w:color="000000"/>
-          <w:left w:val="single" w:sz="4" w:space="0" w:color="000000"/>
-          <w:bottom w:val="single" w:sz="4" w:space="0" w:color="000000"/>
-          <w:right w:val="single" w:sz="4" w:space="0" w:color="000000"/>
-          <w:insideH w:val="single" w:sz="4" w:space="0" w:color="000000"/>
-          <w:insideV w:val="single" w:sz="4" w:space="0" w:color="000000"/>
-        </w:tblBorders>
         <w:tblLayout w:type="fixed"/>
         <w:tblLook w:val="0000" w:firstRow="0" w:lastRow="0" w:firstColumn="0" w:lastColumn="0" w:noHBand="0" w:noVBand="0"/>
       </w:tblPr>
@@ -1578,6 +1681,12 @@
         <w:tc>
           <w:tcPr>
             <w:tcW w:w="8100" w:type="dxa"/>
+            <w:tcBorders>
+              <w:top w:val="single" w:sz="4" w:space="0" w:color="auto"/>
+              <w:left w:val="single" w:sz="4" w:space="0" w:color="auto"/>
+              <w:bottom w:val="single" w:sz="4" w:space="0" w:color="auto"/>
+              <w:right w:val="single" w:sz="4" w:space="0" w:color="auto"/>
+            </w:tcBorders>
           </w:tcPr>
           <w:p>
             <w:pPr>
@@ -1597,13 +1706,8 @@
             </w:r>
             <w:proofErr w:type="spellEnd"/>
             <w:r>
-              <w:t xml:space="preserve"> para </w:t>
-            </w:r>
-            <w:proofErr w:type="gramStart"/>
-            <w:r>
-              <w:t>inventor :</w:t>
-            </w:r>
-            <w:proofErr w:type="gramEnd"/>
+              <w:t xml:space="preserve"> para inventor :</w:t>
+            </w:r>
           </w:p>
           <w:p>
             <w:pPr>
@@ -1623,82 +1727,25 @@
               <w:ind w:left="0" w:hanging="2"/>
               <w:rPr>
                 <w:color w:val="FF0000"/>
-              </w:rPr>
-            </w:pPr>
-            <w:r>
-              <w:rPr>
-                <w:color w:val="FF0000"/>
-              </w:rPr>
-              <w:t xml:space="preserve">.........................                           </w:t>
-            </w:r>
-            <w:proofErr w:type="spellStart"/>
-            <w:r>
-              <w:rPr>
-                <w:color w:val="FF0000"/>
-              </w:rPr>
-              <w:t>warga</w:t>
-            </w:r>
-            <w:proofErr w:type="spellEnd"/>
-            <w:r>
-              <w:rPr>
-                <w:color w:val="FF0000"/>
-              </w:rPr>
-              <w:t xml:space="preserve"> negara INDONESIA                                      </w:t>
-            </w:r>
-          </w:p>
-          <w:p>
-            <w:pPr>
-              <w:spacing w:line="360" w:lineRule="auto"/>
-              <w:ind w:left="0" w:hanging="2"/>
-              <w:rPr>
-                <w:color w:val="FF0000"/>
-              </w:rPr>
-            </w:pPr>
-            <w:r>
-              <w:rPr>
-                <w:color w:val="FF0000"/>
-              </w:rPr>
-              <w:t xml:space="preserve">.........................                           </w:t>
-            </w:r>
-            <w:proofErr w:type="spellStart"/>
-            <w:r>
-              <w:rPr>
-                <w:color w:val="FF0000"/>
-              </w:rPr>
-              <w:t>warga</w:t>
-            </w:r>
-            <w:proofErr w:type="spellEnd"/>
-            <w:r>
-              <w:rPr>
-                <w:color w:val="FF0000"/>
-              </w:rPr>
-              <w:t xml:space="preserve"> negara INDONESIA                                      </w:t>
-            </w:r>
-          </w:p>
-          <w:p>
-            <w:pPr>
-              <w:spacing w:line="360" w:lineRule="auto"/>
-              <w:ind w:left="0" w:hanging="2"/>
-            </w:pPr>
-            <w:r>
-              <w:rPr>
-                <w:color w:val="FF0000"/>
-              </w:rPr>
-              <w:t xml:space="preserve">.........................                           </w:t>
-            </w:r>
-            <w:proofErr w:type="spellStart"/>
-            <w:r>
-              <w:rPr>
-                <w:color w:val="FF0000"/>
-              </w:rPr>
-              <w:t>warga</w:t>
-            </w:r>
-            <w:proofErr w:type="spellEnd"/>
-            <w:r>
-              <w:rPr>
-                <w:color w:val="FF0000"/>
-              </w:rPr>
-              <w:t xml:space="preserve"> negara INDONESIA</w:t>
+                <w:lang w:val="en-ID"/>
+              </w:rPr>
+            </w:pPr>
+            <w:r>
+              <w:t>${</w:t>
+            </w:r>
+            <w:proofErr w:type="spellStart"/>
+            <w:r>
+              <w:rPr>
+                <w:lang w:val="en-ID"/>
+              </w:rPr>
+              <w:t>inventor_input</w:t>
+            </w:r>
+            <w:proofErr w:type="spellEnd"/>
+            <w:r>
+              <w:rPr>
+                <w:lang w:val="en-ID"/>
+              </w:rPr>
+              <w:t>}</w:t>
             </w:r>
             <w:r>
               <w:t xml:space="preserve">                                      </w:t>
@@ -1708,6 +1755,12 @@
         <w:tc>
           <w:tcPr>
             <w:tcW w:w="1980" w:type="dxa"/>
+            <w:tcBorders>
+              <w:top w:val="single" w:sz="4" w:space="0" w:color="auto"/>
+              <w:left w:val="single" w:sz="4" w:space="0" w:color="auto"/>
+              <w:bottom w:val="single" w:sz="4" w:space="0" w:color="auto"/>
+              <w:right w:val="single" w:sz="4" w:space="0" w:color="auto"/>
+            </w:tcBorders>
           </w:tcPr>
           <w:p>
             <w:pPr>
@@ -1773,6 +1826,12 @@
         <w:tc>
           <w:tcPr>
             <w:tcW w:w="8100" w:type="dxa"/>
+            <w:tcBorders>
+              <w:top w:val="single" w:sz="4" w:space="0" w:color="auto"/>
+              <w:left w:val="single" w:sz="4" w:space="0" w:color="auto"/>
+              <w:bottom w:val="single" w:sz="4" w:space="0" w:color="auto"/>
+              <w:right w:val="single" w:sz="4" w:space="0" w:color="auto"/>
+            </w:tcBorders>
           </w:tcPr>
           <w:p>
             <w:pPr>
@@ -1811,28 +1870,38 @@
             <w:r>
               <w:t xml:space="preserve"> </w:t>
             </w:r>
+            <w:r>
+              <w:t>${</w:t>
+            </w:r>
             <w:proofErr w:type="spellStart"/>
             <w:r>
               <w:t>dengan</w:t>
             </w:r>
             <w:proofErr w:type="spellEnd"/>
             <w:r>
+              <w:t>}</w:t>
+            </w:r>
+            <w:r>
               <w:t>/</w:t>
             </w:r>
+            <w:r>
+              <w:t>${</w:t>
+            </w:r>
             <w:proofErr w:type="spellStart"/>
             <w:r>
               <w:t>tidak</w:t>
             </w:r>
-            <w:proofErr w:type="spellEnd"/>
-            <w:r>
-              <w:t xml:space="preserve"> </w:t>
-            </w:r>
-            <w:proofErr w:type="spellStart"/>
+            <w:r>
+              <w:t>_</w:t>
+            </w:r>
             <w:r>
               <w:t>dengan</w:t>
             </w:r>
             <w:proofErr w:type="spellEnd"/>
             <w:r>
+              <w:t>}</w:t>
+            </w:r>
+            <w:r>
               <w:t xml:space="preserve"> *)</w:t>
             </w:r>
           </w:p>
@@ -1844,7 +1913,6 @@
               <w:t xml:space="preserve">Hak </w:t>
             </w:r>
             <w:proofErr w:type="spellStart"/>
-            <w:proofErr w:type="gramStart"/>
             <w:r>
               <w:t>prioritas</w:t>
             </w:r>
@@ -1860,92 +1928,303 @@
               </w:rPr>
               <w:t>4</w:t>
             </w:r>
-            <w:proofErr w:type="gramEnd"/>
             <w:r>
               <w:t>)</w:t>
             </w:r>
           </w:p>
-          <w:p>
-            <w:pPr>
-              <w:ind w:left="0" w:hanging="2"/>
-            </w:pPr>
-          </w:p>
-          <w:p>
-            <w:pPr>
-              <w:ind w:left="0" w:hanging="2"/>
-            </w:pPr>
-            <w:proofErr w:type="gramStart"/>
-            <w:r>
-              <w:t>Negara :</w:t>
-            </w:r>
-            <w:proofErr w:type="gramEnd"/>
-            <w:r>
-              <w:t xml:space="preserve">        Tgl. </w:t>
-            </w:r>
-            <w:proofErr w:type="spellStart"/>
-            <w:r>
-              <w:t>Penerimaan</w:t>
-            </w:r>
-            <w:proofErr w:type="spellEnd"/>
-            <w:r>
-              <w:t xml:space="preserve"> </w:t>
-            </w:r>
-            <w:proofErr w:type="spellStart"/>
-            <w:r>
-              <w:t>permohonan</w:t>
-            </w:r>
-            <w:proofErr w:type="spellEnd"/>
-            <w:r>
-              <w:t xml:space="preserve">        </w:t>
-            </w:r>
-            <w:proofErr w:type="spellStart"/>
-            <w:r>
-              <w:t>Nomor</w:t>
-            </w:r>
-            <w:proofErr w:type="spellEnd"/>
-            <w:r>
-              <w:t xml:space="preserve"> </w:t>
-            </w:r>
-            <w:proofErr w:type="spellStart"/>
-            <w:r>
-              <w:t>prioritas</w:t>
-            </w:r>
-            <w:proofErr w:type="spellEnd"/>
-          </w:p>
-          <w:p>
-            <w:pPr>
-              <w:ind w:left="0" w:hanging="2"/>
-            </w:pPr>
-            <w:r>
-              <w:t>..................     ...............................................     .................................</w:t>
-            </w:r>
-          </w:p>
-          <w:p>
-            <w:pPr>
-              <w:ind w:left="0" w:hanging="2"/>
-            </w:pPr>
-            <w:r>
-              <w:t>..................     ...............................................     .................................</w:t>
-            </w:r>
-          </w:p>
-          <w:p>
-            <w:pPr>
-              <w:ind w:left="0" w:hanging="2"/>
-            </w:pPr>
-            <w:r>
-              <w:t>..................     ...............................................     .................................</w:t>
-            </w:r>
-          </w:p>
-          <w:p>
-            <w:pPr>
-              <w:spacing w:line="360" w:lineRule="auto"/>
-              <w:ind w:left="0" w:hanging="2"/>
+          <w:tbl>
+            <w:tblPr>
+              <w:tblStyle w:val="TableGrid"/>
+              <w:tblW w:w="0" w:type="auto"/>
+              <w:tblBorders>
+                <w:top w:val="single" w:sz="4" w:space="0" w:color="FFFFFF" w:themeColor="background1"/>
+                <w:left w:val="single" w:sz="4" w:space="0" w:color="FFFFFF" w:themeColor="background1"/>
+                <w:bottom w:val="single" w:sz="4" w:space="0" w:color="FFFFFF" w:themeColor="background1"/>
+                <w:right w:val="single" w:sz="4" w:space="0" w:color="FFFFFF" w:themeColor="background1"/>
+                <w:insideH w:val="single" w:sz="4" w:space="0" w:color="FFFFFF" w:themeColor="background1"/>
+                <w:insideV w:val="single" w:sz="4" w:space="0" w:color="FFFFFF" w:themeColor="background1"/>
+              </w:tblBorders>
+              <w:tblLook w:val="04A0" w:firstRow="1" w:lastRow="0" w:firstColumn="1" w:lastColumn="0" w:noHBand="0" w:noVBand="1"/>
+            </w:tblPr>
+            <w:tblGrid>
+              <w:gridCol w:w="1195"/>
+              <w:gridCol w:w="3119"/>
+              <w:gridCol w:w="2126"/>
+            </w:tblGrid>
+            <w:tr>
+              <w:tc>
+                <w:tcPr>
+                  <w:tcW w:w="1195" w:type="dxa"/>
+                </w:tcPr>
+                <w:p>
+                  <w:pPr>
+                    <w:pBdr>
+                      <w:top w:val="single" w:sz="4" w:space="1" w:color="FFFFFF" w:themeColor="background1"/>
+                      <w:left w:val="single" w:sz="4" w:space="4" w:color="FFFFFF" w:themeColor="background1"/>
+                      <w:bottom w:val="single" w:sz="4" w:space="1" w:color="FFFFFF" w:themeColor="background1"/>
+                      <w:right w:val="single" w:sz="4" w:space="4" w:color="FFFFFF" w:themeColor="background1"/>
+                      <w:between w:val="single" w:sz="4" w:space="1" w:color="FFFFFF" w:themeColor="background1"/>
+                      <w:bar w:val="single" w:sz="4" w:color="FFFFFF" w:themeColor="background1"/>
+                    </w:pBdr>
+                    <w:ind w:leftChars="0" w:left="0" w:firstLineChars="0" w:firstLine="0"/>
+                  </w:pPr>
+                  <w:r>
+                    <w:t>Negara:</w:t>
+                  </w:r>
+                </w:p>
+              </w:tc>
+              <w:tc>
+                <w:tcPr>
+                  <w:tcW w:w="3119" w:type="dxa"/>
+                </w:tcPr>
+                <w:p>
+                  <w:pPr>
+                    <w:pBdr>
+                      <w:top w:val="single" w:sz="4" w:space="1" w:color="FFFFFF" w:themeColor="background1"/>
+                      <w:left w:val="single" w:sz="4" w:space="4" w:color="FFFFFF" w:themeColor="background1"/>
+                      <w:bottom w:val="single" w:sz="4" w:space="1" w:color="FFFFFF" w:themeColor="background1"/>
+                      <w:right w:val="single" w:sz="4" w:space="4" w:color="FFFFFF" w:themeColor="background1"/>
+                      <w:between w:val="single" w:sz="4" w:space="1" w:color="FFFFFF" w:themeColor="background1"/>
+                      <w:bar w:val="single" w:sz="4" w:color="FFFFFF" w:themeColor="background1"/>
+                    </w:pBdr>
+                    <w:ind w:leftChars="0" w:left="0" w:firstLineChars="0" w:firstLine="0"/>
+                  </w:pPr>
+                  <w:proofErr w:type="spellStart"/>
+                  <w:r>
+                    <w:t>Tgl</w:t>
+                  </w:r>
+                  <w:proofErr w:type="spellEnd"/>
+                  <w:r>
+                    <w:t xml:space="preserve">. </w:t>
+                  </w:r>
+                  <w:proofErr w:type="spellStart"/>
+                  <w:r>
+                    <w:t>Penerimaan</w:t>
+                  </w:r>
+                  <w:proofErr w:type="spellEnd"/>
+                  <w:r>
+                    <w:t xml:space="preserve"> </w:t>
+                  </w:r>
+                  <w:proofErr w:type="spellStart"/>
+                  <w:r>
+                    <w:t>permohonan</w:t>
+                  </w:r>
+                  <w:proofErr w:type="spellEnd"/>
+                </w:p>
+              </w:tc>
+              <w:tc>
+                <w:tcPr>
+                  <w:tcW w:w="2126" w:type="dxa"/>
+                </w:tcPr>
+                <w:p>
+                  <w:pPr>
+                    <w:pBdr>
+                      <w:top w:val="single" w:sz="4" w:space="1" w:color="FFFFFF" w:themeColor="background1"/>
+                      <w:left w:val="single" w:sz="4" w:space="4" w:color="FFFFFF" w:themeColor="background1"/>
+                      <w:bottom w:val="single" w:sz="4" w:space="1" w:color="FFFFFF" w:themeColor="background1"/>
+                      <w:right w:val="single" w:sz="4" w:space="4" w:color="FFFFFF" w:themeColor="background1"/>
+                      <w:between w:val="single" w:sz="4" w:space="1" w:color="FFFFFF" w:themeColor="background1"/>
+                      <w:bar w:val="single" w:sz="4" w:color="FFFFFF" w:themeColor="background1"/>
+                    </w:pBdr>
+                    <w:ind w:leftChars="0" w:left="0" w:firstLineChars="0" w:firstLine="0"/>
+                  </w:pPr>
+                  <w:proofErr w:type="spellStart"/>
+                  <w:r>
+                    <w:t>Nomor</w:t>
+                  </w:r>
+                  <w:proofErr w:type="spellEnd"/>
+                  <w:r>
+                    <w:t xml:space="preserve"> </w:t>
+                  </w:r>
+                  <w:proofErr w:type="spellStart"/>
+                  <w:r>
+                    <w:t>Prioritas</w:t>
+                  </w:r>
+                  <w:proofErr w:type="spellEnd"/>
+                </w:p>
+              </w:tc>
+            </w:tr>
+            <w:tr>
+              <w:tc>
+                <w:tcPr>
+                  <w:tcW w:w="1195" w:type="dxa"/>
+                </w:tcPr>
+                <w:p>
+                  <w:pPr>
+                    <w:pBdr>
+                      <w:top w:val="single" w:sz="4" w:space="1" w:color="FFFFFF" w:themeColor="background1"/>
+                      <w:left w:val="single" w:sz="4" w:space="4" w:color="FFFFFF" w:themeColor="background1"/>
+                      <w:bottom w:val="single" w:sz="4" w:space="1" w:color="FFFFFF" w:themeColor="background1"/>
+                      <w:right w:val="single" w:sz="4" w:space="4" w:color="FFFFFF" w:themeColor="background1"/>
+                      <w:between w:val="single" w:sz="4" w:space="1" w:color="FFFFFF" w:themeColor="background1"/>
+                      <w:bar w:val="single" w:sz="4" w:color="FFFFFF" w:themeColor="background1"/>
+                    </w:pBdr>
+                    <w:ind w:leftChars="0" w:left="0" w:firstLineChars="0" w:firstLine="0"/>
+                  </w:pPr>
+                  <w:r>
+                    <w:t xml:space="preserve">${negara}      </w:t>
+                  </w:r>
+                </w:p>
+              </w:tc>
+              <w:tc>
+                <w:tcPr>
+                  <w:tcW w:w="3119" w:type="dxa"/>
+                </w:tcPr>
+                <w:p>
+                  <w:pPr>
+                    <w:pBdr>
+                      <w:top w:val="single" w:sz="4" w:space="1" w:color="FFFFFF" w:themeColor="background1"/>
+                      <w:left w:val="single" w:sz="4" w:space="4" w:color="FFFFFF" w:themeColor="background1"/>
+                      <w:bottom w:val="single" w:sz="4" w:space="1" w:color="FFFFFF" w:themeColor="background1"/>
+                      <w:right w:val="single" w:sz="4" w:space="4" w:color="FFFFFF" w:themeColor="background1"/>
+                      <w:between w:val="single" w:sz="4" w:space="1" w:color="FFFFFF" w:themeColor="background1"/>
+                      <w:bar w:val="single" w:sz="4" w:color="FFFFFF" w:themeColor="background1"/>
+                    </w:pBdr>
+                    <w:ind w:leftChars="0" w:left="0" w:firstLineChars="0" w:firstLine="0"/>
+                  </w:pPr>
+                  <w:r>
+                    <w:t>${</w:t>
+                  </w:r>
+                  <w:proofErr w:type="spellStart"/>
+                  <w:r>
+                    <w:t>tgl_penerimaan</w:t>
+                  </w:r>
+                  <w:proofErr w:type="spellEnd"/>
+                  <w:r>
+                    <w:t xml:space="preserve">}                        </w:t>
+                  </w:r>
+                </w:p>
+              </w:tc>
+              <w:tc>
+                <w:tcPr>
+                  <w:tcW w:w="2126" w:type="dxa"/>
+                </w:tcPr>
+                <w:p>
+                  <w:pPr>
+                    <w:pBdr>
+                      <w:top w:val="single" w:sz="4" w:space="1" w:color="FFFFFF" w:themeColor="background1"/>
+                      <w:left w:val="single" w:sz="4" w:space="4" w:color="FFFFFF" w:themeColor="background1"/>
+                      <w:bottom w:val="single" w:sz="4" w:space="1" w:color="FFFFFF" w:themeColor="background1"/>
+                      <w:right w:val="single" w:sz="4" w:space="4" w:color="FFFFFF" w:themeColor="background1"/>
+                      <w:between w:val="single" w:sz="4" w:space="1" w:color="FFFFFF" w:themeColor="background1"/>
+                      <w:bar w:val="single" w:sz="4" w:color="FFFFFF" w:themeColor="background1"/>
+                    </w:pBdr>
+                    <w:tabs>
+                      <w:tab w:val="left" w:pos="4965"/>
+                    </w:tabs>
+                    <w:ind w:leftChars="0" w:left="0" w:firstLineChars="0" w:firstLine="0"/>
+                  </w:pPr>
+                  <w:r>
+                    <w:t>${</w:t>
+                  </w:r>
+                  <w:proofErr w:type="spellStart"/>
+                  <w:r>
+                    <w:t>nomor_prioritas</w:t>
+                  </w:r>
+                  <w:proofErr w:type="spellEnd"/>
+                  <w:r>
+                    <w:t>}</w:t>
+                  </w:r>
+                </w:p>
+                <w:p>
+                  <w:pPr>
+                    <w:pBdr>
+                      <w:top w:val="single" w:sz="4" w:space="1" w:color="FFFFFF" w:themeColor="background1"/>
+                      <w:left w:val="single" w:sz="4" w:space="4" w:color="FFFFFF" w:themeColor="background1"/>
+                      <w:bottom w:val="single" w:sz="4" w:space="1" w:color="FFFFFF" w:themeColor="background1"/>
+                      <w:right w:val="single" w:sz="4" w:space="4" w:color="FFFFFF" w:themeColor="background1"/>
+                      <w:between w:val="single" w:sz="4" w:space="1" w:color="FFFFFF" w:themeColor="background1"/>
+                      <w:bar w:val="single" w:sz="4" w:color="FFFFFF" w:themeColor="background1"/>
+                    </w:pBdr>
+                    <w:ind w:leftChars="0" w:left="0" w:firstLineChars="0" w:firstLine="0"/>
+                  </w:pPr>
+                </w:p>
+              </w:tc>
+            </w:tr>
+            <w:tr>
+              <w:tc>
+                <w:tcPr>
+                  <w:tcW w:w="1195" w:type="dxa"/>
+                </w:tcPr>
+                <w:p>
+                  <w:pPr>
+                    <w:pBdr>
+                      <w:top w:val="single" w:sz="4" w:space="1" w:color="FFFFFF" w:themeColor="background1"/>
+                      <w:left w:val="single" w:sz="4" w:space="4" w:color="FFFFFF" w:themeColor="background1"/>
+                      <w:bottom w:val="single" w:sz="4" w:space="1" w:color="FFFFFF" w:themeColor="background1"/>
+                      <w:right w:val="single" w:sz="4" w:space="4" w:color="FFFFFF" w:themeColor="background1"/>
+                      <w:between w:val="single" w:sz="4" w:space="1" w:color="FFFFFF" w:themeColor="background1"/>
+                      <w:bar w:val="single" w:sz="4" w:color="FFFFFF" w:themeColor="background1"/>
+                    </w:pBdr>
+                    <w:ind w:leftChars="0" w:left="0" w:firstLineChars="0" w:firstLine="0"/>
+                  </w:pPr>
+                </w:p>
+              </w:tc>
+              <w:tc>
+                <w:tcPr>
+                  <w:tcW w:w="3119" w:type="dxa"/>
+                </w:tcPr>
+                <w:p>
+                  <w:pPr>
+                    <w:pBdr>
+                      <w:top w:val="single" w:sz="4" w:space="1" w:color="FFFFFF" w:themeColor="background1"/>
+                      <w:left w:val="single" w:sz="4" w:space="4" w:color="FFFFFF" w:themeColor="background1"/>
+                      <w:bottom w:val="single" w:sz="4" w:space="1" w:color="FFFFFF" w:themeColor="background1"/>
+                      <w:right w:val="single" w:sz="4" w:space="4" w:color="FFFFFF" w:themeColor="background1"/>
+                      <w:between w:val="single" w:sz="4" w:space="1" w:color="FFFFFF" w:themeColor="background1"/>
+                      <w:bar w:val="single" w:sz="4" w:color="FFFFFF" w:themeColor="background1"/>
+                    </w:pBdr>
+                    <w:ind w:leftChars="0" w:left="0" w:firstLineChars="0" w:firstLine="0"/>
+                  </w:pPr>
+                </w:p>
+              </w:tc>
+              <w:tc>
+                <w:tcPr>
+                  <w:tcW w:w="2126" w:type="dxa"/>
+                </w:tcPr>
+                <w:p>
+                  <w:pPr>
+                    <w:pBdr>
+                      <w:top w:val="single" w:sz="4" w:space="1" w:color="FFFFFF" w:themeColor="background1"/>
+                      <w:left w:val="single" w:sz="4" w:space="4" w:color="FFFFFF" w:themeColor="background1"/>
+                      <w:bottom w:val="single" w:sz="4" w:space="1" w:color="FFFFFF" w:themeColor="background1"/>
+                      <w:right w:val="single" w:sz="4" w:space="4" w:color="FFFFFF" w:themeColor="background1"/>
+                      <w:between w:val="single" w:sz="4" w:space="1" w:color="FFFFFF" w:themeColor="background1"/>
+                      <w:bar w:val="single" w:sz="4" w:color="FFFFFF" w:themeColor="background1"/>
+                    </w:pBdr>
+                    <w:ind w:leftChars="0" w:left="0" w:firstLineChars="0" w:firstLine="0"/>
+                  </w:pPr>
+                </w:p>
+              </w:tc>
+            </w:tr>
+          </w:tbl>
+          <w:p>
+            <w:pPr>
+              <w:pBdr>
+                <w:top w:val="single" w:sz="4" w:space="1" w:color="FFFFFF" w:themeColor="background1"/>
+                <w:left w:val="single" w:sz="4" w:space="4" w:color="FFFFFF" w:themeColor="background1"/>
+                <w:bottom w:val="single" w:sz="4" w:space="1" w:color="FFFFFF" w:themeColor="background1"/>
+                <w:right w:val="single" w:sz="4" w:space="4" w:color="FFFFFF" w:themeColor="background1"/>
+                <w:between w:val="single" w:sz="4" w:space="1" w:color="FFFFFF" w:themeColor="background1"/>
+                <w:bar w:val="single" w:sz="4" w:color="FFFFFF" w:themeColor="background1"/>
+              </w:pBdr>
+              <w:ind w:leftChars="0" w:left="0" w:firstLineChars="0" w:firstLine="0"/>
+            </w:pPr>
+          </w:p>
+          <w:p>
+            <w:pPr>
+              <w:ind w:leftChars="0" w:left="0" w:firstLineChars="0" w:firstLine="0"/>
             </w:pPr>
           </w:p>
         </w:tc>
         <w:tc>
           <w:tcPr>
             <w:tcW w:w="1980" w:type="dxa"/>
+            <w:tcBorders>
+              <w:top w:val="single" w:sz="4" w:space="0" w:color="auto"/>
+              <w:left w:val="single" w:sz="4" w:space="0" w:color="auto"/>
+              <w:right w:val="single" w:sz="4" w:space="0" w:color="auto"/>
+            </w:tcBorders>
           </w:tcPr>
           <w:p>
             <w:pPr>
@@ -1974,6 +2253,12 @@
         <w:tc>
           <w:tcPr>
             <w:tcW w:w="8100" w:type="dxa"/>
+            <w:tcBorders>
+              <w:top w:val="single" w:sz="4" w:space="0" w:color="auto"/>
+              <w:left w:val="single" w:sz="4" w:space="0" w:color="auto"/>
+              <w:bottom w:val="single" w:sz="4" w:space="0" w:color="auto"/>
+              <w:right w:val="single" w:sz="4" w:space="0" w:color="auto"/>
+            </w:tcBorders>
           </w:tcPr>
           <w:p>
             <w:pPr>
@@ -2004,7 +2289,6 @@
               <w:t xml:space="preserve"> </w:t>
             </w:r>
             <w:proofErr w:type="spellStart"/>
-            <w:proofErr w:type="gramStart"/>
             <w:r>
               <w:t>lampirkan</w:t>
             </w:r>
@@ -2023,7 +2307,6 @@
             <w:r>
               <w:t>)  :</w:t>
             </w:r>
-            <w:proofErr w:type="gramEnd"/>
           </w:p>
           <w:p>
             <w:pPr>
@@ -2046,7 +2329,6 @@
               <w:t xml:space="preserve">) </w:t>
             </w:r>
             <w:proofErr w:type="spellStart"/>
-            <w:proofErr w:type="gramStart"/>
             <w:r>
               <w:t>rangkap</w:t>
             </w:r>
@@ -2054,27 +2336,35 @@
             <w:r>
               <w:t xml:space="preserve"> :</w:t>
             </w:r>
-            <w:proofErr w:type="gramEnd"/>
-          </w:p>
-          <w:p>
-            <w:pPr>
-              <w:ind w:left="0" w:hanging="2"/>
-            </w:pPr>
-          </w:p>
-          <w:p>
-            <w:pPr>
-              <w:ind w:left="0" w:hanging="2"/>
-            </w:pPr>
-            <w:r>
-              <w:t xml:space="preserve">[   </w:t>
-            </w:r>
-            <w:proofErr w:type="gramStart"/>
-            <w:r>
-              <w:t xml:space="preserve">  ]</w:t>
-            </w:r>
-            <w:proofErr w:type="gramEnd"/>
-            <w:r>
-              <w:t xml:space="preserve">  </w:t>
+          </w:p>
+          <w:p>
+            <w:pPr>
+              <w:ind w:left="0" w:hanging="2"/>
+            </w:pPr>
+          </w:p>
+          <w:p>
+            <w:pPr>
+              <w:ind w:left="0" w:hanging="2"/>
+            </w:pPr>
+            <w:r>
+              <w:t>[</w:t>
+            </w:r>
+            <w:r>
+              <w:t>${</w:t>
+            </w:r>
+            <w:proofErr w:type="spellStart"/>
+            <w:r>
+              <w:t>lamp_surat_kuasa</w:t>
+            </w:r>
+            <w:proofErr w:type="spellEnd"/>
+            <w:r>
+              <w:t>}</w:t>
+            </w:r>
+            <w:r>
+              <w:t>]</w:t>
+            </w:r>
+            <w:r>
+              <w:t xml:space="preserve"> </w:t>
             </w:r>
             <w:proofErr w:type="spellStart"/>
             <w:r>
@@ -2095,15 +2385,7 @@
               <w:ind w:left="0" w:hanging="2"/>
             </w:pPr>
             <w:r>
-              <w:t xml:space="preserve">[ </w:t>
-            </w:r>
-            <w:proofErr w:type="gramStart"/>
-            <w:r>
-              <w:t>X ]</w:t>
-            </w:r>
-            <w:proofErr w:type="gramEnd"/>
-            <w:r>
-              <w:t xml:space="preserve">  </w:t>
+              <w:t xml:space="preserve">[ X ]  </w:t>
             </w:r>
             <w:proofErr w:type="spellStart"/>
             <w:r>
@@ -2148,15 +2430,7 @@
               <w:ind w:left="0" w:hanging="2"/>
             </w:pPr>
             <w:r>
-              <w:t xml:space="preserve">[ </w:t>
-            </w:r>
-            <w:proofErr w:type="gramStart"/>
-            <w:r>
-              <w:t>X ]</w:t>
-            </w:r>
-            <w:proofErr w:type="gramEnd"/>
-            <w:r>
-              <w:t xml:space="preserve">  </w:t>
+              <w:t xml:space="preserve">[ X ]  </w:t>
             </w:r>
             <w:proofErr w:type="spellStart"/>
             <w:r>
@@ -2201,15 +2475,21 @@
               <w:ind w:left="0" w:hanging="2"/>
             </w:pPr>
             <w:r>
-              <w:t xml:space="preserve">[   </w:t>
-            </w:r>
-            <w:proofErr w:type="gramStart"/>
-            <w:r>
-              <w:t xml:space="preserve">  ]</w:t>
-            </w:r>
-            <w:proofErr w:type="gramEnd"/>
-            <w:r>
-              <w:t xml:space="preserve">  </w:t>
+              <w:t>[</w:t>
+            </w:r>
+            <w:r>
+              <w:t>${</w:t>
+            </w:r>
+            <w:proofErr w:type="spellStart"/>
+            <w:r>
+              <w:t>lamp_do_eo</w:t>
+            </w:r>
+            <w:proofErr w:type="spellEnd"/>
+            <w:r>
+              <w:t>}</w:t>
+            </w:r>
+            <w:r>
+              <w:t xml:space="preserve">]  </w:t>
             </w:r>
             <w:proofErr w:type="spellStart"/>
             <w:r>
@@ -2241,15 +2521,21 @@
               <w:ind w:left="0" w:hanging="2"/>
             </w:pPr>
             <w:r>
-              <w:t xml:space="preserve">[   </w:t>
-            </w:r>
-            <w:proofErr w:type="gramStart"/>
-            <w:r>
-              <w:t xml:space="preserve">  ]</w:t>
-            </w:r>
-            <w:proofErr w:type="gramEnd"/>
-            <w:r>
-              <w:t xml:space="preserve">  </w:t>
+              <w:t>[</w:t>
+            </w:r>
+            <w:r>
+              <w:t>${</w:t>
+            </w:r>
+            <w:proofErr w:type="spellStart"/>
+            <w:r>
+              <w:t>lamp_dok_prioritas</w:t>
+            </w:r>
+            <w:proofErr w:type="spellEnd"/>
+            <w:r>
+              <w:t>}</w:t>
+            </w:r>
+            <w:r>
+              <w:t xml:space="preserve">]  </w:t>
             </w:r>
             <w:proofErr w:type="spellStart"/>
             <w:r>
@@ -2278,15 +2564,21 @@
               <w:ind w:left="0" w:hanging="2"/>
             </w:pPr>
             <w:r>
-              <w:t xml:space="preserve">[   </w:t>
-            </w:r>
-            <w:proofErr w:type="gramStart"/>
-            <w:r>
-              <w:t xml:space="preserve">  ]</w:t>
-            </w:r>
-            <w:proofErr w:type="gramEnd"/>
-            <w:r>
-              <w:t xml:space="preserve">  </w:t>
+              <w:t>[</w:t>
+            </w:r>
+            <w:r>
+              <w:t>${</w:t>
+            </w:r>
+            <w:proofErr w:type="spellStart"/>
+            <w:r>
+              <w:t>lamp_dok_pct</w:t>
+            </w:r>
+            <w:proofErr w:type="spellEnd"/>
+            <w:r>
+              <w:t>}</w:t>
+            </w:r>
+            <w:r>
+              <w:t xml:space="preserve">]  </w:t>
             </w:r>
             <w:proofErr w:type="spellStart"/>
             <w:r>
@@ -2318,15 +2610,24 @@
               <w:ind w:left="0" w:hanging="2"/>
             </w:pPr>
             <w:r>
-              <w:t xml:space="preserve">[   </w:t>
-            </w:r>
-            <w:proofErr w:type="gramStart"/>
-            <w:r>
-              <w:t xml:space="preserve">  ]</w:t>
-            </w:r>
-            <w:proofErr w:type="gramEnd"/>
-            <w:r>
-              <w:t xml:space="preserve">  </w:t>
+              <w:t>[</w:t>
+            </w:r>
+            <w:r>
+              <w:t>${</w:t>
+            </w:r>
+            <w:proofErr w:type="spellStart"/>
+            <w:r>
+              <w:t>lamp</w:t>
+            </w:r>
+            <w:r>
+              <w:t>_jasad_renik</w:t>
+            </w:r>
+            <w:proofErr w:type="spellEnd"/>
+            <w:r>
+              <w:t>}</w:t>
+            </w:r>
+            <w:r>
+              <w:t xml:space="preserve">]  </w:t>
             </w:r>
             <w:proofErr w:type="spellStart"/>
             <w:r>
@@ -2371,15 +2672,7 @@
               <w:ind w:left="0" w:hanging="2"/>
             </w:pPr>
             <w:r>
-              <w:t xml:space="preserve">[ </w:t>
-            </w:r>
-            <w:proofErr w:type="gramStart"/>
-            <w:r>
-              <w:t>X ]</w:t>
-            </w:r>
-            <w:proofErr w:type="gramEnd"/>
-            <w:r>
-              <w:t xml:space="preserve">  </w:t>
+              <w:t xml:space="preserve">[ X ]  </w:t>
             </w:r>
             <w:proofErr w:type="spellStart"/>
             <w:r>
@@ -2390,95 +2683,106 @@
               <w:t xml:space="preserve"> lain (</w:t>
             </w:r>
             <w:proofErr w:type="spellStart"/>
-            <w:proofErr w:type="gramStart"/>
             <w:r>
               <w:t>sebutkan</w:t>
             </w:r>
             <w:proofErr w:type="spellEnd"/>
             <w:r>
-              <w:t>)  :</w:t>
-            </w:r>
-            <w:proofErr w:type="gramEnd"/>
+              <w:t xml:space="preserve">)  : </w:t>
+            </w:r>
+          </w:p>
+          <w:p>
+            <w:pPr>
+              <w:ind w:left="0" w:hanging="2"/>
+            </w:pPr>
+            <w:r>
+              <w:t xml:space="preserve">          1. </w:t>
+            </w:r>
+            <w:proofErr w:type="spellStart"/>
+            <w:r>
+              <w:t>Fotocopy</w:t>
+            </w:r>
+            <w:proofErr w:type="spellEnd"/>
+            <w:r>
+              <w:t xml:space="preserve"> KTP </w:t>
+            </w:r>
+            <w:proofErr w:type="spellStart"/>
+            <w:r>
+              <w:t>Pemohon</w:t>
+            </w:r>
+            <w:proofErr w:type="spellEnd"/>
+          </w:p>
+          <w:p>
+            <w:pPr>
+              <w:ind w:left="0" w:hanging="2"/>
+            </w:pPr>
+            <w:r>
+              <w:t xml:space="preserve">          2. </w:t>
+            </w:r>
+            <w:proofErr w:type="spellStart"/>
+            <w:r>
+              <w:t>Fotocopy</w:t>
+            </w:r>
+            <w:proofErr w:type="spellEnd"/>
+            <w:r>
+              <w:t xml:space="preserve"> KTP Para Inventor</w:t>
+            </w:r>
+          </w:p>
+          <w:p>
+            <w:pPr>
+              <w:ind w:left="0" w:hanging="2"/>
+            </w:pPr>
+            <w:r>
+              <w:t xml:space="preserve">          3. </w:t>
+            </w:r>
+            <w:proofErr w:type="spellStart"/>
+            <w:r>
+              <w:t>Deskripsi</w:t>
+            </w:r>
+            <w:proofErr w:type="spellEnd"/>
+            <w:r>
+              <w:t xml:space="preserve"> Bahasa Indonesia</w:t>
+            </w:r>
+          </w:p>
+          <w:p>
+            <w:pPr>
+              <w:ind w:left="0" w:hanging="2"/>
+            </w:pPr>
+          </w:p>
+          <w:p>
+            <w:pPr>
+              <w:ind w:left="0" w:hanging="2"/>
+            </w:pPr>
+            <w:r>
+              <w:t>Dan 3 (</w:t>
+            </w:r>
+            <w:proofErr w:type="spellStart"/>
+            <w:r>
+              <w:t>tiga</w:t>
+            </w:r>
+            <w:proofErr w:type="spellEnd"/>
+            <w:r>
+              <w:t xml:space="preserve">) </w:t>
+            </w:r>
+            <w:proofErr w:type="spellStart"/>
+            <w:r>
+              <w:t>rangkap</w:t>
+            </w:r>
+            <w:proofErr w:type="spellEnd"/>
             <w:r>
               <w:t xml:space="preserve"> </w:t>
             </w:r>
-          </w:p>
-          <w:p>
-            <w:pPr>
-              <w:ind w:left="0" w:hanging="2"/>
-            </w:pPr>
-            <w:r>
-              <w:t xml:space="preserve">          1. </w:t>
-            </w:r>
-            <w:proofErr w:type="spellStart"/>
-            <w:r>
-              <w:t>Fotocopy</w:t>
-            </w:r>
-            <w:proofErr w:type="spellEnd"/>
-            <w:r>
-              <w:t xml:space="preserve"> KTP </w:t>
-            </w:r>
-            <w:proofErr w:type="spellStart"/>
-            <w:r>
-              <w:t>Pemohon</w:t>
-            </w:r>
-            <w:proofErr w:type="spellEnd"/>
-          </w:p>
-          <w:p>
-            <w:pPr>
-              <w:ind w:left="0" w:hanging="2"/>
-            </w:pPr>
-            <w:r>
-              <w:t xml:space="preserve">          2. </w:t>
-            </w:r>
-            <w:proofErr w:type="spellStart"/>
-            <w:r>
-              <w:t>Fotocopy</w:t>
-            </w:r>
-            <w:proofErr w:type="spellEnd"/>
-            <w:r>
-              <w:t xml:space="preserve"> KTP Para Inventor</w:t>
-            </w:r>
-          </w:p>
-          <w:p>
-            <w:pPr>
-              <w:ind w:left="0" w:hanging="2"/>
-            </w:pPr>
-            <w:r>
-              <w:t xml:space="preserve">          3. </w:t>
-            </w:r>
-            <w:proofErr w:type="spellStart"/>
-            <w:r>
-              <w:t>Deskripsi</w:t>
-            </w:r>
-            <w:proofErr w:type="spellEnd"/>
-            <w:r>
-              <w:t xml:space="preserve"> Bahasa Indonesia</w:t>
-            </w:r>
-          </w:p>
-          <w:p>
-            <w:pPr>
-              <w:ind w:left="0" w:hanging="2"/>
-            </w:pPr>
-          </w:p>
-          <w:p>
-            <w:pPr>
-              <w:ind w:left="0" w:hanging="2"/>
-            </w:pPr>
-            <w:r>
-              <w:t>Dan 3 (</w:t>
-            </w:r>
-            <w:proofErr w:type="spellStart"/>
-            <w:r>
-              <w:t>tiga</w:t>
-            </w:r>
-            <w:proofErr w:type="spellEnd"/>
-            <w:r>
-              <w:t xml:space="preserve">) </w:t>
-            </w:r>
-            <w:proofErr w:type="spellStart"/>
-            <w:r>
-              <w:t>rangkap</w:t>
+            <w:proofErr w:type="spellStart"/>
+            <w:r>
+              <w:t>invensi</w:t>
+            </w:r>
+            <w:proofErr w:type="spellEnd"/>
+            <w:r>
+              <w:t xml:space="preserve"> yang </w:t>
+            </w:r>
+            <w:proofErr w:type="spellStart"/>
+            <w:r>
+              <w:t>terdiri</w:t>
             </w:r>
             <w:proofErr w:type="spellEnd"/>
             <w:r>
@@ -2486,90 +2790,75 @@
             </w:r>
             <w:proofErr w:type="spellStart"/>
             <w:r>
-              <w:t>invensi</w:t>
-            </w:r>
-            <w:proofErr w:type="spellEnd"/>
-            <w:r>
-              <w:t xml:space="preserve"> yang </w:t>
-            </w:r>
-            <w:proofErr w:type="spellStart"/>
-            <w:r>
-              <w:t>terdiri</w:t>
+              <w:t>dari</w:t>
+            </w:r>
+            <w:proofErr w:type="spellEnd"/>
+            <w:r>
+              <w:t xml:space="preserve"> :</w:t>
+            </w:r>
+          </w:p>
+          <w:p>
+            <w:pPr>
+              <w:ind w:left="0" w:hanging="2"/>
+            </w:pPr>
+            <w:r>
+              <w:t xml:space="preserve">Hah </w:t>
+            </w:r>
+            <w:proofErr w:type="spellStart"/>
+            <w:r>
+              <w:t>mkst</w:t>
+            </w:r>
+            <w:proofErr w:type="spellEnd"/>
+          </w:p>
+          <w:p>
+            <w:pPr>
+              <w:ind w:left="0" w:hanging="2"/>
+              <w:rPr>
+                <w:lang w:val="en-ID"/>
+              </w:rPr>
+            </w:pPr>
+            <w:r>
+              <w:t xml:space="preserve">[ X ]  </w:t>
+            </w:r>
+            <w:proofErr w:type="spellStart"/>
+            <w:r>
+              <w:t>uraian</w:t>
             </w:r>
             <w:proofErr w:type="spellEnd"/>
             <w:r>
               <w:t xml:space="preserve"> </w:t>
             </w:r>
-            <w:proofErr w:type="spellStart"/>
-            <w:proofErr w:type="gramStart"/>
-            <w:r>
-              <w:t>dari</w:t>
-            </w:r>
-            <w:proofErr w:type="spellEnd"/>
-            <w:r>
-              <w:t xml:space="preserve"> :</w:t>
-            </w:r>
-            <w:proofErr w:type="gramEnd"/>
-          </w:p>
-          <w:p>
-            <w:pPr>
-              <w:ind w:left="0" w:hanging="2"/>
-            </w:pPr>
-          </w:p>
-          <w:p>
-            <w:pPr>
-              <w:ind w:left="0" w:hanging="2"/>
-              <w:rPr>
-                <w:color w:val="FF0000"/>
-              </w:rPr>
-            </w:pPr>
-            <w:r>
-              <w:rPr>
-                <w:color w:val="FF0000"/>
-              </w:rPr>
-              <w:t xml:space="preserve">[ </w:t>
-            </w:r>
-            <w:proofErr w:type="gramStart"/>
-            <w:r>
-              <w:rPr>
-                <w:color w:val="FF0000"/>
-              </w:rPr>
-              <w:t>X ]</w:t>
-            </w:r>
-            <w:proofErr w:type="gramEnd"/>
-            <w:r>
-              <w:rPr>
-                <w:color w:val="FF0000"/>
-              </w:rPr>
-              <w:t xml:space="preserve">  </w:t>
-            </w:r>
-            <w:proofErr w:type="spellStart"/>
-            <w:proofErr w:type="gramStart"/>
-            <w:r>
-              <w:rPr>
-                <w:color w:val="FF0000"/>
-              </w:rPr>
-              <w:t>uraian</w:t>
-            </w:r>
-            <w:proofErr w:type="spellEnd"/>
-            <w:r>
-              <w:rPr>
-                <w:color w:val="FF0000"/>
-              </w:rPr>
-              <w:t xml:space="preserve">  .........</w:t>
-            </w:r>
-            <w:proofErr w:type="gramEnd"/>
-            <w:r>
-              <w:rPr>
-                <w:color w:val="FF0000"/>
-              </w:rPr>
-              <w:t xml:space="preserve"> ............ </w:t>
-            </w:r>
-            <w:proofErr w:type="spellStart"/>
-            <w:r>
-              <w:rPr>
-                <w:color w:val="FF0000"/>
-              </w:rPr>
+            <w:r>
+              <w:t>${</w:t>
+            </w:r>
+            <w:proofErr w:type="spellStart"/>
+            <w:r>
+              <w:rPr>
+                <w:lang w:val="en-ID"/>
+              </w:rPr>
+              <w:t>uraian_halaman</w:t>
+            </w:r>
+            <w:proofErr w:type="spellEnd"/>
+            <w:r>
+              <w:rPr>
+                <w:lang w:val="en-ID"/>
+              </w:rPr>
+              <w:t>}</w:t>
+            </w:r>
+            <w:r>
+              <w:rPr>
+                <w:lang w:val="en-ID"/>
+              </w:rPr>
+              <w:t xml:space="preserve"> </w:t>
+            </w:r>
+            <w:r>
+              <w:rPr>
+                <w:lang w:val="en-ID"/>
+              </w:rPr>
+              <w:t xml:space="preserve"> </w:t>
+            </w:r>
+            <w:proofErr w:type="spellStart"/>
+            <w:r>
               <w:t>halaman</w:t>
             </w:r>
             <w:proofErr w:type="spellEnd"/>
@@ -2578,56 +2867,36 @@
             <w:pPr>
               <w:ind w:left="0" w:hanging="2"/>
               <w:rPr>
-                <w:color w:val="FF0000"/>
-              </w:rPr>
-            </w:pPr>
-            <w:r>
-              <w:rPr>
-                <w:color w:val="FF0000"/>
-              </w:rPr>
-              <w:t xml:space="preserve">[ </w:t>
-            </w:r>
-            <w:proofErr w:type="gramStart"/>
-            <w:r>
-              <w:rPr>
-                <w:color w:val="FF0000"/>
-              </w:rPr>
-              <w:t>X ]</w:t>
-            </w:r>
-            <w:proofErr w:type="gramEnd"/>
-            <w:r>
-              <w:rPr>
-                <w:color w:val="FF0000"/>
-              </w:rPr>
-              <w:t xml:space="preserve">  </w:t>
-            </w:r>
-            <w:proofErr w:type="spellStart"/>
-            <w:proofErr w:type="gramStart"/>
-            <w:r>
-              <w:rPr>
-                <w:color w:val="FF0000"/>
-              </w:rPr>
+                <w:lang w:val="en-ID"/>
+              </w:rPr>
+            </w:pPr>
+            <w:r>
+              <w:t xml:space="preserve">[ X ]  </w:t>
+            </w:r>
+            <w:proofErr w:type="spellStart"/>
+            <w:r>
               <w:t>klaim</w:t>
             </w:r>
             <w:proofErr w:type="spellEnd"/>
             <w:r>
-              <w:rPr>
-                <w:color w:val="FF0000"/>
-              </w:rPr>
-              <w:t xml:space="preserve">  ..........</w:t>
-            </w:r>
-            <w:proofErr w:type="gramEnd"/>
-            <w:r>
-              <w:rPr>
-                <w:color w:val="FF0000"/>
-              </w:rPr>
-              <w:t xml:space="preserve">  ........... </w:t>
-            </w:r>
-            <w:proofErr w:type="spellStart"/>
-            <w:r>
-              <w:rPr>
-                <w:color w:val="FF0000"/>
-              </w:rPr>
+              <w:t xml:space="preserve"> ${</w:t>
+            </w:r>
+            <w:proofErr w:type="spellStart"/>
+            <w:r>
+              <w:rPr>
+                <w:lang w:val="en-ID"/>
+              </w:rPr>
+              <w:t>klaim_buah</w:t>
+            </w:r>
+            <w:proofErr w:type="spellEnd"/>
+            <w:r>
+              <w:rPr>
+                <w:lang w:val="en-ID"/>
+              </w:rPr>
+              <w:t xml:space="preserve">} </w:t>
+            </w:r>
+            <w:proofErr w:type="spellStart"/>
+            <w:r>
               <w:t>buah</w:t>
             </w:r>
             <w:proofErr w:type="spellEnd"/>
@@ -2636,56 +2905,39 @@
             <w:pPr>
               <w:ind w:left="0" w:hanging="2"/>
               <w:rPr>
-                <w:color w:val="FF0000"/>
-              </w:rPr>
-            </w:pPr>
-            <w:r>
-              <w:rPr>
-                <w:color w:val="FF0000"/>
-              </w:rPr>
-              <w:t xml:space="preserve">[ </w:t>
-            </w:r>
-            <w:proofErr w:type="gramStart"/>
-            <w:r>
-              <w:rPr>
-                <w:color w:val="FF0000"/>
-              </w:rPr>
-              <w:t>X ]</w:t>
-            </w:r>
-            <w:proofErr w:type="gramEnd"/>
-            <w:r>
-              <w:rPr>
-                <w:color w:val="FF0000"/>
-              </w:rPr>
-              <w:t xml:space="preserve">  </w:t>
-            </w:r>
-            <w:proofErr w:type="spellStart"/>
-            <w:proofErr w:type="gramStart"/>
-            <w:r>
-              <w:rPr>
-                <w:color w:val="FF0000"/>
-              </w:rPr>
+                <w:lang w:val="en-ID"/>
+              </w:rPr>
+            </w:pPr>
+            <w:r>
+              <w:t xml:space="preserve">[ X ]  </w:t>
+            </w:r>
+            <w:proofErr w:type="spellStart"/>
+            <w:r>
               <w:t>abstrak</w:t>
             </w:r>
             <w:proofErr w:type="spellEnd"/>
             <w:r>
-              <w:rPr>
-                <w:color w:val="FF0000"/>
-              </w:rPr>
-              <w:t xml:space="preserve">  ....................</w:t>
-            </w:r>
-            <w:proofErr w:type="gramEnd"/>
-            <w:r>
-              <w:rPr>
-                <w:color w:val="FF0000"/>
-              </w:rPr>
               <w:t xml:space="preserve"> </w:t>
             </w:r>
-            <w:proofErr w:type="spellStart"/>
-            <w:r>
-              <w:rPr>
-                <w:color w:val="FF0000"/>
-              </w:rPr>
+            <w:r>
+              <w:t>${</w:t>
+            </w:r>
+            <w:proofErr w:type="spellStart"/>
+            <w:r>
+              <w:rPr>
+                <w:lang w:val="en-ID"/>
+              </w:rPr>
+              <w:t>abstrak_buah</w:t>
+            </w:r>
+            <w:proofErr w:type="spellEnd"/>
+            <w:r>
+              <w:t xml:space="preserve">} </w:t>
+            </w:r>
+            <w:r>
+              <w:t xml:space="preserve"> </w:t>
+            </w:r>
+            <w:proofErr w:type="spellStart"/>
+            <w:r>
               <w:t>buah</w:t>
             </w:r>
             <w:proofErr w:type="spellEnd"/>
@@ -2694,56 +2946,36 @@
             <w:pPr>
               <w:ind w:left="0" w:hanging="2"/>
               <w:rPr>
-                <w:color w:val="FF0000"/>
-              </w:rPr>
-            </w:pPr>
-            <w:r>
-              <w:rPr>
-                <w:color w:val="FF0000"/>
-              </w:rPr>
-              <w:t xml:space="preserve">[ </w:t>
-            </w:r>
-            <w:proofErr w:type="gramStart"/>
-            <w:r>
-              <w:rPr>
-                <w:color w:val="FF0000"/>
-              </w:rPr>
-              <w:t>X ]</w:t>
-            </w:r>
-            <w:proofErr w:type="gramEnd"/>
-            <w:r>
-              <w:rPr>
-                <w:color w:val="FF0000"/>
-              </w:rPr>
-              <w:t xml:space="preserve">  </w:t>
-            </w:r>
-            <w:proofErr w:type="spellStart"/>
-            <w:proofErr w:type="gramStart"/>
-            <w:r>
-              <w:rPr>
-                <w:color w:val="FF0000"/>
-              </w:rPr>
+                <w:lang w:val="en-ID"/>
+              </w:rPr>
+            </w:pPr>
+            <w:r>
+              <w:t xml:space="preserve">[ X ]  </w:t>
+            </w:r>
+            <w:proofErr w:type="spellStart"/>
+            <w:r>
               <w:t>gambar</w:t>
             </w:r>
             <w:proofErr w:type="spellEnd"/>
             <w:r>
-              <w:rPr>
-                <w:color w:val="FF0000"/>
-              </w:rPr>
-              <w:t xml:space="preserve">  ........</w:t>
-            </w:r>
-            <w:proofErr w:type="gramEnd"/>
-            <w:r>
-              <w:rPr>
-                <w:color w:val="FF0000"/>
-              </w:rPr>
-              <w:t xml:space="preserve">  .......... </w:t>
-            </w:r>
-            <w:proofErr w:type="spellStart"/>
-            <w:r>
-              <w:rPr>
-                <w:color w:val="FF0000"/>
-              </w:rPr>
+              <w:t xml:space="preserve"> ${</w:t>
+            </w:r>
+            <w:proofErr w:type="spellStart"/>
+            <w:r>
+              <w:rPr>
+                <w:lang w:val="en-ID"/>
+              </w:rPr>
+              <w:t>gambar_buah</w:t>
+            </w:r>
+            <w:proofErr w:type="spellEnd"/>
+            <w:r>
+              <w:rPr>
+                <w:lang w:val="en-ID"/>
+              </w:rPr>
+              <w:t xml:space="preserve">} </w:t>
+            </w:r>
+            <w:proofErr w:type="spellStart"/>
+            <w:r>
               <w:t>buah</w:t>
             </w:r>
             <w:proofErr w:type="spellEnd"/>
@@ -2757,6 +2989,11 @@
         <w:tc>
           <w:tcPr>
             <w:tcW w:w="1980" w:type="dxa"/>
+            <w:tcBorders>
+              <w:left w:val="single" w:sz="4" w:space="0" w:color="auto"/>
+              <w:bottom w:val="single" w:sz="4" w:space="0" w:color="auto"/>
+              <w:right w:val="single" w:sz="4" w:space="0" w:color="auto"/>
+            </w:tcBorders>
           </w:tcPr>
           <w:p>
             <w:pPr>
@@ -2866,6 +3103,12 @@
         <w:tc>
           <w:tcPr>
             <w:tcW w:w="8100" w:type="dxa"/>
+            <w:tcBorders>
+              <w:top w:val="single" w:sz="4" w:space="0" w:color="auto"/>
+              <w:left w:val="single" w:sz="4" w:space="0" w:color="auto"/>
+              <w:bottom w:val="single" w:sz="4" w:space="0" w:color="auto"/>
+              <w:right w:val="single" w:sz="4" w:space="0" w:color="auto"/>
+            </w:tcBorders>
           </w:tcPr>
           <w:p>
             <w:pPr>
@@ -2875,6 +3118,9 @@
           <w:p>
             <w:pPr>
               <w:ind w:left="0" w:hanging="2"/>
+              <w:rPr>
+                <w:lang w:val="en-ID"/>
+              </w:rPr>
             </w:pPr>
             <w:r>
               <w:t xml:space="preserve">Saya/kami </w:t>
@@ -2901,7 +3147,50 @@
             </w:r>
             <w:proofErr w:type="spellEnd"/>
             <w:r>
-              <w:t xml:space="preserve"> ....... s/d ....... </w:t>
+              <w:t xml:space="preserve"> </w:t>
+            </w:r>
+            <w:r>
+              <w:t>${</w:t>
+            </w:r>
+            <w:proofErr w:type="spellStart"/>
+            <w:r>
+              <w:rPr>
+                <w:lang w:val="en-ID"/>
+              </w:rPr>
+              <w:t>gambar_dari</w:t>
+            </w:r>
+            <w:proofErr w:type="spellEnd"/>
+            <w:r>
+              <w:rPr>
+                <w:lang w:val="en-ID"/>
+              </w:rPr>
+              <w:t>}</w:t>
+            </w:r>
+            <w:r>
+              <w:t xml:space="preserve"> s/d </w:t>
+            </w:r>
+            <w:r>
+              <w:t>${</w:t>
+            </w:r>
+            <w:proofErr w:type="spellStart"/>
+            <w:r>
+              <w:rPr>
+                <w:lang w:val="en-ID"/>
+              </w:rPr>
+              <w:t>gambar_</w:t>
+            </w:r>
+            <w:r>
+              <w:rPr>
+                <w:lang w:val="en-ID"/>
+              </w:rPr>
+              <w:t>sampai</w:t>
+            </w:r>
+            <w:proofErr w:type="spellEnd"/>
+            <w:r>
+              <w:t xml:space="preserve">} </w:t>
+            </w:r>
+            <w:r>
+              <w:t xml:space="preserve"> </w:t>
             </w:r>
             <w:proofErr w:type="spellStart"/>
             <w:r>
@@ -2989,6 +3278,12 @@
         <w:tc>
           <w:tcPr>
             <w:tcW w:w="1980" w:type="dxa"/>
+            <w:tcBorders>
+              <w:top w:val="single" w:sz="4" w:space="0" w:color="auto"/>
+              <w:left w:val="single" w:sz="4" w:space="0" w:color="auto"/>
+              <w:bottom w:val="single" w:sz="4" w:space="0" w:color="auto"/>
+              <w:right w:val="single" w:sz="4" w:space="0" w:color="auto"/>
+            </w:tcBorders>
           </w:tcPr>
           <w:p>
             <w:pPr>
@@ -3085,6 +3380,7 @@
       </w:pPr>
       <w:proofErr w:type="spellStart"/>
       <w:r>
+        <w:lastRenderedPageBreak/>
         <w:t>Untuk</w:t>
       </w:r>
       <w:proofErr w:type="spellEnd"/>
@@ -3227,7 +3523,25 @@
           <w:sz w:val="22"/>
           <w:szCs w:val="22"/>
         </w:rPr>
-        <w:t xml:space="preserve">Prof. Dr. Suharnomo, S.E., </w:t>
+        <w:t xml:space="preserve">Prof. Dr. </w:t>
+      </w:r>
+      <w:proofErr w:type="spellStart"/>
+      <w:r>
+        <w:rPr>
+          <w:color w:val="000000"/>
+          <w:sz w:val="22"/>
+          <w:szCs w:val="22"/>
+        </w:rPr>
+        <w:t>Suharnomo</w:t>
+      </w:r>
+      <w:proofErr w:type="spellEnd"/>
+      <w:r>
+        <w:rPr>
+          <w:color w:val="000000"/>
+          <w:sz w:val="22"/>
+          <w:szCs w:val="22"/>
+        </w:rPr>
+        <w:t xml:space="preserve">, S.E., </w:t>
       </w:r>
       <w:proofErr w:type="spellStart"/>
       <w:r>
@@ -3369,7 +3683,6 @@
         </w:rPr>
       </w:pPr>
       <w:proofErr w:type="spellStart"/>
-      <w:proofErr w:type="gramStart"/>
       <w:r>
         <w:rPr>
           <w:b/>
@@ -3385,7 +3698,6 @@
         </w:rPr>
         <w:t xml:space="preserve"> :</w:t>
       </w:r>
-      <w:proofErr w:type="gramEnd"/>
     </w:p>
     <w:p>
       <w:pPr>
@@ -3824,13 +4136,8 @@
       </w:r>
       <w:proofErr w:type="spellEnd"/>
       <w:r>
-        <w:t xml:space="preserve"> </w:t>
-      </w:r>
-      <w:proofErr w:type="gramStart"/>
-      <w:r>
-        <w:t>oleh :</w:t>
-      </w:r>
-      <w:proofErr w:type="gramEnd"/>
+        <w:t xml:space="preserve"> oleh :</w:t>
+      </w:r>
     </w:p>
     <w:p>
       <w:pPr>
@@ -5410,28 +5717,28 @@
 </file>
 
 <file path=customXml/item1.xml><?xml version="1.0" encoding="utf-8"?>
+<b:Sources xmlns:b="http://schemas.openxmlformats.org/officeDocument/2006/bibliography" xmlns="http://schemas.openxmlformats.org/officeDocument/2006/bibliography" SelectedStyle="\APASixthEditionOfficeOnline.xsl" StyleName="APA" Version="6"/>
+</file>
+
+<file path=customXml/item2.xml><?xml version="1.0" encoding="utf-8"?>
 <go:gDocsCustomXmlDataStorage xmlns:go="http://customooxmlschemas.google.com/" xmlns:r="http://schemas.openxmlformats.org/officeDocument/2006/relationships" uri="GoogleDocsCustomDataVersion2">
   <go:docsCustomData xmlns:go="http://customooxmlschemas.google.com/" roundtripDataSignature="AMtx7mginN8w1aeRfdtdlgpsBqSY/YTV5A==">CgMxLjA4AHIhMWVZVjhVSXM4QUZiY1FBZGExMVI3WE1JSlVrZG9PRENo</go:docsCustomData>
 </go:gDocsCustomXmlDataStorage>
 </file>
 
-<file path=customXml/item2.xml><?xml version="1.0" encoding="utf-8"?>
-<b:Sources xmlns:b="http://schemas.openxmlformats.org/officeDocument/2006/bibliography" xmlns="http://schemas.openxmlformats.org/officeDocument/2006/bibliography" SelectedStyle="\APASixthEditionOfficeOnline.xsl" StyleName="APA" Version="6"/>
+<file path=customXml/itemProps1.xml><?xml version="1.0" encoding="utf-8"?>
+<ds:datastoreItem xmlns:ds="http://schemas.openxmlformats.org/officeDocument/2006/customXml" ds:itemID="{95B6ECE9-B207-4177-89A1-FB149CD7BCAC}">
+  <ds:schemaRefs>
+    <ds:schemaRef ds:uri="http://schemas.openxmlformats.org/officeDocument/2006/bibliography"/>
+  </ds:schemaRefs>
+</ds:datastoreItem>
 </file>
 
-<file path=customXml/itemProps1.xml><?xml version="1.0" encoding="utf-8"?>
+<file path=customXml/itemProps2.xml><?xml version="1.0" encoding="utf-8"?>
 <ds:datastoreItem xmlns:ds="http://schemas.openxmlformats.org/officeDocument/2006/customXml" ds:itemID="{11111111-1234-1234-1234-123412341234}">
   <ds:schemaRefs>
     <ds:schemaRef ds:uri="http://customooxmlschemas.google.com/"/>
     <ds:schemaRef ds:uri="http://schemas.openxmlformats.org/officeDocument/2006/relationships"/>
   </ds:schemaRefs>
 </ds:datastoreItem>
-</file>
-
-<file path=customXml/itemProps2.xml><?xml version="1.0" encoding="utf-8"?>
-<ds:datastoreItem xmlns:ds="http://schemas.openxmlformats.org/officeDocument/2006/customXml" ds:itemID="{95B6ECE9-B207-4177-89A1-FB149CD7BCAC}">
-  <ds:schemaRefs>
-    <ds:schemaRef ds:uri="http://schemas.openxmlformats.org/officeDocument/2006/bibliography"/>
-  </ds:schemaRefs>
-</ds:datastoreItem>
 </file>
--- a/public/templates/Form Daftar Paten (2025).docx
+++ b/public/templates/Form Daftar Paten (2025).docx
@@ -5,17 +5,8 @@
     <w:p>
       <w:pPr>
         <w:ind w:left="0" w:hanging="2"/>
-        <w:jc w:val="right"/>
-        <w:rPr>
-          <w:sz w:val="21"/>
-          <w:szCs w:val="21"/>
-        </w:rPr>
-      </w:pPr>
-      <w:r>
-        <w:rPr>
-          <w:sz w:val="20"/>
-          <w:szCs w:val="20"/>
-        </w:rPr>
+      </w:pPr>
+      <w:r>
         <w:t xml:space="preserve"> </w:t>
       </w:r>
     </w:p>
@@ -41,12 +32,7 @@
           </w:tcPr>
           <w:p>
             <w:pPr>
-              <w:ind w:left="1" w:hanging="3"/>
-              <w:rPr>
-                <w:sz w:val="32"/>
-                <w:szCs w:val="32"/>
-                <w:u w:val="single"/>
-              </w:rPr>
+              <w:ind w:left="0" w:hanging="2"/>
             </w:pPr>
           </w:p>
         </w:tc>
@@ -57,35 +43,21 @@
           <w:p>
             <w:pPr>
               <w:ind w:left="0" w:hanging="2"/>
-              <w:jc w:val="center"/>
-              <w:rPr>
-                <w:sz w:val="21"/>
-                <w:szCs w:val="21"/>
-              </w:rPr>
-            </w:pPr>
-            <w:r>
-              <w:rPr>
-                <w:b/>
-                <w:sz w:val="21"/>
-                <w:szCs w:val="21"/>
-              </w:rPr>
-              <w:t>KEMENTERIAN  HUKUM REPUBLIK INDONESIA</w:t>
-            </w:r>
-          </w:p>
-          <w:p>
-            <w:pPr>
-              <w:ind w:left="0" w:hanging="2"/>
-              <w:rPr>
-                <w:sz w:val="21"/>
-                <w:szCs w:val="21"/>
-              </w:rPr>
-            </w:pPr>
-            <w:r>
-              <w:rPr>
-                <w:b/>
-                <w:sz w:val="21"/>
-                <w:szCs w:val="21"/>
-              </w:rPr>
+            </w:pPr>
+            <w:proofErr w:type="gramStart"/>
+            <w:r>
+              <w:t>KEMENTERIAN  HUKUM</w:t>
+            </w:r>
+            <w:proofErr w:type="gramEnd"/>
+            <w:r>
+              <w:t xml:space="preserve"> REPUBLIK INDONESIA</w:t>
+            </w:r>
+          </w:p>
+          <w:p>
+            <w:pPr>
+              <w:ind w:left="0" w:hanging="2"/>
+            </w:pPr>
+            <w:r>
               <w:t>DIREKTORAT JENDERAL HAK KEKAYAAN INTELEKTUAL</w:t>
             </w:r>
           </w:p>
@@ -94,38 +66,19 @@
     </w:tbl>
     <w:p>
       <w:pPr>
-        <w:ind w:left="1" w:hanging="3"/>
-        <w:rPr>
-          <w:sz w:val="32"/>
-          <w:szCs w:val="32"/>
-          <w:u w:val="single"/>
-        </w:rPr>
-      </w:pPr>
-    </w:p>
-    <w:p>
-      <w:pPr>
-        <w:ind w:left="1" w:hanging="3"/>
-        <w:rPr>
-          <w:sz w:val="32"/>
-          <w:szCs w:val="32"/>
-          <w:u w:val="single"/>
-        </w:rPr>
-      </w:pPr>
-    </w:p>
-    <w:p>
-      <w:pPr>
-        <w:ind w:left="0" w:hanging="2"/>
-        <w:rPr>
-          <w:b/>
-          <w:sz w:val="32"/>
-          <w:szCs w:val="32"/>
-          <w:u w:val="single"/>
-        </w:rPr>
-      </w:pPr>
-      <w:r>
-        <w:rPr>
-          <w:noProof/>
-        </w:rPr>
+        <w:ind w:left="0" w:hanging="2"/>
+      </w:pPr>
+    </w:p>
+    <w:p>
+      <w:pPr>
+        <w:ind w:left="0" w:hanging="2"/>
+      </w:pPr>
+    </w:p>
+    <w:p>
+      <w:pPr>
+        <w:ind w:left="0" w:hanging="2"/>
+      </w:pPr>
+      <w:r>
         <mc:AlternateContent>
           <mc:Choice Requires="wps">
             <w:drawing>
@@ -171,120 +124,70 @@
                         <w:txbxContent>
                           <w:p>
                             <w:pPr>
-                              <w:spacing w:before="120" w:line="360" w:lineRule="auto"/>
                               <w:ind w:left="0" w:hanging="2"/>
                             </w:pPr>
                             <w:proofErr w:type="spellStart"/>
                             <w:r>
-                              <w:rPr>
-                                <w:rFonts w:eastAsia="Arial"/>
-                                <w:b/>
-                                <w:color w:val="000000"/>
-                                <w:u w:val="single"/>
-                              </w:rPr>
                               <w:t>Diisi</w:t>
                             </w:r>
                             <w:proofErr w:type="spellEnd"/>
                             <w:r>
-                              <w:rPr>
-                                <w:rFonts w:eastAsia="Arial"/>
-                                <w:b/>
-                                <w:color w:val="000000"/>
-                                <w:u w:val="single"/>
-                              </w:rPr>
                               <w:t xml:space="preserve"> oleh </w:t>
                             </w:r>
                             <w:proofErr w:type="spellStart"/>
                             <w:r>
-                              <w:rPr>
-                                <w:rFonts w:eastAsia="Arial"/>
-                                <w:b/>
-                                <w:color w:val="000000"/>
-                                <w:u w:val="single"/>
-                              </w:rPr>
                               <w:t>petugas</w:t>
                             </w:r>
                             <w:proofErr w:type="spellEnd"/>
                           </w:p>
                           <w:p>
                             <w:pPr>
-                              <w:spacing w:line="360" w:lineRule="auto"/>
                               <w:ind w:left="0" w:hanging="2"/>
                             </w:pPr>
                             <w:proofErr w:type="spellStart"/>
                             <w:r>
-                              <w:rPr>
-                                <w:rFonts w:eastAsia="Arial"/>
-                                <w:color w:val="000000"/>
-                              </w:rPr>
                               <w:t>Tanggal</w:t>
                             </w:r>
                             <w:proofErr w:type="spellEnd"/>
                             <w:r>
-                              <w:rPr>
-                                <w:rFonts w:eastAsia="Arial"/>
-                                <w:color w:val="000000"/>
-                              </w:rPr>
                               <w:t xml:space="preserve"> </w:t>
                             </w:r>
                             <w:proofErr w:type="spellStart"/>
+                            <w:proofErr w:type="gramStart"/>
                             <w:r>
-                              <w:rPr>
-                                <w:rFonts w:eastAsia="Arial"/>
-                                <w:color w:val="000000"/>
-                              </w:rPr>
                               <w:t>Pengajuan</w:t>
                             </w:r>
                             <w:proofErr w:type="spellEnd"/>
                             <w:r>
-                              <w:rPr>
-                                <w:rFonts w:eastAsia="Arial"/>
-                                <w:color w:val="000000"/>
-                              </w:rPr>
                               <w:t xml:space="preserve">  :</w:t>
                             </w:r>
+                            <w:proofErr w:type="gramEnd"/>
                           </w:p>
                           <w:p>
                             <w:pPr>
-                              <w:spacing w:line="360" w:lineRule="auto"/>
                               <w:ind w:left="0" w:hanging="2"/>
                             </w:pPr>
                             <w:proofErr w:type="spellStart"/>
                             <w:r>
-                              <w:rPr>
-                                <w:rFonts w:eastAsia="Arial"/>
-                                <w:color w:val="000000"/>
-                              </w:rPr>
                               <w:t>Nomor</w:t>
                             </w:r>
                             <w:proofErr w:type="spellEnd"/>
                             <w:r>
-                              <w:rPr>
-                                <w:rFonts w:eastAsia="Arial"/>
-                                <w:color w:val="000000"/>
-                              </w:rPr>
                               <w:t xml:space="preserve"> </w:t>
                             </w:r>
                             <w:proofErr w:type="spellStart"/>
+                            <w:proofErr w:type="gramStart"/>
                             <w:r>
-                              <w:rPr>
-                                <w:rFonts w:eastAsia="Arial"/>
-                                <w:color w:val="000000"/>
-                              </w:rPr>
                               <w:t>permohonan</w:t>
                             </w:r>
                             <w:proofErr w:type="spellEnd"/>
                             <w:r>
-                              <w:rPr>
-                                <w:rFonts w:eastAsia="Arial"/>
-                                <w:color w:val="000000"/>
-                              </w:rPr>
                               <w:t xml:space="preserve"> :</w:t>
                             </w:r>
+                            <w:proofErr w:type="gramEnd"/>
                           </w:p>
                           <w:p>
                             <w:pPr>
-                              <w:spacing w:line="240" w:lineRule="auto"/>
                               <w:ind w:left="0" w:hanging="2"/>
                             </w:pPr>
                           </w:p>
@@ -310,120 +213,70 @@
                   <w:txbxContent>
                     <w:p>
                       <w:pPr>
-                        <w:spacing w:before="120" w:line="360" w:lineRule="auto"/>
                         <w:ind w:left="0" w:hanging="2"/>
                       </w:pPr>
                       <w:proofErr w:type="spellStart"/>
                       <w:r>
-                        <w:rPr>
-                          <w:rFonts w:eastAsia="Arial"/>
-                          <w:b/>
-                          <w:color w:val="000000"/>
-                          <w:u w:val="single"/>
-                        </w:rPr>
                         <w:t>Diisi</w:t>
                       </w:r>
                       <w:proofErr w:type="spellEnd"/>
                       <w:r>
-                        <w:rPr>
-                          <w:rFonts w:eastAsia="Arial"/>
-                          <w:b/>
-                          <w:color w:val="000000"/>
-                          <w:u w:val="single"/>
-                        </w:rPr>
                         <w:t xml:space="preserve"> oleh </w:t>
                       </w:r>
                       <w:proofErr w:type="spellStart"/>
                       <w:r>
-                        <w:rPr>
-                          <w:rFonts w:eastAsia="Arial"/>
-                          <w:b/>
-                          <w:color w:val="000000"/>
-                          <w:u w:val="single"/>
-                        </w:rPr>
                         <w:t>petugas</w:t>
                       </w:r>
                       <w:proofErr w:type="spellEnd"/>
                     </w:p>
                     <w:p>
                       <w:pPr>
-                        <w:spacing w:line="360" w:lineRule="auto"/>
                         <w:ind w:left="0" w:hanging="2"/>
                       </w:pPr>
                       <w:proofErr w:type="spellStart"/>
                       <w:r>
-                        <w:rPr>
-                          <w:rFonts w:eastAsia="Arial"/>
-                          <w:color w:val="000000"/>
-                        </w:rPr>
                         <w:t>Tanggal</w:t>
                       </w:r>
                       <w:proofErr w:type="spellEnd"/>
                       <w:r>
-                        <w:rPr>
-                          <w:rFonts w:eastAsia="Arial"/>
-                          <w:color w:val="000000"/>
-                        </w:rPr>
                         <w:t xml:space="preserve"> </w:t>
                       </w:r>
                       <w:proofErr w:type="spellStart"/>
+                      <w:proofErr w:type="gramStart"/>
                       <w:r>
-                        <w:rPr>
-                          <w:rFonts w:eastAsia="Arial"/>
-                          <w:color w:val="000000"/>
-                        </w:rPr>
                         <w:t>Pengajuan</w:t>
                       </w:r>
                       <w:proofErr w:type="spellEnd"/>
                       <w:r>
-                        <w:rPr>
-                          <w:rFonts w:eastAsia="Arial"/>
-                          <w:color w:val="000000"/>
-                        </w:rPr>
                         <w:t xml:space="preserve">  :</w:t>
                       </w:r>
+                      <w:proofErr w:type="gramEnd"/>
                     </w:p>
                     <w:p>
                       <w:pPr>
-                        <w:spacing w:line="360" w:lineRule="auto"/>
                         <w:ind w:left="0" w:hanging="2"/>
                       </w:pPr>
                       <w:proofErr w:type="spellStart"/>
                       <w:r>
-                        <w:rPr>
-                          <w:rFonts w:eastAsia="Arial"/>
-                          <w:color w:val="000000"/>
-                        </w:rPr>
                         <w:t>Nomor</w:t>
                       </w:r>
                       <w:proofErr w:type="spellEnd"/>
                       <w:r>
-                        <w:rPr>
-                          <w:rFonts w:eastAsia="Arial"/>
-                          <w:color w:val="000000"/>
-                        </w:rPr>
                         <w:t xml:space="preserve"> </w:t>
                       </w:r>
                       <w:proofErr w:type="spellStart"/>
+                      <w:proofErr w:type="gramStart"/>
                       <w:r>
-                        <w:rPr>
-                          <w:rFonts w:eastAsia="Arial"/>
-                          <w:color w:val="000000"/>
-                        </w:rPr>
                         <w:t>permohonan</w:t>
                       </w:r>
                       <w:proofErr w:type="spellEnd"/>
                       <w:r>
-                        <w:rPr>
-                          <w:rFonts w:eastAsia="Arial"/>
-                          <w:color w:val="000000"/>
-                        </w:rPr>
                         <w:t xml:space="preserve"> :</w:t>
                       </w:r>
+                      <w:proofErr w:type="gramEnd"/>
                     </w:p>
                     <w:p>
                       <w:pPr>
-                        <w:spacing w:line="240" w:lineRule="auto"/>
                         <w:ind w:left="0" w:hanging="2"/>
                       </w:pPr>
                     </w:p>
@@ -436,86 +289,39 @@
       </w:r>
       <w:proofErr w:type="spellStart"/>
       <w:r>
-        <w:rPr>
-          <w:b/>
-          <w:sz w:val="32"/>
-          <w:szCs w:val="32"/>
-          <w:u w:val="single"/>
-        </w:rPr>
         <w:t>Formulir</w:t>
       </w:r>
       <w:proofErr w:type="spellEnd"/>
       <w:r>
-        <w:rPr>
-          <w:b/>
-          <w:sz w:val="32"/>
-          <w:szCs w:val="32"/>
-          <w:u w:val="single"/>
-        </w:rPr>
         <w:t xml:space="preserve"> </w:t>
       </w:r>
       <w:proofErr w:type="spellStart"/>
       <w:r>
-        <w:rPr>
-          <w:b/>
-          <w:sz w:val="32"/>
-          <w:szCs w:val="32"/>
-          <w:u w:val="single"/>
-        </w:rPr>
         <w:t>Permohonan</w:t>
       </w:r>
       <w:proofErr w:type="spellEnd"/>
       <w:r>
-        <w:rPr>
-          <w:b/>
-          <w:sz w:val="32"/>
-          <w:szCs w:val="32"/>
-          <w:u w:val="single"/>
-        </w:rPr>
         <w:t xml:space="preserve"> Paten</w:t>
       </w:r>
     </w:p>
     <w:p>
       <w:pPr>
-        <w:ind w:left="1" w:hanging="3"/>
-        <w:rPr>
-          <w:b/>
-          <w:sz w:val="32"/>
-          <w:szCs w:val="32"/>
-          <w:u w:val="single"/>
-        </w:rPr>
-      </w:pPr>
-    </w:p>
-    <w:p>
-      <w:pPr>
-        <w:ind w:left="1" w:hanging="3"/>
-        <w:rPr>
-          <w:b/>
-          <w:sz w:val="32"/>
-          <w:szCs w:val="32"/>
-          <w:u w:val="single"/>
-        </w:rPr>
-      </w:pPr>
-    </w:p>
-    <w:p>
-      <w:pPr>
-        <w:ind w:left="1" w:hanging="3"/>
-        <w:rPr>
-          <w:b/>
-          <w:sz w:val="32"/>
-          <w:szCs w:val="32"/>
-          <w:u w:val="single"/>
-        </w:rPr>
-      </w:pPr>
-    </w:p>
-    <w:p>
-      <w:pPr>
-        <w:ind w:left="1" w:hanging="3"/>
-        <w:rPr>
-          <w:sz w:val="32"/>
-          <w:szCs w:val="32"/>
-          <w:u w:val="single"/>
-        </w:rPr>
+        <w:ind w:left="0" w:hanging="2"/>
+      </w:pPr>
+    </w:p>
+    <w:p>
+      <w:pPr>
+        <w:ind w:left="0" w:hanging="2"/>
+      </w:pPr>
+    </w:p>
+    <w:p>
+      <w:pPr>
+        <w:ind w:left="0" w:hanging="2"/>
+      </w:pPr>
+    </w:p>
+    <w:p>
+      <w:pPr>
+        <w:ind w:left="0" w:hanging="2"/>
       </w:pPr>
     </w:p>
     <w:tbl>
@@ -545,313 +351,136 @@
           </w:tcPr>
           <w:p>
             <w:pPr>
-              <w:spacing w:line="240" w:lineRule="auto"/>
-              <w:ind w:left="0" w:hanging="2"/>
-            </w:pPr>
-          </w:p>
-          <w:p>
-            <w:pPr>
-              <w:spacing w:line="240" w:lineRule="auto"/>
-              <w:ind w:left="0" w:hanging="2"/>
-            </w:pPr>
-          </w:p>
-          <w:p>
-            <w:pPr>
-              <w:spacing w:line="240" w:lineRule="auto"/>
-              <w:ind w:left="0" w:hanging="2"/>
-            </w:pPr>
-          </w:p>
-          <w:p>
-            <w:pPr>
-              <w:spacing w:line="240" w:lineRule="auto"/>
-              <w:ind w:left="0" w:hanging="2"/>
-            </w:pPr>
-            <w:proofErr w:type="spellStart"/>
-            <w:r>
-              <w:rPr>
-                <w:rFonts w:eastAsia="Arial"/>
-                <w:color w:val="000000"/>
-              </w:rPr>
+              <w:ind w:left="0" w:hanging="2"/>
+            </w:pPr>
+          </w:p>
+          <w:p>
+            <w:pPr>
+              <w:ind w:left="0" w:hanging="2"/>
+            </w:pPr>
+          </w:p>
+          <w:p>
+            <w:pPr>
+              <w:ind w:left="0" w:hanging="2"/>
+            </w:pPr>
+          </w:p>
+          <w:p>
+            <w:pPr>
+              <w:ind w:left="0" w:hanging="2"/>
+            </w:pPr>
+            <w:proofErr w:type="spellStart"/>
+            <w:r>
               <w:t>Dengan</w:t>
             </w:r>
             <w:proofErr w:type="spellEnd"/>
             <w:r>
-              <w:rPr>
-                <w:rFonts w:eastAsia="Arial"/>
-                <w:color w:val="000000"/>
-              </w:rPr>
               <w:t xml:space="preserve"> </w:t>
             </w:r>
             <w:proofErr w:type="spellStart"/>
             <w:r>
-              <w:rPr>
-                <w:rFonts w:eastAsia="Arial"/>
-                <w:color w:val="000000"/>
-              </w:rPr>
               <w:t>ini</w:t>
             </w:r>
             <w:proofErr w:type="spellEnd"/>
             <w:r>
-              <w:rPr>
-                <w:rFonts w:eastAsia="Arial"/>
-                <w:color w:val="000000"/>
-              </w:rPr>
               <w:t xml:space="preserve"> </w:t>
             </w:r>
             <w:proofErr w:type="spellStart"/>
             <w:r>
-              <w:rPr>
-                <w:rFonts w:eastAsia="Arial"/>
-                <w:color w:val="000000"/>
-              </w:rPr>
               <w:t>saya</w:t>
             </w:r>
             <w:proofErr w:type="spellEnd"/>
             <w:r>
-              <w:rPr>
-                <w:rFonts w:eastAsia="Arial"/>
-                <w:color w:val="000000"/>
-              </w:rPr>
-              <w:t xml:space="preserve">/kami </w:t>
-            </w:r>
-            <w:r>
-              <w:rPr>
-                <w:rFonts w:eastAsia="Arial"/>
-                <w:color w:val="000000"/>
-                <w:vertAlign w:val="superscript"/>
-              </w:rPr>
-              <w:t>1</w:t>
-            </w:r>
-            <w:r>
-              <w:rPr>
-                <w:rFonts w:eastAsia="Arial"/>
-                <w:color w:val="000000"/>
-              </w:rPr>
-              <w:t>)</w:t>
-            </w:r>
-            <w:r>
-              <w:rPr>
-                <w:rFonts w:eastAsia="Arial"/>
-                <w:color w:val="000000"/>
-              </w:rPr>
+              <w:t>/kami 1)</w:t>
+            </w:r>
+            <w:r>
               <w:tab/>
               <w:t>:</w:t>
             </w:r>
           </w:p>
           <w:p>
             <w:pPr>
-              <w:spacing w:line="240" w:lineRule="auto"/>
-              <w:ind w:left="771" w:hangingChars="322" w:hanging="773"/>
-            </w:pPr>
-            <w:r>
-              <w:rPr>
-                <w:rFonts w:eastAsia="Arial"/>
-                <w:color w:val="000000"/>
-              </w:rPr>
+              <w:ind w:left="0" w:hanging="2"/>
+            </w:pPr>
+            <w:r>
               <w:t xml:space="preserve">(71)  </w:t>
             </w:r>
             <w:r>
-              <w:rPr>
-                <w:rFonts w:eastAsia="Arial"/>
-                <w:color w:val="000000"/>
-              </w:rPr>
               <w:tab/>
               <w:t>Nama</w:t>
             </w:r>
             <w:r>
-              <w:rPr>
-                <w:rFonts w:eastAsia="Arial"/>
-                <w:color w:val="000000"/>
-              </w:rPr>
               <w:tab/>
             </w:r>
             <w:r>
-              <w:rPr>
-                <w:rFonts w:eastAsia="Arial"/>
-                <w:color w:val="000000"/>
-              </w:rPr>
               <w:tab/>
             </w:r>
             <w:r>
-              <w:rPr>
-                <w:rFonts w:eastAsia="Arial"/>
-                <w:color w:val="000000"/>
-              </w:rPr>
               <w:tab/>
-              <w:t xml:space="preserve">: </w:t>
-            </w:r>
-            <w:r>
-              <w:rPr>
-                <w:rFonts w:eastAsia="Arial"/>
-                <w:smallCaps/>
-                <w:color w:val="000000"/>
-              </w:rPr>
-              <w:t>UNIVERSITAS DIPONEGORO</w:t>
-            </w:r>
-          </w:p>
-          <w:p>
-            <w:pPr>
-              <w:spacing w:line="240" w:lineRule="auto"/>
-              <w:ind w:leftChars="320" w:left="770" w:hanging="2"/>
-              <w:rPr>
-                <w:rFonts w:eastAsia="Arial"/>
-                <w:smallCaps/>
-                <w:color w:val="000000"/>
-              </w:rPr>
-            </w:pPr>
-            <w:r>
-              <w:rPr>
-                <w:rFonts w:eastAsia="Arial"/>
-                <w:smallCaps/>
-                <w:color w:val="000000"/>
-              </w:rPr>
+              <w:t>: UNIVERSITAS DIPONEGORO</w:t>
+            </w:r>
+          </w:p>
+          <w:p>
+            <w:pPr>
+              <w:ind w:left="0" w:hanging="2"/>
+            </w:pPr>
+            <w:r>
               <w:tab/>
-            </w:r>
-            <w:r>
-              <w:rPr>
-                <w:rFonts w:eastAsia="Arial"/>
-                <w:color w:val="000000"/>
-              </w:rPr>
-              <w:t xml:space="preserve">Alamat </w:t>
-            </w:r>
-            <w:r>
-              <w:rPr>
-                <w:rFonts w:eastAsia="Arial"/>
-                <w:color w:val="000000"/>
-                <w:vertAlign w:val="superscript"/>
-              </w:rPr>
-              <w:t>2</w:t>
-            </w:r>
-            <w:r>
-              <w:rPr>
-                <w:rFonts w:eastAsia="Arial"/>
-                <w:color w:val="000000"/>
-              </w:rPr>
-              <w:t>)</w:t>
-            </w:r>
-            <w:r>
-              <w:rPr>
-                <w:rFonts w:eastAsia="Arial"/>
-                <w:color w:val="000000"/>
-              </w:rPr>
+              <w:t>Alamat 2)</w:t>
+            </w:r>
+            <w:r>
               <w:tab/>
             </w:r>
             <w:r>
-              <w:rPr>
-                <w:rFonts w:eastAsia="Arial"/>
-                <w:color w:val="000000"/>
-              </w:rPr>
               <w:tab/>
-              <w:t xml:space="preserve">: </w:t>
-            </w:r>
-            <w:r>
-              <w:rPr>
-                <w:rFonts w:eastAsia="Arial"/>
-                <w:smallCaps/>
-                <w:color w:val="000000"/>
-              </w:rPr>
-              <w:t xml:space="preserve">JL. PROF. SOEDARTO, SH TEMBALANG </w:t>
-            </w:r>
-          </w:p>
-          <w:p>
-            <w:pPr>
-              <w:spacing w:line="240" w:lineRule="auto"/>
-              <w:ind w:leftChars="1265" w:left="3038" w:hanging="2"/>
-            </w:pPr>
-            <w:r>
-              <w:rPr>
-                <w:rFonts w:eastAsia="Arial"/>
-                <w:smallCaps/>
-                <w:color w:val="000000"/>
-              </w:rPr>
-              <w:t xml:space="preserve">SEMARANG </w:t>
-            </w:r>
-            <w:r>
-              <w:rPr>
-                <w:rFonts w:eastAsia="Arial"/>
-                <w:color w:val="000000"/>
-              </w:rPr>
-              <w:t>50275</w:t>
-            </w:r>
-          </w:p>
-          <w:p>
-            <w:pPr>
-              <w:spacing w:line="240" w:lineRule="auto"/>
-              <w:ind w:left="771" w:hangingChars="322" w:hanging="773"/>
-            </w:pPr>
-            <w:r>
-              <w:rPr>
-                <w:rFonts w:eastAsia="Arial"/>
-                <w:color w:val="000000"/>
-              </w:rPr>
+              <w:t xml:space="preserve">: JL. PROF. SOEDARTO, SH TEMBALANG </w:t>
+            </w:r>
+          </w:p>
+          <w:p>
+            <w:pPr>
+              <w:ind w:left="0" w:hanging="2"/>
+            </w:pPr>
+            <w:r>
+              <w:t>SEMARANG 50275</w:t>
+            </w:r>
+          </w:p>
+          <w:p>
+            <w:pPr>
+              <w:ind w:left="0" w:hanging="2"/>
+            </w:pPr>
+            <w:r>
               <w:tab/>
               <w:t>Warga Negara</w:t>
             </w:r>
             <w:r>
-              <w:rPr>
-                <w:rFonts w:eastAsia="Arial"/>
-                <w:color w:val="000000"/>
-              </w:rPr>
               <w:tab/>
-              <w:t xml:space="preserve">: </w:t>
-            </w:r>
-            <w:r>
-              <w:rPr>
-                <w:rFonts w:eastAsia="Arial"/>
-                <w:smallCaps/>
-                <w:color w:val="000000"/>
-              </w:rPr>
-              <w:t>INDONESIA</w:t>
-            </w:r>
-          </w:p>
-          <w:p>
-            <w:pPr>
-              <w:spacing w:line="240" w:lineRule="auto"/>
-              <w:ind w:left="771" w:hangingChars="322" w:hanging="773"/>
-            </w:pPr>
-            <w:r>
-              <w:rPr>
-                <w:rFonts w:eastAsia="Arial"/>
-                <w:smallCaps/>
-                <w:color w:val="000000"/>
-              </w:rPr>
+              <w:t>: INDONESIA</w:t>
+            </w:r>
+          </w:p>
+          <w:p>
+            <w:pPr>
+              <w:ind w:left="0" w:hanging="2"/>
+            </w:pPr>
+            <w:r>
               <w:tab/>
             </w:r>
             <w:proofErr w:type="spellStart"/>
             <w:r>
-              <w:rPr>
-                <w:rFonts w:eastAsia="Arial"/>
-                <w:color w:val="000000"/>
-              </w:rPr>
               <w:t>Telepon</w:t>
             </w:r>
             <w:proofErr w:type="spellEnd"/>
             <w:r>
-              <w:rPr>
-                <w:rFonts w:eastAsia="Arial"/>
-                <w:color w:val="000000"/>
-              </w:rPr>
               <w:tab/>
             </w:r>
             <w:r>
-              <w:rPr>
-                <w:rFonts w:eastAsia="Arial"/>
-                <w:color w:val="000000"/>
-              </w:rPr>
               <w:tab/>
               <w:t>: (024) 7460020</w:t>
             </w:r>
             <w:r>
-              <w:rPr>
-                <w:rFonts w:eastAsia="Arial"/>
-                <w:color w:val="000000"/>
-              </w:rPr>
               <w:tab/>
             </w:r>
           </w:p>
           <w:p>
             <w:pPr>
-              <w:spacing w:line="240" w:lineRule="auto"/>
               <w:ind w:left="0" w:hanging="2"/>
             </w:pPr>
           </w:p>
@@ -867,8 +496,7 @@
           </w:tcPr>
           <w:p>
             <w:pPr>
-              <w:ind w:leftChars="-42" w:left="-99" w:right="-23" w:hanging="2"/>
-              <w:jc w:val="center"/>
+              <w:ind w:left="0" w:hanging="2"/>
             </w:pPr>
           </w:p>
         </w:tc>
@@ -880,16 +508,12 @@
           </w:tcPr>
           <w:p>
             <w:pPr>
-              <w:ind w:leftChars="0" w:left="0" w:firstLineChars="0" w:firstLine="0"/>
-            </w:pPr>
-          </w:p>
-          <w:p>
-            <w:pPr>
-              <w:spacing w:line="480" w:lineRule="auto"/>
-              <w:ind w:left="0" w:hanging="2"/>
-              <w:rPr>
-                <w:u w:val="single"/>
-              </w:rPr>
+              <w:ind w:left="0" w:hanging="2"/>
+            </w:pPr>
+          </w:p>
+          <w:p>
+            <w:pPr>
+              <w:ind w:left="0" w:hanging="2"/>
             </w:pPr>
             <w:proofErr w:type="spellStart"/>
             <w:r>
@@ -934,17 +558,12 @@
           </w:tcPr>
           <w:p>
             <w:pPr>
-              <w:ind w:leftChars="-42" w:left="-99" w:right="-23" w:hanging="2"/>
-              <w:jc w:val="center"/>
-            </w:pPr>
-          </w:p>
-          <w:p>
-            <w:pPr>
-              <w:ind w:leftChars="-42" w:left="-99" w:right="-23" w:hanging="2"/>
-              <w:jc w:val="center"/>
-              <w:rPr>
-                <w:u w:val="single"/>
-              </w:rPr>
+              <w:ind w:left="0" w:hanging="2"/>
+            </w:pPr>
+          </w:p>
+          <w:p>
+            <w:pPr>
+              <w:ind w:left="0" w:hanging="2"/>
             </w:pPr>
             <w:r>
               <w:t>[     ]</w:t>
@@ -959,7 +578,6 @@
           </w:tcPr>
           <w:p>
             <w:pPr>
-              <w:spacing w:before="120"/>
               <w:ind w:left="0" w:hanging="2"/>
             </w:pPr>
             <w:r>
@@ -984,7 +602,6 @@
           </w:p>
           <w:p>
             <w:pPr>
-              <w:spacing w:after="120"/>
               <w:ind w:left="0" w:hanging="2"/>
               <w:rPr>
                 <w:lang w:val="en-ID"/>
@@ -1007,8 +624,13 @@
             </w:r>
             <w:proofErr w:type="spellEnd"/>
             <w:r>
-              <w:t xml:space="preserve">   :</w:t>
-            </w:r>
+              <w:t xml:space="preserve"> </w:t>
+            </w:r>
+            <w:proofErr w:type="gramStart"/>
+            <w:r>
+              <w:t xml:space="preserve">  :</w:t>
+            </w:r>
+            <w:proofErr w:type="gramEnd"/>
             <w:r>
               <w:t xml:space="preserve"> </w:t>
             </w:r>
@@ -1037,11 +659,7 @@
           </w:tcPr>
           <w:p>
             <w:pPr>
-              <w:ind w:leftChars="-42" w:left="-99" w:right="-23" w:hanging="2"/>
-              <w:jc w:val="center"/>
-              <w:rPr>
-                <w:u w:val="single"/>
-              </w:rPr>
+              <w:ind w:left="0" w:hanging="2"/>
             </w:pPr>
           </w:p>
         </w:tc>
@@ -1061,10 +679,6 @@
           </w:p>
           <w:p>
             <w:pPr>
-              <w:numPr>
-                <w:ilvl w:val="0"/>
-                <w:numId w:val="1"/>
-              </w:numPr>
               <w:ind w:left="0" w:hanging="2"/>
             </w:pPr>
             <w:r>
@@ -1094,6 +708,7 @@
             <w:r>
               <w:t>_</w:t>
             </w:r>
+            <w:proofErr w:type="gramStart"/>
             <w:r>
               <w:t>melalui</w:t>
             </w:r>
@@ -1102,7 +717,11 @@
               <w:t>}</w:t>
             </w:r>
             <w:r>
-              <w:t xml:space="preserve">*) </w:t>
+              <w:t>*</w:t>
+            </w:r>
+            <w:proofErr w:type="gramEnd"/>
+            <w:r>
+              <w:t xml:space="preserve">) </w:t>
             </w:r>
             <w:proofErr w:type="spellStart"/>
             <w:r>
@@ -1115,25 +734,21 @@
           </w:p>
           <w:p>
             <w:pPr>
-              <w:tabs>
-                <w:tab w:val="left" w:pos="3312"/>
-              </w:tabs>
-              <w:ind w:leftChars="319" w:left="768" w:hanging="2"/>
+              <w:ind w:left="0" w:hanging="2"/>
               <w:rPr>
                 <w:lang w:val="en-ID"/>
               </w:rPr>
             </w:pPr>
             <w:r>
-              <w:t xml:space="preserve">Nama Badan Hukum </w:t>
-            </w:r>
-            <w:r>
-              <w:rPr>
-                <w:vertAlign w:val="superscript"/>
-              </w:rPr>
-              <w:t>3</w:t>
-            </w:r>
-            <w:r>
-              <w:t xml:space="preserve">)     :  </w:t>
+              <w:t xml:space="preserve">Nama Badan Hukum 3)   </w:t>
+            </w:r>
+            <w:proofErr w:type="gramStart"/>
+            <w:r>
+              <w:t xml:space="preserve">  :</w:t>
+            </w:r>
+            <w:proofErr w:type="gramEnd"/>
+            <w:r>
+              <w:t xml:space="preserve">  </w:t>
             </w:r>
             <w:r>
               <w:t>${</w:t>
@@ -1155,25 +770,21 @@
           </w:p>
           <w:p>
             <w:pPr>
-              <w:tabs>
-                <w:tab w:val="left" w:pos="3312"/>
-              </w:tabs>
-              <w:ind w:leftChars="319" w:left="768" w:hanging="2"/>
+              <w:ind w:left="0" w:hanging="2"/>
               <w:rPr>
                 <w:lang w:val="en-ID"/>
               </w:rPr>
             </w:pPr>
             <w:r>
-              <w:t xml:space="preserve">Alamat Badan Hukum </w:t>
-            </w:r>
-            <w:r>
-              <w:rPr>
-                <w:vertAlign w:val="superscript"/>
-              </w:rPr>
-              <w:t>2</w:t>
-            </w:r>
-            <w:r>
-              <w:t xml:space="preserve">)   :  </w:t>
+              <w:t xml:space="preserve">Alamat Badan Hukum 2) </w:t>
+            </w:r>
+            <w:proofErr w:type="gramStart"/>
+            <w:r>
+              <w:t xml:space="preserve">  :</w:t>
+            </w:r>
+            <w:proofErr w:type="gramEnd"/>
+            <w:r>
+              <w:t xml:space="preserve">  </w:t>
             </w:r>
             <w:r>
               <w:t>${</w:t>
@@ -1183,13 +794,7 @@
               <w:rPr>
                 <w:lang w:val="en-ID"/>
               </w:rPr>
-              <w:t>alamat</w:t>
-            </w:r>
-            <w:r>
-              <w:rPr>
-                <w:lang w:val="en-ID"/>
-              </w:rPr>
-              <w:t>_badan_hukum</w:t>
+              <w:t>alamat_badan_hukum</w:t>
             </w:r>
             <w:proofErr w:type="spellEnd"/>
             <w:r>
@@ -1201,18 +806,12 @@
           </w:p>
           <w:p>
             <w:pPr>
-              <w:tabs>
-                <w:tab w:val="left" w:pos="3312"/>
-              </w:tabs>
-              <w:ind w:leftChars="319" w:left="768" w:hanging="2"/>
-            </w:pPr>
-          </w:p>
-          <w:p>
-            <w:pPr>
-              <w:tabs>
-                <w:tab w:val="left" w:pos="3312"/>
-              </w:tabs>
-              <w:ind w:leftChars="319" w:left="768" w:hanging="2"/>
+              <w:ind w:left="0" w:hanging="2"/>
+            </w:pPr>
+          </w:p>
+          <w:p>
+            <w:pPr>
+              <w:ind w:left="0" w:hanging="2"/>
               <w:rPr>
                 <w:lang w:val="en-ID"/>
               </w:rPr>
@@ -1226,7 +825,15 @@
             </w:r>
             <w:proofErr w:type="spellEnd"/>
             <w:r>
-              <w:t xml:space="preserve"> Paten     :   </w:t>
+              <w:t xml:space="preserve"> Paten   </w:t>
+            </w:r>
+            <w:proofErr w:type="gramStart"/>
+            <w:r>
+              <w:t xml:space="preserve">  :</w:t>
+            </w:r>
+            <w:proofErr w:type="gramEnd"/>
+            <w:r>
+              <w:t xml:space="preserve">   </w:t>
             </w:r>
             <w:r>
               <w:t>${</w:t>
@@ -1248,26 +855,19 @@
           </w:p>
           <w:p>
             <w:pPr>
-              <w:tabs>
-                <w:tab w:val="left" w:pos="3312"/>
-              </w:tabs>
-              <w:ind w:leftChars="319" w:left="768" w:hanging="2"/>
+              <w:ind w:left="0" w:hanging="2"/>
               <w:rPr>
                 <w:lang w:val="en-ID"/>
               </w:rPr>
             </w:pPr>
             <w:r>
-              <w:t xml:space="preserve">Alamat </w:t>
-            </w:r>
-            <w:r>
-              <w:rPr>
-                <w:vertAlign w:val="superscript"/>
-              </w:rPr>
-              <w:t>2</w:t>
-            </w:r>
-            <w:r>
-              <w:t>)                           :</w:t>
-            </w:r>
+              <w:t xml:space="preserve">Alamat 2)                         </w:t>
+            </w:r>
+            <w:proofErr w:type="gramStart"/>
+            <w:r>
+              <w:t xml:space="preserve">  :</w:t>
+            </w:r>
+            <w:proofErr w:type="gramEnd"/>
             <w:r>
               <w:t xml:space="preserve"> </w:t>
             </w:r>
@@ -1279,13 +879,7 @@
               <w:rPr>
                 <w:lang w:val="en-ID"/>
               </w:rPr>
-              <w:t>alamat</w:t>
-            </w:r>
-            <w:r>
-              <w:rPr>
-                <w:lang w:val="en-ID"/>
-              </w:rPr>
-              <w:t>_konsultan_paten</w:t>
+              <w:t>alamat_konsultan_paten</w:t>
             </w:r>
             <w:proofErr w:type="spellEnd"/>
             <w:r>
@@ -1297,18 +891,12 @@
           </w:p>
           <w:p>
             <w:pPr>
-              <w:tabs>
-                <w:tab w:val="left" w:pos="3312"/>
-              </w:tabs>
-              <w:ind w:leftChars="319" w:left="768" w:hanging="2"/>
-            </w:pPr>
-          </w:p>
-          <w:p>
-            <w:pPr>
-              <w:tabs>
-                <w:tab w:val="left" w:pos="3312"/>
-              </w:tabs>
-              <w:ind w:leftChars="319" w:left="768" w:hanging="2"/>
+              <w:ind w:left="0" w:hanging="2"/>
+            </w:pPr>
+          </w:p>
+          <w:p>
+            <w:pPr>
+              <w:ind w:left="0" w:hanging="2"/>
               <w:rPr>
                 <w:lang w:val="en-ID"/>
               </w:rPr>
@@ -1327,7 +915,15 @@
             </w:r>
             <w:proofErr w:type="spellEnd"/>
             <w:r>
-              <w:t xml:space="preserve"> Paten   :   </w:t>
+              <w:t xml:space="preserve"> Paten </w:t>
+            </w:r>
+            <w:proofErr w:type="gramStart"/>
+            <w:r>
+              <w:t xml:space="preserve">  :</w:t>
+            </w:r>
+            <w:proofErr w:type="gramEnd"/>
+            <w:r>
+              <w:t xml:space="preserve">   </w:t>
             </w:r>
             <w:r>
               <w:t>${</w:t>
@@ -1349,10 +945,7 @@
           </w:p>
           <w:p>
             <w:pPr>
-              <w:tabs>
-                <w:tab w:val="left" w:pos="3312"/>
-              </w:tabs>
-              <w:ind w:leftChars="319" w:left="768" w:hanging="2"/>
+              <w:ind w:left="0" w:hanging="2"/>
               <w:rPr>
                 <w:lang w:val="en-ID"/>
               </w:rPr>
@@ -1363,7 +956,15 @@
             </w:r>
             <w:proofErr w:type="spellEnd"/>
             <w:r>
-              <w:t xml:space="preserve"> / fax                     :  </w:t>
+              <w:t xml:space="preserve"> / fax                   </w:t>
+            </w:r>
+            <w:proofErr w:type="gramStart"/>
+            <w:r>
+              <w:t xml:space="preserve">  :</w:t>
+            </w:r>
+            <w:proofErr w:type="gramEnd"/>
+            <w:r>
+              <w:t xml:space="preserve">  </w:t>
             </w:r>
             <w:r>
               <w:t>${</w:t>
@@ -1386,9 +987,6 @@
           <w:p>
             <w:pPr>
               <w:ind w:left="0" w:hanging="2"/>
-              <w:rPr>
-                <w:u w:val="single"/>
-              </w:rPr>
             </w:pPr>
           </w:p>
         </w:tc>
@@ -1398,17 +996,12 @@
           </w:tcPr>
           <w:p>
             <w:pPr>
-              <w:ind w:leftChars="-42" w:left="-99" w:right="-23" w:hanging="2"/>
-              <w:jc w:val="center"/>
-            </w:pPr>
-          </w:p>
-          <w:p>
-            <w:pPr>
-              <w:ind w:leftChars="-42" w:left="-99" w:right="-23" w:hanging="2"/>
-              <w:jc w:val="center"/>
-              <w:rPr>
-                <w:u w:val="single"/>
-              </w:rPr>
+              <w:ind w:left="0" w:hanging="2"/>
+            </w:pPr>
+          </w:p>
+          <w:p>
+            <w:pPr>
+              <w:ind w:left="0" w:hanging="2"/>
             </w:pPr>
             <w:r>
               <w:t>[     ]</w:t>
@@ -1430,7 +1023,6 @@
             <w:pPr>
               <w:ind w:left="0" w:hanging="2"/>
               <w:rPr>
-                <w:color w:val="FF0000"/>
                 <w:lang w:val="en-ID"/>
               </w:rPr>
             </w:pPr>
@@ -1459,7 +1051,15 @@
             </w:r>
             <w:proofErr w:type="spellEnd"/>
             <w:r>
-              <w:t xml:space="preserve">             : </w:t>
+              <w:t xml:space="preserve">           </w:t>
+            </w:r>
+            <w:proofErr w:type="gramStart"/>
+            <w:r>
+              <w:t xml:space="preserve">  :</w:t>
+            </w:r>
+            <w:proofErr w:type="gramEnd"/>
+            <w:r>
+              <w:t xml:space="preserve"> </w:t>
             </w:r>
             <w:r>
               <w:t>${</w:t>
@@ -1482,17 +1082,11 @@
           <w:p>
             <w:pPr>
               <w:ind w:left="0" w:hanging="2"/>
-              <w:rPr>
-                <w:color w:val="000000"/>
-              </w:rPr>
-            </w:pPr>
-          </w:p>
-          <w:p>
-            <w:pPr>
-              <w:ind w:left="0" w:hanging="2"/>
-              <w:rPr>
-                <w:color w:val="000000"/>
-              </w:rPr>
+            </w:pPr>
+          </w:p>
+          <w:p>
+            <w:pPr>
+              <w:ind w:left="0" w:hanging="2"/>
             </w:pPr>
           </w:p>
           <w:p>
@@ -1507,17 +1101,12 @@
           </w:tcPr>
           <w:p>
             <w:pPr>
-              <w:ind w:leftChars="-42" w:left="-99" w:right="-23" w:hanging="2"/>
-              <w:jc w:val="center"/>
-            </w:pPr>
-          </w:p>
-          <w:p>
-            <w:pPr>
-              <w:ind w:leftChars="-42" w:left="-99" w:right="-23" w:hanging="2"/>
-              <w:jc w:val="center"/>
-              <w:rPr>
-                <w:u w:val="single"/>
-              </w:rPr>
+              <w:ind w:left="0" w:hanging="2"/>
+            </w:pPr>
+          </w:p>
+          <w:p>
+            <w:pPr>
+              <w:ind w:left="0" w:hanging="2"/>
             </w:pPr>
             <w:r>
               <w:t>[     ]</w:t>
@@ -1598,12 +1187,14 @@
             </w:r>
             <w:proofErr w:type="spellEnd"/>
             <w:r>
-              <w:t xml:space="preserve">     :</w:t>
-            </w:r>
-            <w:r>
-              <w:rPr>
-                <w:color w:val="C00000"/>
-              </w:rPr>
+              <w:t xml:space="preserve">   </w:t>
+            </w:r>
+            <w:proofErr w:type="gramStart"/>
+            <w:r>
+              <w:t xml:space="preserve">  :</w:t>
+            </w:r>
+            <w:proofErr w:type="gramEnd"/>
+            <w:r>
               <w:t xml:space="preserve"> </w:t>
             </w:r>
             <w:r>
@@ -1641,14 +1232,12 @@
           </w:tcPr>
           <w:p>
             <w:pPr>
-              <w:ind w:leftChars="-42" w:left="-99" w:right="-23" w:hanging="2"/>
-              <w:jc w:val="center"/>
-            </w:pPr>
-          </w:p>
-          <w:p>
-            <w:pPr>
-              <w:ind w:leftChars="-42" w:left="-99" w:right="-23" w:hanging="2"/>
-              <w:jc w:val="center"/>
+              <w:ind w:left="0" w:hanging="2"/>
+            </w:pPr>
+          </w:p>
+          <w:p>
+            <w:pPr>
+              <w:ind w:left="0" w:hanging="2"/>
             </w:pPr>
             <w:r>
               <w:t>[     ]</w:t>
@@ -1659,10 +1248,7 @@
     </w:tbl>
     <w:p>
       <w:pPr>
-        <w:ind w:leftChars="0" w:left="0" w:firstLineChars="0" w:firstLine="0"/>
-        <w:rPr>
-          <w:u w:val="single"/>
-        </w:rPr>
+        <w:ind w:left="0" w:hanging="2"/>
       </w:pPr>
     </w:p>
     <w:tbl>
@@ -1706,39 +1292,45 @@
             </w:r>
             <w:proofErr w:type="spellEnd"/>
             <w:r>
-              <w:t xml:space="preserve"> para inventor :</w:t>
-            </w:r>
-          </w:p>
-          <w:p>
-            <w:pPr>
-              <w:ind w:left="0" w:hanging="2"/>
-            </w:pPr>
-            <w:r>
-              <w:rPr>
-                <w:rFonts w:ascii="Courier New" w:eastAsia="Courier New" w:hAnsi="Courier New" w:cs="Courier New"/>
-                <w:color w:val="000000"/>
-              </w:rPr>
+              <w:t xml:space="preserve"> para </w:t>
+            </w:r>
+            <w:proofErr w:type="gramStart"/>
+            <w:r>
+              <w:t>inventor :</w:t>
+            </w:r>
+            <w:proofErr w:type="gramEnd"/>
+          </w:p>
+          <w:p>
+            <w:pPr>
+              <w:ind w:left="0" w:hanging="2"/>
+            </w:pPr>
+            <w:r>
               <w:t xml:space="preserve">     </w:t>
             </w:r>
           </w:p>
           <w:p>
             <w:pPr>
-              <w:spacing w:line="360" w:lineRule="auto"/>
-              <w:ind w:left="0" w:hanging="2"/>
-              <w:rPr>
-                <w:color w:val="FF0000"/>
-                <w:lang w:val="en-ID"/>
-              </w:rPr>
-            </w:pPr>
-            <w:r>
-              <w:t>${</w:t>
-            </w:r>
-            <w:proofErr w:type="spellStart"/>
-            <w:r>
+              <w:ind w:left="0" w:hanging="2"/>
               <w:rPr>
                 <w:lang w:val="en-ID"/>
               </w:rPr>
-              <w:t>inventor_input</w:t>
+            </w:pPr>
+            <w:r>
+              <w:t>${</w:t>
+            </w:r>
+            <w:proofErr w:type="spellStart"/>
+            <w:r>
+              <w:rPr>
+                <w:lang w:val="en-ID"/>
+              </w:rPr>
+              <w:t>inventor_</w:t>
+            </w:r>
+            <w:proofErr w:type="gramStart"/>
+            <w:r>
+              <w:rPr>
+                <w:lang w:val="en-ID"/>
+              </w:rPr>
+              <w:t>input</w:t>
             </w:r>
             <w:proofErr w:type="spellEnd"/>
             <w:r>
@@ -1748,7 +1340,11 @@
               <w:t>}</w:t>
             </w:r>
             <w:r>
-              <w:t xml:space="preserve">                                      </w:t>
+              <w:t xml:space="preserve">   </w:t>
+            </w:r>
+            <w:proofErr w:type="gramEnd"/>
+            <w:r>
+              <w:t xml:space="preserve">                                   </w:t>
             </w:r>
           </w:p>
         </w:tc>
@@ -1764,57 +1360,35 @@
           </w:tcPr>
           <w:p>
             <w:pPr>
-              <w:ind w:left="0" w:right="15" w:hanging="2"/>
-              <w:jc w:val="center"/>
-              <w:rPr>
-                <w:u w:val="single"/>
-              </w:rPr>
-            </w:pPr>
-          </w:p>
-          <w:p>
-            <w:pPr>
-              <w:ind w:leftChars="0" w:left="0" w:right="15" w:firstLineChars="0" w:firstLine="0"/>
-              <w:jc w:val="center"/>
-              <w:rPr>
-                <w:u w:val="single"/>
-              </w:rPr>
-            </w:pPr>
-            <w:proofErr w:type="spellStart"/>
-            <w:r>
-              <w:rPr>
-                <w:u w:val="single"/>
-              </w:rPr>
+              <w:ind w:left="0" w:hanging="2"/>
+            </w:pPr>
+          </w:p>
+          <w:p>
+            <w:pPr>
+              <w:ind w:left="0" w:hanging="2"/>
+            </w:pPr>
+            <w:proofErr w:type="spellStart"/>
+            <w:r>
               <w:t>Diisi</w:t>
             </w:r>
             <w:proofErr w:type="spellEnd"/>
             <w:r>
-              <w:rPr>
-                <w:u w:val="single"/>
-              </w:rPr>
               <w:t xml:space="preserve"> oleh </w:t>
             </w:r>
             <w:proofErr w:type="spellStart"/>
             <w:r>
-              <w:rPr>
-                <w:u w:val="single"/>
-              </w:rPr>
               <w:t>petugas</w:t>
             </w:r>
             <w:proofErr w:type="spellEnd"/>
           </w:p>
           <w:p>
             <w:pPr>
-              <w:ind w:left="0" w:right="15" w:hanging="2"/>
-              <w:jc w:val="center"/>
-              <w:rPr>
-                <w:u w:val="single"/>
-              </w:rPr>
-            </w:pPr>
-          </w:p>
-          <w:p>
-            <w:pPr>
-              <w:ind w:left="0" w:right="15" w:hanging="2"/>
-              <w:jc w:val="center"/>
+              <w:ind w:left="0" w:hanging="2"/>
+            </w:pPr>
+          </w:p>
+          <w:p>
+            <w:pPr>
+              <w:ind w:left="0" w:hanging="2"/>
             </w:pPr>
             <w:r>
               <w:t>[     ]</w:t>
@@ -1835,7 +1409,6 @@
           </w:tcPr>
           <w:p>
             <w:pPr>
-              <w:spacing w:line="480" w:lineRule="auto"/>
               <w:ind w:left="0" w:hanging="2"/>
             </w:pPr>
           </w:p>
@@ -1913,21 +1486,15 @@
               <w:t xml:space="preserve">Hak </w:t>
             </w:r>
             <w:proofErr w:type="spellStart"/>
+            <w:proofErr w:type="gramStart"/>
             <w:r>
               <w:t>prioritas</w:t>
             </w:r>
             <w:proofErr w:type="spellEnd"/>
             <w:r>
-              <w:t xml:space="preserve">  </w:t>
-            </w:r>
-            <w:r>
-              <w:rPr>
-                <w:sz w:val="28"/>
-                <w:szCs w:val="28"/>
-                <w:vertAlign w:val="superscript"/>
-              </w:rPr>
-              <w:t>4</w:t>
-            </w:r>
+              <w:t xml:space="preserve">  4</w:t>
+            </w:r>
+            <w:proofErr w:type="gramEnd"/>
             <w:r>
               <w:t>)</w:t>
             </w:r>
@@ -1958,15 +1525,7 @@
                 </w:tcPr>
                 <w:p>
                   <w:pPr>
-                    <w:pBdr>
-                      <w:top w:val="single" w:sz="4" w:space="1" w:color="FFFFFF" w:themeColor="background1"/>
-                      <w:left w:val="single" w:sz="4" w:space="4" w:color="FFFFFF" w:themeColor="background1"/>
-                      <w:bottom w:val="single" w:sz="4" w:space="1" w:color="FFFFFF" w:themeColor="background1"/>
-                      <w:right w:val="single" w:sz="4" w:space="4" w:color="FFFFFF" w:themeColor="background1"/>
-                      <w:between w:val="single" w:sz="4" w:space="1" w:color="FFFFFF" w:themeColor="background1"/>
-                      <w:bar w:val="single" w:sz="4" w:color="FFFFFF" w:themeColor="background1"/>
-                    </w:pBdr>
-                    <w:ind w:leftChars="0" w:left="0" w:firstLineChars="0" w:firstLine="0"/>
+                    <w:ind w:left="0" w:hanging="2"/>
                   </w:pPr>
                   <w:r>
                     <w:t>Negara:</w:t>
@@ -1979,15 +1538,7 @@
                 </w:tcPr>
                 <w:p>
                   <w:pPr>
-                    <w:pBdr>
-                      <w:top w:val="single" w:sz="4" w:space="1" w:color="FFFFFF" w:themeColor="background1"/>
-                      <w:left w:val="single" w:sz="4" w:space="4" w:color="FFFFFF" w:themeColor="background1"/>
-                      <w:bottom w:val="single" w:sz="4" w:space="1" w:color="FFFFFF" w:themeColor="background1"/>
-                      <w:right w:val="single" w:sz="4" w:space="4" w:color="FFFFFF" w:themeColor="background1"/>
-                      <w:between w:val="single" w:sz="4" w:space="1" w:color="FFFFFF" w:themeColor="background1"/>
-                      <w:bar w:val="single" w:sz="4" w:color="FFFFFF" w:themeColor="background1"/>
-                    </w:pBdr>
-                    <w:ind w:leftChars="0" w:left="0" w:firstLineChars="0" w:firstLine="0"/>
+                    <w:ind w:left="0" w:hanging="2"/>
                   </w:pPr>
                   <w:proofErr w:type="spellStart"/>
                   <w:r>
@@ -2018,15 +1569,7 @@
                 </w:tcPr>
                 <w:p>
                   <w:pPr>
-                    <w:pBdr>
-                      <w:top w:val="single" w:sz="4" w:space="1" w:color="FFFFFF" w:themeColor="background1"/>
-                      <w:left w:val="single" w:sz="4" w:space="4" w:color="FFFFFF" w:themeColor="background1"/>
-                      <w:bottom w:val="single" w:sz="4" w:space="1" w:color="FFFFFF" w:themeColor="background1"/>
-                      <w:right w:val="single" w:sz="4" w:space="4" w:color="FFFFFF" w:themeColor="background1"/>
-                      <w:between w:val="single" w:sz="4" w:space="1" w:color="FFFFFF" w:themeColor="background1"/>
-                      <w:bar w:val="single" w:sz="4" w:color="FFFFFF" w:themeColor="background1"/>
-                    </w:pBdr>
-                    <w:ind w:leftChars="0" w:left="0" w:firstLineChars="0" w:firstLine="0"/>
+                    <w:ind w:left="0" w:hanging="2"/>
                   </w:pPr>
                   <w:proofErr w:type="spellStart"/>
                   <w:r>
@@ -2051,18 +1594,18 @@
                 </w:tcPr>
                 <w:p>
                   <w:pPr>
-                    <w:pBdr>
-                      <w:top w:val="single" w:sz="4" w:space="1" w:color="FFFFFF" w:themeColor="background1"/>
-                      <w:left w:val="single" w:sz="4" w:space="4" w:color="FFFFFF" w:themeColor="background1"/>
-                      <w:bottom w:val="single" w:sz="4" w:space="1" w:color="FFFFFF" w:themeColor="background1"/>
-                      <w:right w:val="single" w:sz="4" w:space="4" w:color="FFFFFF" w:themeColor="background1"/>
-                      <w:between w:val="single" w:sz="4" w:space="1" w:color="FFFFFF" w:themeColor="background1"/>
-                      <w:bar w:val="single" w:sz="4" w:color="FFFFFF" w:themeColor="background1"/>
-                    </w:pBdr>
-                    <w:ind w:leftChars="0" w:left="0" w:firstLineChars="0" w:firstLine="0"/>
+                    <w:ind w:left="0" w:hanging="2"/>
                   </w:pPr>
                   <w:r>
-                    <w:t xml:space="preserve">${negara}      </w:t>
+                    <w:t>${</w:t>
+                  </w:r>
+                  <w:proofErr w:type="gramStart"/>
+                  <w:r>
+                    <w:t xml:space="preserve">negara}   </w:t>
+                  </w:r>
+                  <w:proofErr w:type="gramEnd"/>
+                  <w:r>
+                    <w:t xml:space="preserve">   </w:t>
                   </w:r>
                 </w:p>
               </w:tc>
@@ -2072,26 +1615,26 @@
                 </w:tcPr>
                 <w:p>
                   <w:pPr>
-                    <w:pBdr>
-                      <w:top w:val="single" w:sz="4" w:space="1" w:color="FFFFFF" w:themeColor="background1"/>
-                      <w:left w:val="single" w:sz="4" w:space="4" w:color="FFFFFF" w:themeColor="background1"/>
-                      <w:bottom w:val="single" w:sz="4" w:space="1" w:color="FFFFFF" w:themeColor="background1"/>
-                      <w:right w:val="single" w:sz="4" w:space="4" w:color="FFFFFF" w:themeColor="background1"/>
-                      <w:between w:val="single" w:sz="4" w:space="1" w:color="FFFFFF" w:themeColor="background1"/>
-                      <w:bar w:val="single" w:sz="4" w:color="FFFFFF" w:themeColor="background1"/>
-                    </w:pBdr>
-                    <w:ind w:leftChars="0" w:left="0" w:firstLineChars="0" w:firstLine="0"/>
+                    <w:ind w:left="0" w:hanging="2"/>
                   </w:pPr>
                   <w:r>
                     <w:t>${</w:t>
                   </w:r>
                   <w:proofErr w:type="spellStart"/>
                   <w:r>
-                    <w:t>tgl_penerimaan</w:t>
+                    <w:t>tgl_</w:t>
+                  </w:r>
+                  <w:proofErr w:type="gramStart"/>
+                  <w:r>
+                    <w:t>penerimaan</w:t>
                   </w:r>
                   <w:proofErr w:type="spellEnd"/>
                   <w:r>
-                    <w:t xml:space="preserve">}                        </w:t>
+                    <w:t xml:space="preserve">}   </w:t>
+                  </w:r>
+                  <w:proofErr w:type="gramEnd"/>
+                  <w:r>
+                    <w:t xml:space="preserve">                     </w:t>
                   </w:r>
                 </w:p>
               </w:tc>
@@ -2101,18 +1644,7 @@
                 </w:tcPr>
                 <w:p>
                   <w:pPr>
-                    <w:pBdr>
-                      <w:top w:val="single" w:sz="4" w:space="1" w:color="FFFFFF" w:themeColor="background1"/>
-                      <w:left w:val="single" w:sz="4" w:space="4" w:color="FFFFFF" w:themeColor="background1"/>
-                      <w:bottom w:val="single" w:sz="4" w:space="1" w:color="FFFFFF" w:themeColor="background1"/>
-                      <w:right w:val="single" w:sz="4" w:space="4" w:color="FFFFFF" w:themeColor="background1"/>
-                      <w:between w:val="single" w:sz="4" w:space="1" w:color="FFFFFF" w:themeColor="background1"/>
-                      <w:bar w:val="single" w:sz="4" w:color="FFFFFF" w:themeColor="background1"/>
-                    </w:pBdr>
-                    <w:tabs>
-                      <w:tab w:val="left" w:pos="4965"/>
-                    </w:tabs>
-                    <w:ind w:leftChars="0" w:left="0" w:firstLineChars="0" w:firstLine="0"/>
+                    <w:ind w:left="0" w:hanging="2"/>
                   </w:pPr>
                   <w:r>
                     <w:t>${</w:t>
@@ -2128,15 +1660,7 @@
                 </w:p>
                 <w:p>
                   <w:pPr>
-                    <w:pBdr>
-                      <w:top w:val="single" w:sz="4" w:space="1" w:color="FFFFFF" w:themeColor="background1"/>
-                      <w:left w:val="single" w:sz="4" w:space="4" w:color="FFFFFF" w:themeColor="background1"/>
-                      <w:bottom w:val="single" w:sz="4" w:space="1" w:color="FFFFFF" w:themeColor="background1"/>
-                      <w:right w:val="single" w:sz="4" w:space="4" w:color="FFFFFF" w:themeColor="background1"/>
-                      <w:between w:val="single" w:sz="4" w:space="1" w:color="FFFFFF" w:themeColor="background1"/>
-                      <w:bar w:val="single" w:sz="4" w:color="FFFFFF" w:themeColor="background1"/>
-                    </w:pBdr>
-                    <w:ind w:leftChars="0" w:left="0" w:firstLineChars="0" w:firstLine="0"/>
+                    <w:ind w:left="0" w:hanging="2"/>
                   </w:pPr>
                 </w:p>
               </w:tc>
@@ -2148,15 +1672,7 @@
                 </w:tcPr>
                 <w:p>
                   <w:pPr>
-                    <w:pBdr>
-                      <w:top w:val="single" w:sz="4" w:space="1" w:color="FFFFFF" w:themeColor="background1"/>
-                      <w:left w:val="single" w:sz="4" w:space="4" w:color="FFFFFF" w:themeColor="background1"/>
-                      <w:bottom w:val="single" w:sz="4" w:space="1" w:color="FFFFFF" w:themeColor="background1"/>
-                      <w:right w:val="single" w:sz="4" w:space="4" w:color="FFFFFF" w:themeColor="background1"/>
-                      <w:between w:val="single" w:sz="4" w:space="1" w:color="FFFFFF" w:themeColor="background1"/>
-                      <w:bar w:val="single" w:sz="4" w:color="FFFFFF" w:themeColor="background1"/>
-                    </w:pBdr>
-                    <w:ind w:leftChars="0" w:left="0" w:firstLineChars="0" w:firstLine="0"/>
+                    <w:ind w:left="0" w:hanging="2"/>
                   </w:pPr>
                 </w:p>
               </w:tc>
@@ -2166,15 +1682,7 @@
                 </w:tcPr>
                 <w:p>
                   <w:pPr>
-                    <w:pBdr>
-                      <w:top w:val="single" w:sz="4" w:space="1" w:color="FFFFFF" w:themeColor="background1"/>
-                      <w:left w:val="single" w:sz="4" w:space="4" w:color="FFFFFF" w:themeColor="background1"/>
-                      <w:bottom w:val="single" w:sz="4" w:space="1" w:color="FFFFFF" w:themeColor="background1"/>
-                      <w:right w:val="single" w:sz="4" w:space="4" w:color="FFFFFF" w:themeColor="background1"/>
-                      <w:between w:val="single" w:sz="4" w:space="1" w:color="FFFFFF" w:themeColor="background1"/>
-                      <w:bar w:val="single" w:sz="4" w:color="FFFFFF" w:themeColor="background1"/>
-                    </w:pBdr>
-                    <w:ind w:leftChars="0" w:left="0" w:firstLineChars="0" w:firstLine="0"/>
+                    <w:ind w:left="0" w:hanging="2"/>
                   </w:pPr>
                 </w:p>
               </w:tc>
@@ -2184,15 +1692,7 @@
                 </w:tcPr>
                 <w:p>
                   <w:pPr>
-                    <w:pBdr>
-                      <w:top w:val="single" w:sz="4" w:space="1" w:color="FFFFFF" w:themeColor="background1"/>
-                      <w:left w:val="single" w:sz="4" w:space="4" w:color="FFFFFF" w:themeColor="background1"/>
-                      <w:bottom w:val="single" w:sz="4" w:space="1" w:color="FFFFFF" w:themeColor="background1"/>
-                      <w:right w:val="single" w:sz="4" w:space="4" w:color="FFFFFF" w:themeColor="background1"/>
-                      <w:between w:val="single" w:sz="4" w:space="1" w:color="FFFFFF" w:themeColor="background1"/>
-                      <w:bar w:val="single" w:sz="4" w:color="FFFFFF" w:themeColor="background1"/>
-                    </w:pBdr>
-                    <w:ind w:leftChars="0" w:left="0" w:firstLineChars="0" w:firstLine="0"/>
+                    <w:ind w:left="0" w:hanging="2"/>
                   </w:pPr>
                 </w:p>
               </w:tc>
@@ -2200,20 +1700,12 @@
           </w:tbl>
           <w:p>
             <w:pPr>
-              <w:pBdr>
-                <w:top w:val="single" w:sz="4" w:space="1" w:color="FFFFFF" w:themeColor="background1"/>
-                <w:left w:val="single" w:sz="4" w:space="4" w:color="FFFFFF" w:themeColor="background1"/>
-                <w:bottom w:val="single" w:sz="4" w:space="1" w:color="FFFFFF" w:themeColor="background1"/>
-                <w:right w:val="single" w:sz="4" w:space="4" w:color="FFFFFF" w:themeColor="background1"/>
-                <w:between w:val="single" w:sz="4" w:space="1" w:color="FFFFFF" w:themeColor="background1"/>
-                <w:bar w:val="single" w:sz="4" w:color="FFFFFF" w:themeColor="background1"/>
-              </w:pBdr>
-              <w:ind w:leftChars="0" w:left="0" w:firstLineChars="0" w:firstLine="0"/>
-            </w:pPr>
-          </w:p>
-          <w:p>
-            <w:pPr>
-              <w:ind w:leftChars="0" w:left="0" w:firstLineChars="0" w:firstLine="0"/>
+              <w:ind w:left="0" w:hanging="2"/>
+            </w:pPr>
+          </w:p>
+          <w:p>
+            <w:pPr>
+              <w:ind w:left="0" w:hanging="2"/>
             </w:pPr>
           </w:p>
         </w:tc>
@@ -2228,20 +1720,17 @@
           </w:tcPr>
           <w:p>
             <w:pPr>
-              <w:ind w:left="0" w:right="15" w:hanging="2"/>
-              <w:jc w:val="center"/>
-            </w:pPr>
-          </w:p>
-          <w:p>
-            <w:pPr>
-              <w:ind w:left="0" w:right="15" w:hanging="2"/>
-              <w:jc w:val="center"/>
-            </w:pPr>
-          </w:p>
-          <w:p>
-            <w:pPr>
-              <w:ind w:left="0" w:right="15" w:hanging="2"/>
-              <w:jc w:val="center"/>
+              <w:ind w:left="0" w:hanging="2"/>
+            </w:pPr>
+          </w:p>
+          <w:p>
+            <w:pPr>
+              <w:ind w:left="0" w:hanging="2"/>
+            </w:pPr>
+          </w:p>
+          <w:p>
+            <w:pPr>
+              <w:ind w:left="0" w:hanging="2"/>
             </w:pPr>
             <w:r>
               <w:t>[     ]</w:t>
@@ -2289,40 +1778,479 @@
               <w:t xml:space="preserve"> </w:t>
             </w:r>
             <w:proofErr w:type="spellStart"/>
+            <w:proofErr w:type="gramStart"/>
             <w:r>
               <w:t>lampirkan</w:t>
             </w:r>
             <w:proofErr w:type="spellEnd"/>
             <w:r>
+              <w:t xml:space="preserve">  5)  :</w:t>
+            </w:r>
+            <w:proofErr w:type="gramEnd"/>
+          </w:p>
+          <w:p>
+            <w:pPr>
+              <w:ind w:left="0" w:hanging="2"/>
+            </w:pPr>
+          </w:p>
+          <w:p>
+            <w:pPr>
+              <w:ind w:left="0" w:hanging="2"/>
+            </w:pPr>
+            <w:r>
+              <w:t>1 (</w:t>
+            </w:r>
+            <w:proofErr w:type="spellStart"/>
+            <w:r>
+              <w:t>satu</w:t>
+            </w:r>
+            <w:proofErr w:type="spellEnd"/>
+            <w:r>
+              <w:t xml:space="preserve">) </w:t>
+            </w:r>
+            <w:proofErr w:type="spellStart"/>
+            <w:proofErr w:type="gramStart"/>
+            <w:r>
+              <w:t>rangkap</w:t>
+            </w:r>
+            <w:proofErr w:type="spellEnd"/>
+            <w:r>
+              <w:t xml:space="preserve"> :</w:t>
+            </w:r>
+            <w:proofErr w:type="gramEnd"/>
+          </w:p>
+          <w:p>
+            <w:pPr>
+              <w:ind w:left="0" w:hanging="2"/>
+            </w:pPr>
+          </w:p>
+          <w:p>
+            <w:pPr>
+              <w:ind w:left="0" w:hanging="2"/>
+            </w:pPr>
+            <w:r>
+              <w:t>[${</w:t>
+            </w:r>
+            <w:proofErr w:type="spellStart"/>
+            <w:r>
+              <w:t>lamp_surat_kuasa</w:t>
+            </w:r>
+            <w:proofErr w:type="spellEnd"/>
+            <w:r>
+              <w:t xml:space="preserve">}] </w:t>
+            </w:r>
+            <w:proofErr w:type="spellStart"/>
+            <w:r>
+              <w:t>surat</w:t>
+            </w:r>
+            <w:proofErr w:type="spellEnd"/>
+            <w:r>
+              <w:t xml:space="preserve"> </w:t>
+            </w:r>
+            <w:proofErr w:type="spellStart"/>
+            <w:r>
+              <w:t>kuasa</w:t>
+            </w:r>
+            <w:proofErr w:type="spellEnd"/>
+          </w:p>
+          <w:p>
+            <w:pPr>
+              <w:ind w:left="0" w:hanging="2"/>
+            </w:pPr>
+            <w:r>
+              <w:t xml:space="preserve">[ </w:t>
+            </w:r>
+            <w:proofErr w:type="gramStart"/>
+            <w:r>
+              <w:t>X ]</w:t>
+            </w:r>
+            <w:proofErr w:type="gramEnd"/>
+            <w:r>
               <w:t xml:space="preserve">  </w:t>
             </w:r>
-            <w:r>
-              <w:rPr>
-                <w:sz w:val="28"/>
-                <w:szCs w:val="28"/>
-                <w:vertAlign w:val="superscript"/>
-              </w:rPr>
-              <w:t>5</w:t>
-            </w:r>
+            <w:proofErr w:type="spellStart"/>
+            <w:r>
+              <w:t>surat</w:t>
+            </w:r>
+            <w:proofErr w:type="spellEnd"/>
+            <w:r>
+              <w:t xml:space="preserve"> </w:t>
+            </w:r>
+            <w:proofErr w:type="spellStart"/>
+            <w:r>
+              <w:t>pengalihan</w:t>
+            </w:r>
+            <w:proofErr w:type="spellEnd"/>
+            <w:r>
+              <w:t xml:space="preserve"> </w:t>
+            </w:r>
+            <w:proofErr w:type="spellStart"/>
+            <w:r>
+              <w:t>hak</w:t>
+            </w:r>
+            <w:proofErr w:type="spellEnd"/>
+            <w:r>
+              <w:t xml:space="preserve"> </w:t>
+            </w:r>
+            <w:proofErr w:type="spellStart"/>
+            <w:r>
+              <w:t>atas</w:t>
+            </w:r>
+            <w:proofErr w:type="spellEnd"/>
+            <w:r>
+              <w:t xml:space="preserve"> </w:t>
+            </w:r>
+            <w:proofErr w:type="spellStart"/>
+            <w:r>
+              <w:t>penemuan</w:t>
+            </w:r>
+            <w:proofErr w:type="spellEnd"/>
+          </w:p>
+          <w:p>
+            <w:pPr>
+              <w:ind w:left="0" w:hanging="2"/>
+            </w:pPr>
+            <w:r>
+              <w:t xml:space="preserve">[ </w:t>
+            </w:r>
+            <w:proofErr w:type="gramStart"/>
+            <w:r>
+              <w:t>X ]</w:t>
+            </w:r>
+            <w:proofErr w:type="gramEnd"/>
+            <w:r>
+              <w:t xml:space="preserve">  </w:t>
+            </w:r>
+            <w:proofErr w:type="spellStart"/>
+            <w:r>
+              <w:t>bukti</w:t>
+            </w:r>
+            <w:proofErr w:type="spellEnd"/>
+            <w:r>
+              <w:t xml:space="preserve"> </w:t>
+            </w:r>
+            <w:proofErr w:type="spellStart"/>
+            <w:r>
+              <w:t>pemilikan</w:t>
+            </w:r>
+            <w:proofErr w:type="spellEnd"/>
+            <w:r>
+              <w:t xml:space="preserve"> </w:t>
+            </w:r>
+            <w:proofErr w:type="spellStart"/>
+            <w:r>
+              <w:t>hak</w:t>
+            </w:r>
+            <w:proofErr w:type="spellEnd"/>
+            <w:r>
+              <w:t xml:space="preserve"> </w:t>
+            </w:r>
+            <w:proofErr w:type="spellStart"/>
+            <w:r>
+              <w:t>atas</w:t>
+            </w:r>
+            <w:proofErr w:type="spellEnd"/>
+            <w:r>
+              <w:t xml:space="preserve"> </w:t>
+            </w:r>
+            <w:proofErr w:type="spellStart"/>
+            <w:r>
+              <w:t>penemuan</w:t>
+            </w:r>
+            <w:proofErr w:type="spellEnd"/>
+          </w:p>
+          <w:p>
+            <w:pPr>
+              <w:ind w:left="0" w:hanging="2"/>
+            </w:pPr>
+            <w:r>
+              <w:t>[${</w:t>
+            </w:r>
+            <w:proofErr w:type="spellStart"/>
+            <w:r>
+              <w:t>lamp_do_eo</w:t>
+            </w:r>
+            <w:proofErr w:type="spellEnd"/>
+            <w:proofErr w:type="gramStart"/>
+            <w:r>
+              <w:t xml:space="preserve">}]  </w:t>
+            </w:r>
+            <w:proofErr w:type="spellStart"/>
+            <w:r>
+              <w:t>bukti</w:t>
+            </w:r>
+            <w:proofErr w:type="spellEnd"/>
+            <w:proofErr w:type="gramEnd"/>
+            <w:r>
+              <w:t xml:space="preserve"> </w:t>
+            </w:r>
+            <w:proofErr w:type="spellStart"/>
+            <w:r>
+              <w:t>penunjukan</w:t>
+            </w:r>
+            <w:proofErr w:type="spellEnd"/>
+            <w:r>
+              <w:t xml:space="preserve"> negara </w:t>
+            </w:r>
+            <w:proofErr w:type="spellStart"/>
+            <w:r>
+              <w:t>tujuan</w:t>
+            </w:r>
+            <w:proofErr w:type="spellEnd"/>
+            <w:r>
+              <w:t xml:space="preserve"> (DO/EO)</w:t>
+            </w:r>
+          </w:p>
+          <w:p>
+            <w:pPr>
+              <w:ind w:left="0" w:hanging="2"/>
+            </w:pPr>
+            <w:r>
+              <w:t>[${</w:t>
+            </w:r>
+            <w:proofErr w:type="spellStart"/>
+            <w:r>
+              <w:t>lamp_dok_prioritas</w:t>
+            </w:r>
+            <w:proofErr w:type="spellEnd"/>
+            <w:proofErr w:type="gramStart"/>
+            <w:r>
+              <w:t xml:space="preserve">}]  </w:t>
+            </w:r>
+            <w:proofErr w:type="spellStart"/>
+            <w:r>
+              <w:t>dokumen</w:t>
+            </w:r>
+            <w:proofErr w:type="spellEnd"/>
+            <w:proofErr w:type="gramEnd"/>
+            <w:r>
+              <w:t xml:space="preserve"> </w:t>
+            </w:r>
+            <w:proofErr w:type="spellStart"/>
+            <w:r>
+              <w:t>prioritas</w:t>
+            </w:r>
+            <w:proofErr w:type="spellEnd"/>
+            <w:r>
+              <w:t xml:space="preserve"> dan </w:t>
+            </w:r>
+            <w:proofErr w:type="spellStart"/>
+            <w:r>
+              <w:t>terjemahannya</w:t>
+            </w:r>
+            <w:proofErr w:type="spellEnd"/>
+          </w:p>
+          <w:p>
+            <w:pPr>
+              <w:ind w:left="0" w:hanging="2"/>
+            </w:pPr>
+            <w:r>
+              <w:t>[${</w:t>
+            </w:r>
+            <w:proofErr w:type="spellStart"/>
+            <w:r>
+              <w:t>lamp_dok_pct</w:t>
+            </w:r>
+            <w:proofErr w:type="spellEnd"/>
+            <w:proofErr w:type="gramStart"/>
+            <w:r>
+              <w:t xml:space="preserve">}]  </w:t>
+            </w:r>
+            <w:proofErr w:type="spellStart"/>
+            <w:r>
+              <w:t>dokumen</w:t>
+            </w:r>
+            <w:proofErr w:type="spellEnd"/>
+            <w:proofErr w:type="gramEnd"/>
+            <w:r>
+              <w:t xml:space="preserve"> </w:t>
+            </w:r>
+            <w:proofErr w:type="spellStart"/>
+            <w:r>
+              <w:t>permohonan</w:t>
+            </w:r>
+            <w:proofErr w:type="spellEnd"/>
+            <w:r>
+              <w:t xml:space="preserve"> paten </w:t>
+            </w:r>
+            <w:proofErr w:type="spellStart"/>
+            <w:r>
+              <w:t>internasional</w:t>
+            </w:r>
+            <w:proofErr w:type="spellEnd"/>
+            <w:r>
+              <w:t>/PCT</w:t>
+            </w:r>
+          </w:p>
+          <w:p>
+            <w:pPr>
+              <w:ind w:left="0" w:hanging="2"/>
+            </w:pPr>
+            <w:r>
+              <w:t>[</w:t>
+            </w:r>
+            <w:r>
+              <w:t>${</w:t>
+            </w:r>
+            <w:proofErr w:type="spellStart"/>
+            <w:r>
+              <w:t>lamp</w:t>
+            </w:r>
+            <w:r>
+              <w:t>_jasad_renik</w:t>
+            </w:r>
+            <w:proofErr w:type="spellEnd"/>
+            <w:proofErr w:type="gramStart"/>
+            <w:r>
+              <w:t>}</w:t>
+            </w:r>
+            <w:r>
+              <w:t xml:space="preserve">]  </w:t>
+            </w:r>
+            <w:proofErr w:type="spellStart"/>
+            <w:r>
+              <w:t>sertifikat</w:t>
+            </w:r>
+            <w:proofErr w:type="spellEnd"/>
+            <w:proofErr w:type="gramEnd"/>
+            <w:r>
+              <w:t xml:space="preserve"> </w:t>
+            </w:r>
+            <w:proofErr w:type="spellStart"/>
+            <w:r>
+              <w:t>penyimpanan</w:t>
+            </w:r>
+            <w:proofErr w:type="spellEnd"/>
+            <w:r>
+              <w:t xml:space="preserve"> </w:t>
+            </w:r>
+            <w:proofErr w:type="spellStart"/>
+            <w:r>
+              <w:t>jasad</w:t>
+            </w:r>
+            <w:proofErr w:type="spellEnd"/>
+            <w:r>
+              <w:t xml:space="preserve"> </w:t>
+            </w:r>
+            <w:proofErr w:type="spellStart"/>
+            <w:r>
+              <w:t>renik</w:t>
+            </w:r>
+            <w:proofErr w:type="spellEnd"/>
+            <w:r>
+              <w:t xml:space="preserve"> dan </w:t>
+            </w:r>
+            <w:proofErr w:type="spellStart"/>
+            <w:r>
+              <w:t>terjemahannya</w:t>
+            </w:r>
+            <w:proofErr w:type="spellEnd"/>
+          </w:p>
+          <w:p>
+            <w:pPr>
+              <w:ind w:left="0" w:hanging="2"/>
+            </w:pPr>
+            <w:r>
+              <w:t xml:space="preserve">[ </w:t>
+            </w:r>
+            <w:proofErr w:type="gramStart"/>
+            <w:r>
+              <w:t>X ]</w:t>
+            </w:r>
+            <w:proofErr w:type="gramEnd"/>
+            <w:r>
+              <w:t xml:space="preserve">  </w:t>
+            </w:r>
+            <w:proofErr w:type="spellStart"/>
+            <w:r>
+              <w:t>dokumen</w:t>
+            </w:r>
+            <w:proofErr w:type="spellEnd"/>
+            <w:r>
+              <w:t xml:space="preserve"> lain (</w:t>
+            </w:r>
+            <w:proofErr w:type="spellStart"/>
+            <w:proofErr w:type="gramStart"/>
+            <w:r>
+              <w:t>sebutkan</w:t>
+            </w:r>
+            <w:proofErr w:type="spellEnd"/>
             <w:r>
               <w:t>)  :</w:t>
             </w:r>
-          </w:p>
-          <w:p>
-            <w:pPr>
-              <w:ind w:left="0" w:hanging="2"/>
-            </w:pPr>
-          </w:p>
-          <w:p>
-            <w:pPr>
-              <w:ind w:left="0" w:hanging="2"/>
-            </w:pPr>
-            <w:r>
-              <w:t>1 (</w:t>
-            </w:r>
-            <w:proofErr w:type="spellStart"/>
-            <w:r>
-              <w:t>satu</w:t>
+            <w:proofErr w:type="gramEnd"/>
+            <w:r>
+              <w:t xml:space="preserve"> </w:t>
+            </w:r>
+          </w:p>
+          <w:p>
+            <w:pPr>
+              <w:ind w:left="0" w:hanging="2"/>
+            </w:pPr>
+            <w:r>
+              <w:t xml:space="preserve">          1. </w:t>
+            </w:r>
+            <w:proofErr w:type="spellStart"/>
+            <w:r>
+              <w:t>Fotocopy</w:t>
+            </w:r>
+            <w:proofErr w:type="spellEnd"/>
+            <w:r>
+              <w:t xml:space="preserve"> KTP </w:t>
+            </w:r>
+            <w:proofErr w:type="spellStart"/>
+            <w:r>
+              <w:t>Pemohon</w:t>
+            </w:r>
+            <w:proofErr w:type="spellEnd"/>
+          </w:p>
+          <w:p>
+            <w:pPr>
+              <w:ind w:left="0" w:hanging="2"/>
+            </w:pPr>
+            <w:r>
+              <w:t xml:space="preserve">          2. </w:t>
+            </w:r>
+            <w:proofErr w:type="spellStart"/>
+            <w:r>
+              <w:t>Fotocopy</w:t>
+            </w:r>
+            <w:proofErr w:type="spellEnd"/>
+            <w:r>
+              <w:t xml:space="preserve"> KTP Para Inventor</w:t>
+            </w:r>
+          </w:p>
+          <w:p>
+            <w:pPr>
+              <w:ind w:left="0" w:hanging="2"/>
+            </w:pPr>
+            <w:r>
+              <w:t xml:space="preserve">          3. </w:t>
+            </w:r>
+            <w:proofErr w:type="spellStart"/>
+            <w:r>
+              <w:t>Deskripsi</w:t>
+            </w:r>
+            <w:proofErr w:type="spellEnd"/>
+            <w:r>
+              <w:t xml:space="preserve"> Bahasa Indonesia</w:t>
+            </w:r>
+          </w:p>
+          <w:p>
+            <w:pPr>
+              <w:ind w:left="0" w:hanging="2"/>
+            </w:pPr>
+          </w:p>
+          <w:p>
+            <w:pPr>
+              <w:ind w:left="0" w:hanging="2"/>
+            </w:pPr>
+            <w:r>
+              <w:t>Dan 3 (</w:t>
+            </w:r>
+            <w:proofErr w:type="spellStart"/>
+            <w:r>
+              <w:t>tiga</w:t>
             </w:r>
             <w:proofErr w:type="spellEnd"/>
             <w:r>
@@ -2334,481 +2262,34 @@
             </w:r>
             <w:proofErr w:type="spellEnd"/>
             <w:r>
+              <w:t xml:space="preserve"> </w:t>
+            </w:r>
+            <w:proofErr w:type="spellStart"/>
+            <w:r>
+              <w:t>invensi</w:t>
+            </w:r>
+            <w:proofErr w:type="spellEnd"/>
+            <w:r>
+              <w:t xml:space="preserve"> yang </w:t>
+            </w:r>
+            <w:proofErr w:type="spellStart"/>
+            <w:r>
+              <w:t>terdiri</w:t>
+            </w:r>
+            <w:proofErr w:type="spellEnd"/>
+            <w:r>
+              <w:t xml:space="preserve"> </w:t>
+            </w:r>
+            <w:proofErr w:type="spellStart"/>
+            <w:proofErr w:type="gramStart"/>
+            <w:r>
+              <w:t>dari</w:t>
+            </w:r>
+            <w:proofErr w:type="spellEnd"/>
+            <w:r>
               <w:t xml:space="preserve"> :</w:t>
             </w:r>
-          </w:p>
-          <w:p>
-            <w:pPr>
-              <w:ind w:left="0" w:hanging="2"/>
-            </w:pPr>
-          </w:p>
-          <w:p>
-            <w:pPr>
-              <w:ind w:left="0" w:hanging="2"/>
-            </w:pPr>
-            <w:r>
-              <w:t>[</w:t>
-            </w:r>
-            <w:r>
-              <w:t>${</w:t>
-            </w:r>
-            <w:proofErr w:type="spellStart"/>
-            <w:r>
-              <w:t>lamp_surat_kuasa</w:t>
-            </w:r>
-            <w:proofErr w:type="spellEnd"/>
-            <w:r>
-              <w:t>}</w:t>
-            </w:r>
-            <w:r>
-              <w:t>]</w:t>
-            </w:r>
-            <w:r>
-              <w:t xml:space="preserve"> </w:t>
-            </w:r>
-            <w:proofErr w:type="spellStart"/>
-            <w:r>
-              <w:t>surat</w:t>
-            </w:r>
-            <w:proofErr w:type="spellEnd"/>
-            <w:r>
-              <w:t xml:space="preserve"> </w:t>
-            </w:r>
-            <w:proofErr w:type="spellStart"/>
-            <w:r>
-              <w:t>kuasa</w:t>
-            </w:r>
-            <w:proofErr w:type="spellEnd"/>
-          </w:p>
-          <w:p>
-            <w:pPr>
-              <w:ind w:left="0" w:hanging="2"/>
-            </w:pPr>
-            <w:r>
-              <w:t xml:space="preserve">[ X ]  </w:t>
-            </w:r>
-            <w:proofErr w:type="spellStart"/>
-            <w:r>
-              <w:t>surat</w:t>
-            </w:r>
-            <w:proofErr w:type="spellEnd"/>
-            <w:r>
-              <w:t xml:space="preserve"> </w:t>
-            </w:r>
-            <w:proofErr w:type="spellStart"/>
-            <w:r>
-              <w:t>pengalihan</w:t>
-            </w:r>
-            <w:proofErr w:type="spellEnd"/>
-            <w:r>
-              <w:t xml:space="preserve"> </w:t>
-            </w:r>
-            <w:proofErr w:type="spellStart"/>
-            <w:r>
-              <w:t>hak</w:t>
-            </w:r>
-            <w:proofErr w:type="spellEnd"/>
-            <w:r>
-              <w:t xml:space="preserve"> </w:t>
-            </w:r>
-            <w:proofErr w:type="spellStart"/>
-            <w:r>
-              <w:t>atas</w:t>
-            </w:r>
-            <w:proofErr w:type="spellEnd"/>
-            <w:r>
-              <w:t xml:space="preserve"> </w:t>
-            </w:r>
-            <w:proofErr w:type="spellStart"/>
-            <w:r>
-              <w:t>penemuan</w:t>
-            </w:r>
-            <w:proofErr w:type="spellEnd"/>
-          </w:p>
-          <w:p>
-            <w:pPr>
-              <w:ind w:left="0" w:hanging="2"/>
-            </w:pPr>
-            <w:r>
-              <w:t xml:space="preserve">[ X ]  </w:t>
-            </w:r>
-            <w:proofErr w:type="spellStart"/>
-            <w:r>
-              <w:t>bukti</w:t>
-            </w:r>
-            <w:proofErr w:type="spellEnd"/>
-            <w:r>
-              <w:t xml:space="preserve"> </w:t>
-            </w:r>
-            <w:proofErr w:type="spellStart"/>
-            <w:r>
-              <w:t>pemilikan</w:t>
-            </w:r>
-            <w:proofErr w:type="spellEnd"/>
-            <w:r>
-              <w:t xml:space="preserve"> </w:t>
-            </w:r>
-            <w:proofErr w:type="spellStart"/>
-            <w:r>
-              <w:t>hak</w:t>
-            </w:r>
-            <w:proofErr w:type="spellEnd"/>
-            <w:r>
-              <w:t xml:space="preserve"> </w:t>
-            </w:r>
-            <w:proofErr w:type="spellStart"/>
-            <w:r>
-              <w:t>atas</w:t>
-            </w:r>
-            <w:proofErr w:type="spellEnd"/>
-            <w:r>
-              <w:t xml:space="preserve"> </w:t>
-            </w:r>
-            <w:proofErr w:type="spellStart"/>
-            <w:r>
-              <w:t>penemuan</w:t>
-            </w:r>
-            <w:proofErr w:type="spellEnd"/>
-          </w:p>
-          <w:p>
-            <w:pPr>
-              <w:ind w:left="0" w:hanging="2"/>
-            </w:pPr>
-            <w:r>
-              <w:t>[</w:t>
-            </w:r>
-            <w:r>
-              <w:t>${</w:t>
-            </w:r>
-            <w:proofErr w:type="spellStart"/>
-            <w:r>
-              <w:t>lamp_do_eo</w:t>
-            </w:r>
-            <w:proofErr w:type="spellEnd"/>
-            <w:r>
-              <w:t>}</w:t>
-            </w:r>
-            <w:r>
-              <w:t xml:space="preserve">]  </w:t>
-            </w:r>
-            <w:proofErr w:type="spellStart"/>
-            <w:r>
-              <w:t>bukti</w:t>
-            </w:r>
-            <w:proofErr w:type="spellEnd"/>
-            <w:r>
-              <w:t xml:space="preserve"> </w:t>
-            </w:r>
-            <w:proofErr w:type="spellStart"/>
-            <w:r>
-              <w:t>penunjukan</w:t>
-            </w:r>
-            <w:proofErr w:type="spellEnd"/>
-            <w:r>
-              <w:t xml:space="preserve"> negara </w:t>
-            </w:r>
-            <w:proofErr w:type="spellStart"/>
-            <w:r>
-              <w:t>tujuan</w:t>
-            </w:r>
-            <w:proofErr w:type="spellEnd"/>
-            <w:r>
-              <w:t xml:space="preserve"> (DO/EO)</w:t>
-            </w:r>
-          </w:p>
-          <w:p>
-            <w:pPr>
-              <w:ind w:left="0" w:hanging="2"/>
-            </w:pPr>
-            <w:r>
-              <w:t>[</w:t>
-            </w:r>
-            <w:r>
-              <w:t>${</w:t>
-            </w:r>
-            <w:proofErr w:type="spellStart"/>
-            <w:r>
-              <w:t>lamp_dok_prioritas</w:t>
-            </w:r>
-            <w:proofErr w:type="spellEnd"/>
-            <w:r>
-              <w:t>}</w:t>
-            </w:r>
-            <w:r>
-              <w:t xml:space="preserve">]  </w:t>
-            </w:r>
-            <w:proofErr w:type="spellStart"/>
-            <w:r>
-              <w:t>dokumen</w:t>
-            </w:r>
-            <w:proofErr w:type="spellEnd"/>
-            <w:r>
-              <w:t xml:space="preserve"> </w:t>
-            </w:r>
-            <w:proofErr w:type="spellStart"/>
-            <w:r>
-              <w:t>prioritas</w:t>
-            </w:r>
-            <w:proofErr w:type="spellEnd"/>
-            <w:r>
-              <w:t xml:space="preserve"> dan </w:t>
-            </w:r>
-            <w:proofErr w:type="spellStart"/>
-            <w:r>
-              <w:t>terjemahannya</w:t>
-            </w:r>
-            <w:proofErr w:type="spellEnd"/>
-          </w:p>
-          <w:p>
-            <w:pPr>
-              <w:ind w:left="0" w:hanging="2"/>
-            </w:pPr>
-            <w:r>
-              <w:t>[</w:t>
-            </w:r>
-            <w:r>
-              <w:t>${</w:t>
-            </w:r>
-            <w:proofErr w:type="spellStart"/>
-            <w:r>
-              <w:t>lamp_dok_pct</w:t>
-            </w:r>
-            <w:proofErr w:type="spellEnd"/>
-            <w:r>
-              <w:t>}</w:t>
-            </w:r>
-            <w:r>
-              <w:t xml:space="preserve">]  </w:t>
-            </w:r>
-            <w:proofErr w:type="spellStart"/>
-            <w:r>
-              <w:t>dokumen</w:t>
-            </w:r>
-            <w:proofErr w:type="spellEnd"/>
-            <w:r>
-              <w:t xml:space="preserve"> </w:t>
-            </w:r>
-            <w:proofErr w:type="spellStart"/>
-            <w:r>
-              <w:t>permohonan</w:t>
-            </w:r>
-            <w:proofErr w:type="spellEnd"/>
-            <w:r>
-              <w:t xml:space="preserve"> paten </w:t>
-            </w:r>
-            <w:proofErr w:type="spellStart"/>
-            <w:r>
-              <w:t>internasional</w:t>
-            </w:r>
-            <w:proofErr w:type="spellEnd"/>
-            <w:r>
-              <w:t>/PCT</w:t>
-            </w:r>
-          </w:p>
-          <w:p>
-            <w:pPr>
-              <w:ind w:left="0" w:hanging="2"/>
-            </w:pPr>
-            <w:r>
-              <w:t>[</w:t>
-            </w:r>
-            <w:r>
-              <w:t>${</w:t>
-            </w:r>
-            <w:proofErr w:type="spellStart"/>
-            <w:r>
-              <w:t>lamp</w:t>
-            </w:r>
-            <w:r>
-              <w:t>_jasad_renik</w:t>
-            </w:r>
-            <w:proofErr w:type="spellEnd"/>
-            <w:r>
-              <w:t>}</w:t>
-            </w:r>
-            <w:r>
-              <w:t xml:space="preserve">]  </w:t>
-            </w:r>
-            <w:proofErr w:type="spellStart"/>
-            <w:r>
-              <w:t>sertifikat</w:t>
-            </w:r>
-            <w:proofErr w:type="spellEnd"/>
-            <w:r>
-              <w:t xml:space="preserve"> </w:t>
-            </w:r>
-            <w:proofErr w:type="spellStart"/>
-            <w:r>
-              <w:t>penyimpanan</w:t>
-            </w:r>
-            <w:proofErr w:type="spellEnd"/>
-            <w:r>
-              <w:t xml:space="preserve"> </w:t>
-            </w:r>
-            <w:proofErr w:type="spellStart"/>
-            <w:r>
-              <w:t>jasad</w:t>
-            </w:r>
-            <w:proofErr w:type="spellEnd"/>
-            <w:r>
-              <w:t xml:space="preserve"> </w:t>
-            </w:r>
-            <w:proofErr w:type="spellStart"/>
-            <w:r>
-              <w:t>renik</w:t>
-            </w:r>
-            <w:proofErr w:type="spellEnd"/>
-            <w:r>
-              <w:t xml:space="preserve"> dan </w:t>
-            </w:r>
-            <w:proofErr w:type="spellStart"/>
-            <w:r>
-              <w:t>terjemahannya</w:t>
-            </w:r>
-            <w:proofErr w:type="spellEnd"/>
-          </w:p>
-          <w:p>
-            <w:pPr>
-              <w:ind w:left="0" w:hanging="2"/>
-            </w:pPr>
-            <w:r>
-              <w:t xml:space="preserve">[ X ]  </w:t>
-            </w:r>
-            <w:proofErr w:type="spellStart"/>
-            <w:r>
-              <w:t>dokumen</w:t>
-            </w:r>
-            <w:proofErr w:type="spellEnd"/>
-            <w:r>
-              <w:t xml:space="preserve"> lain (</w:t>
-            </w:r>
-            <w:proofErr w:type="spellStart"/>
-            <w:r>
-              <w:t>sebutkan</w:t>
-            </w:r>
-            <w:proofErr w:type="spellEnd"/>
-            <w:r>
-              <w:t xml:space="preserve">)  : </w:t>
-            </w:r>
-          </w:p>
-          <w:p>
-            <w:pPr>
-              <w:ind w:left="0" w:hanging="2"/>
-            </w:pPr>
-            <w:r>
-              <w:t xml:space="preserve">          1. </w:t>
-            </w:r>
-            <w:proofErr w:type="spellStart"/>
-            <w:r>
-              <w:t>Fotocopy</w:t>
-            </w:r>
-            <w:proofErr w:type="spellEnd"/>
-            <w:r>
-              <w:t xml:space="preserve"> KTP </w:t>
-            </w:r>
-            <w:proofErr w:type="spellStart"/>
-            <w:r>
-              <w:t>Pemohon</w:t>
-            </w:r>
-            <w:proofErr w:type="spellEnd"/>
-          </w:p>
-          <w:p>
-            <w:pPr>
-              <w:ind w:left="0" w:hanging="2"/>
-            </w:pPr>
-            <w:r>
-              <w:t xml:space="preserve">          2. </w:t>
-            </w:r>
-            <w:proofErr w:type="spellStart"/>
-            <w:r>
-              <w:t>Fotocopy</w:t>
-            </w:r>
-            <w:proofErr w:type="spellEnd"/>
-            <w:r>
-              <w:t xml:space="preserve"> KTP Para Inventor</w:t>
-            </w:r>
-          </w:p>
-          <w:p>
-            <w:pPr>
-              <w:ind w:left="0" w:hanging="2"/>
-            </w:pPr>
-            <w:r>
-              <w:t xml:space="preserve">          3. </w:t>
-            </w:r>
-            <w:proofErr w:type="spellStart"/>
-            <w:r>
-              <w:t>Deskripsi</w:t>
-            </w:r>
-            <w:proofErr w:type="spellEnd"/>
-            <w:r>
-              <w:t xml:space="preserve"> Bahasa Indonesia</w:t>
-            </w:r>
-          </w:p>
-          <w:p>
-            <w:pPr>
-              <w:ind w:left="0" w:hanging="2"/>
-            </w:pPr>
-          </w:p>
-          <w:p>
-            <w:pPr>
-              <w:ind w:left="0" w:hanging="2"/>
-            </w:pPr>
-            <w:r>
-              <w:t>Dan 3 (</w:t>
-            </w:r>
-            <w:proofErr w:type="spellStart"/>
-            <w:r>
-              <w:t>tiga</w:t>
-            </w:r>
-            <w:proofErr w:type="spellEnd"/>
-            <w:r>
-              <w:t xml:space="preserve">) </w:t>
-            </w:r>
-            <w:proofErr w:type="spellStart"/>
-            <w:r>
-              <w:t>rangkap</w:t>
-            </w:r>
-            <w:proofErr w:type="spellEnd"/>
-            <w:r>
-              <w:t xml:space="preserve"> </w:t>
-            </w:r>
-            <w:proofErr w:type="spellStart"/>
-            <w:r>
-              <w:t>invensi</w:t>
-            </w:r>
-            <w:proofErr w:type="spellEnd"/>
-            <w:r>
-              <w:t xml:space="preserve"> yang </w:t>
-            </w:r>
-            <w:proofErr w:type="spellStart"/>
-            <w:r>
-              <w:t>terdiri</w:t>
-            </w:r>
-            <w:proofErr w:type="spellEnd"/>
-            <w:r>
-              <w:t xml:space="preserve"> </w:t>
-            </w:r>
-            <w:proofErr w:type="spellStart"/>
-            <w:r>
-              <w:t>dari</w:t>
-            </w:r>
-            <w:proofErr w:type="spellEnd"/>
-            <w:r>
-              <w:t xml:space="preserve"> :</w:t>
-            </w:r>
-          </w:p>
-          <w:p>
-            <w:pPr>
-              <w:ind w:left="0" w:hanging="2"/>
-            </w:pPr>
-            <w:r>
-              <w:t xml:space="preserve">Hah </w:t>
-            </w:r>
-            <w:proofErr w:type="spellStart"/>
-            <w:r>
-              <w:t>mkst</w:t>
-            </w:r>
-            <w:proofErr w:type="spellEnd"/>
+            <w:proofErr w:type="gramEnd"/>
           </w:p>
           <w:p>
             <w:pPr>
@@ -2818,7 +2299,15 @@
               </w:rPr>
             </w:pPr>
             <w:r>
-              <w:t xml:space="preserve">[ X ]  </w:t>
+              <w:t xml:space="preserve">[ </w:t>
+            </w:r>
+            <w:proofErr w:type="gramStart"/>
+            <w:r>
+              <w:t>X ]</w:t>
+            </w:r>
+            <w:proofErr w:type="gramEnd"/>
+            <w:r>
+              <w:t xml:space="preserve">  </w:t>
             </w:r>
             <w:proofErr w:type="spellStart"/>
             <w:r>
@@ -2836,7 +2325,14 @@
               <w:rPr>
                 <w:lang w:val="en-ID"/>
               </w:rPr>
-              <w:t>uraian_halaman</w:t>
+              <w:t>uraian_</w:t>
+            </w:r>
+            <w:proofErr w:type="gramStart"/>
+            <w:r>
+              <w:rPr>
+                <w:lang w:val="en-ID"/>
+              </w:rPr>
+              <w:t>halaman</w:t>
             </w:r>
             <w:proofErr w:type="spellEnd"/>
             <w:r>
@@ -2862,6 +2358,7 @@
               <w:t>halaman</w:t>
             </w:r>
             <w:proofErr w:type="spellEnd"/>
+            <w:proofErr w:type="gramEnd"/>
           </w:p>
           <w:p>
             <w:pPr>
@@ -2871,7 +2368,15 @@
               </w:rPr>
             </w:pPr>
             <w:r>
-              <w:t xml:space="preserve">[ X ]  </w:t>
+              <w:t xml:space="preserve">[ </w:t>
+            </w:r>
+            <w:proofErr w:type="gramStart"/>
+            <w:r>
+              <w:t>X ]</w:t>
+            </w:r>
+            <w:proofErr w:type="gramEnd"/>
+            <w:r>
+              <w:t xml:space="preserve">  </w:t>
             </w:r>
             <w:proofErr w:type="spellStart"/>
             <w:r>
@@ -2909,7 +2414,15 @@
               </w:rPr>
             </w:pPr>
             <w:r>
-              <w:t xml:space="preserve">[ X ]  </w:t>
+              <w:t xml:space="preserve">[ </w:t>
+            </w:r>
+            <w:proofErr w:type="gramStart"/>
+            <w:r>
+              <w:t>X ]</w:t>
+            </w:r>
+            <w:proofErr w:type="gramEnd"/>
+            <w:r>
+              <w:t xml:space="preserve">  </w:t>
             </w:r>
             <w:proofErr w:type="spellStart"/>
             <w:r>
@@ -2927,30 +2440,46 @@
               <w:rPr>
                 <w:lang w:val="en-ID"/>
               </w:rPr>
-              <w:t>abstrak_buah</w:t>
-            </w:r>
-            <w:proofErr w:type="spellEnd"/>
-            <w:r>
-              <w:t xml:space="preserve">} </w:t>
-            </w:r>
-            <w:r>
-              <w:t xml:space="preserve"> </w:t>
-            </w:r>
-            <w:proofErr w:type="spellStart"/>
-            <w:r>
-              <w:t>buah</w:t>
-            </w:r>
-            <w:proofErr w:type="spellEnd"/>
-          </w:p>
-          <w:p>
-            <w:pPr>
-              <w:ind w:left="0" w:hanging="2"/>
+              <w:t>abstrak_</w:t>
+            </w:r>
+            <w:proofErr w:type="gramStart"/>
+            <w:r>
               <w:rPr>
                 <w:lang w:val="en-ID"/>
               </w:rPr>
-            </w:pPr>
-            <w:r>
-              <w:t xml:space="preserve">[ X ]  </w:t>
+              <w:t>buah</w:t>
+            </w:r>
+            <w:proofErr w:type="spellEnd"/>
+            <w:r>
+              <w:t xml:space="preserve">} </w:t>
+            </w:r>
+            <w:r>
+              <w:t xml:space="preserve"> </w:t>
+            </w:r>
+            <w:proofErr w:type="spellStart"/>
+            <w:r>
+              <w:t>buah</w:t>
+            </w:r>
+            <w:proofErr w:type="spellEnd"/>
+            <w:proofErr w:type="gramEnd"/>
+          </w:p>
+          <w:p>
+            <w:pPr>
+              <w:ind w:left="0" w:hanging="2"/>
+              <w:rPr>
+                <w:lang w:val="en-ID"/>
+              </w:rPr>
+            </w:pPr>
+            <w:r>
+              <w:t xml:space="preserve">[ </w:t>
+            </w:r>
+            <w:proofErr w:type="gramStart"/>
+            <w:r>
+              <w:t>X ]</w:t>
+            </w:r>
+            <w:proofErr w:type="gramEnd"/>
+            <w:r>
+              <w:t xml:space="preserve">  </w:t>
             </w:r>
             <w:proofErr w:type="spellStart"/>
             <w:r>
@@ -2997,38 +2526,32 @@
           </w:tcPr>
           <w:p>
             <w:pPr>
-              <w:ind w:left="0" w:right="15" w:hanging="2"/>
-              <w:jc w:val="center"/>
-            </w:pPr>
-          </w:p>
-          <w:p>
-            <w:pPr>
-              <w:ind w:left="0" w:right="15" w:hanging="2"/>
-              <w:jc w:val="center"/>
-            </w:pPr>
-          </w:p>
-          <w:p>
-            <w:pPr>
-              <w:ind w:left="0" w:right="15" w:hanging="2"/>
-              <w:jc w:val="center"/>
-            </w:pPr>
-          </w:p>
-          <w:p>
-            <w:pPr>
-              <w:ind w:left="0" w:right="15" w:hanging="2"/>
-              <w:jc w:val="center"/>
-            </w:pPr>
-          </w:p>
-          <w:p>
-            <w:pPr>
-              <w:ind w:left="0" w:right="15" w:hanging="2"/>
-              <w:jc w:val="center"/>
-            </w:pPr>
-          </w:p>
-          <w:p>
-            <w:pPr>
-              <w:ind w:left="0" w:right="15" w:hanging="2"/>
-              <w:jc w:val="center"/>
+              <w:ind w:left="0" w:hanging="2"/>
+            </w:pPr>
+          </w:p>
+          <w:p>
+            <w:pPr>
+              <w:ind w:left="0" w:hanging="2"/>
+            </w:pPr>
+          </w:p>
+          <w:p>
+            <w:pPr>
+              <w:ind w:left="0" w:hanging="2"/>
+            </w:pPr>
+          </w:p>
+          <w:p>
+            <w:pPr>
+              <w:ind w:left="0" w:hanging="2"/>
+            </w:pPr>
+          </w:p>
+          <w:p>
+            <w:pPr>
+              <w:ind w:left="0" w:hanging="2"/>
+            </w:pPr>
+          </w:p>
+          <w:p>
+            <w:pPr>
+              <w:ind w:left="0" w:hanging="2"/>
             </w:pPr>
             <w:r>
               <w:t>[     ]</w:t>
@@ -3036,8 +2559,7 @@
           </w:p>
           <w:p>
             <w:pPr>
-              <w:ind w:left="0" w:right="15" w:hanging="2"/>
-              <w:jc w:val="center"/>
+              <w:ind w:left="0" w:hanging="2"/>
             </w:pPr>
             <w:r>
               <w:t>[     ]</w:t>
@@ -3045,8 +2567,7 @@
           </w:p>
           <w:p>
             <w:pPr>
-              <w:ind w:left="0" w:right="15" w:hanging="2"/>
-              <w:jc w:val="center"/>
+              <w:ind w:left="0" w:hanging="2"/>
             </w:pPr>
             <w:r>
               <w:t>[     ]</w:t>
@@ -3054,8 +2575,7 @@
           </w:p>
           <w:p>
             <w:pPr>
-              <w:ind w:left="0" w:right="15" w:hanging="2"/>
-              <w:jc w:val="center"/>
+              <w:ind w:left="0" w:hanging="2"/>
             </w:pPr>
             <w:r>
               <w:t>[     ]</w:t>
@@ -3063,8 +2583,7 @@
           </w:p>
           <w:p>
             <w:pPr>
-              <w:ind w:left="0" w:right="15" w:hanging="2"/>
-              <w:jc w:val="center"/>
+              <w:ind w:left="0" w:hanging="2"/>
             </w:pPr>
             <w:r>
               <w:t>[     ]</w:t>
@@ -3072,8 +2591,7 @@
           </w:p>
           <w:p>
             <w:pPr>
-              <w:ind w:left="0" w:right="15" w:hanging="2"/>
-              <w:jc w:val="center"/>
+              <w:ind w:left="0" w:hanging="2"/>
             </w:pPr>
             <w:r>
               <w:t>[     ]</w:t>
@@ -3081,8 +2599,7 @@
           </w:p>
           <w:p>
             <w:pPr>
-              <w:ind w:left="0" w:right="15" w:hanging="2"/>
-              <w:jc w:val="center"/>
+              <w:ind w:left="0" w:hanging="2"/>
             </w:pPr>
             <w:r>
               <w:t>[     ]</w:t>
@@ -3090,8 +2607,7 @@
           </w:p>
           <w:p>
             <w:pPr>
-              <w:ind w:left="0" w:right="15" w:hanging="2"/>
-              <w:jc w:val="center"/>
+              <w:ind w:left="0" w:hanging="2"/>
             </w:pPr>
             <w:r>
               <w:t>[     ]</w:t>
@@ -3179,6 +2695,7 @@
               </w:rPr>
               <w:t>gambar_</w:t>
             </w:r>
+            <w:proofErr w:type="gramStart"/>
             <w:r>
               <w:rPr>
                 <w:lang w:val="en-ID"/>
@@ -3197,6 +2714,7 @@
               <w:t>dapat</w:t>
             </w:r>
             <w:proofErr w:type="spellEnd"/>
+            <w:proofErr w:type="gramEnd"/>
           </w:p>
           <w:p>
             <w:pPr>
@@ -3287,14 +2805,12 @@
           </w:tcPr>
           <w:p>
             <w:pPr>
-              <w:ind w:left="0" w:right="15" w:hanging="2"/>
-              <w:jc w:val="center"/>
-            </w:pPr>
-          </w:p>
-          <w:p>
-            <w:pPr>
-              <w:ind w:left="0" w:right="15" w:hanging="2"/>
-              <w:jc w:val="center"/>
+              <w:ind w:left="0" w:hanging="2"/>
+            </w:pPr>
+          </w:p>
+          <w:p>
+            <w:pPr>
+              <w:ind w:left="0" w:hanging="2"/>
             </w:pPr>
             <w:r>
               <w:t>[     ]</w:t>
@@ -3305,35 +2821,86 @@
     </w:tbl>
     <w:p>
       <w:pPr>
-        <w:spacing w:line="360" w:lineRule="auto"/>
-        <w:ind w:left="0" w:hanging="2"/>
-      </w:pPr>
-    </w:p>
-    <w:p>
-      <w:pPr>
-        <w:spacing w:line="360" w:lineRule="auto"/>
-        <w:ind w:left="0" w:hanging="2"/>
-      </w:pPr>
-    </w:p>
-    <w:p>
-      <w:pPr>
-        <w:spacing w:line="360" w:lineRule="auto"/>
-        <w:ind w:left="0" w:hanging="2"/>
-      </w:pPr>
-    </w:p>
-    <w:p>
-      <w:pPr>
-        <w:spacing w:line="360" w:lineRule="auto"/>
-        <w:ind w:left="0" w:hanging="2"/>
-      </w:pPr>
-    </w:p>
-    <w:p>
-      <w:pPr>
-        <w:spacing w:line="360" w:lineRule="auto"/>
-        <w:ind w:left="0" w:hanging="2"/>
-      </w:pPr>
-      <w:proofErr w:type="spellStart"/>
-      <w:r>
+        <w:ind w:left="0" w:hanging="2"/>
+      </w:pPr>
+    </w:p>
+    <w:p>
+      <w:pPr>
+        <w:ind w:left="0" w:hanging="2"/>
+      </w:pPr>
+    </w:p>
+    <w:p>
+      <w:pPr>
+        <w:ind w:left="0" w:hanging="2"/>
+      </w:pPr>
+    </w:p>
+    <w:p>
+      <w:pPr>
+        <w:ind w:left="0" w:hanging="2"/>
+      </w:pPr>
+    </w:p>
+    <w:p>
+      <w:pPr>
+        <w:ind w:left="0" w:hanging="2"/>
+      </w:pPr>
+    </w:p>
+    <w:p>
+      <w:pPr>
+        <w:ind w:left="0" w:hanging="2"/>
+      </w:pPr>
+    </w:p>
+    <w:p>
+      <w:pPr>
+        <w:ind w:left="0" w:hanging="2"/>
+      </w:pPr>
+    </w:p>
+    <w:p>
+      <w:pPr>
+        <w:ind w:left="0" w:hanging="2"/>
+      </w:pPr>
+    </w:p>
+    <w:p>
+      <w:pPr>
+        <w:ind w:left="0" w:hanging="2"/>
+      </w:pPr>
+    </w:p>
+    <w:p>
+      <w:pPr>
+        <w:ind w:left="0" w:hanging="2"/>
+      </w:pPr>
+    </w:p>
+    <w:p>
+      <w:pPr>
+        <w:ind w:left="0" w:hanging="2"/>
+      </w:pPr>
+    </w:p>
+    <w:p>
+      <w:pPr>
+        <w:ind w:left="0" w:hanging="2"/>
+      </w:pPr>
+    </w:p>
+    <w:p>
+      <w:pPr>
+        <w:ind w:left="0" w:hanging="2"/>
+      </w:pPr>
+    </w:p>
+    <w:p>
+      <w:pPr>
+        <w:ind w:left="0" w:hanging="2"/>
+      </w:pPr>
+    </w:p>
+    <w:p>
+      <w:pPr>
+        <w:ind w:left="0" w:hanging="2"/>
+      </w:pPr>
+    </w:p>
+    <w:p>
+      <w:pPr>
+        <w:ind w:left="0" w:hanging="2"/>
+      </w:pPr>
+      <w:proofErr w:type="spellStart"/>
+      <w:r>
+        <w:lastRenderedPageBreak/>
         <w:t>Demikian</w:t>
       </w:r>
       <w:proofErr w:type="spellEnd"/>
@@ -3375,12 +2942,10 @@
     </w:p>
     <w:p>
       <w:pPr>
-        <w:spacing w:line="360" w:lineRule="auto"/>
-        <w:ind w:left="0" w:hanging="2"/>
-      </w:pPr>
-      <w:proofErr w:type="spellStart"/>
-      <w:r>
-        <w:lastRenderedPageBreak/>
+        <w:ind w:left="0" w:hanging="2"/>
+      </w:pPr>
+      <w:proofErr w:type="spellStart"/>
+      <w:r>
         <w:t>Untuk</w:t>
       </w:r>
       <w:proofErr w:type="spellEnd"/>
@@ -3479,6 +3044,7 @@
     <w:p>
       <w:pPr>
         <w:ind w:left="0" w:hanging="2"/>
+        <w:jc w:val="right"/>
       </w:pPr>
       <w:r>
         <w:t xml:space="preserve">                                                                                                                   </w:t>
@@ -3487,6 +3053,7 @@
     <w:p>
       <w:pPr>
         <w:ind w:left="0" w:hanging="2"/>
+        <w:jc w:val="right"/>
       </w:pPr>
       <w:r>
         <w:t xml:space="preserve">                                                                                                      </w:t>
@@ -3495,16 +3062,19 @@
     <w:p>
       <w:pPr>
         <w:ind w:left="0" w:hanging="2"/>
-      </w:pPr>
-    </w:p>
-    <w:p>
-      <w:pPr>
-        <w:ind w:left="0" w:hanging="2"/>
-      </w:pPr>
-    </w:p>
-    <w:p>
-      <w:pPr>
-        <w:ind w:left="0" w:hanging="2"/>
+        <w:jc w:val="right"/>
+      </w:pPr>
+    </w:p>
+    <w:p>
+      <w:pPr>
+        <w:ind w:left="0" w:hanging="2"/>
+        <w:jc w:val="right"/>
+      </w:pPr>
+    </w:p>
+    <w:p>
+      <w:pPr>
+        <w:ind w:left="0" w:hanging="2"/>
+        <w:jc w:val="right"/>
       </w:pPr>
       <w:r>
         <w:t xml:space="preserve">       </w:t>
@@ -3512,72 +3082,39 @@
     </w:p>
     <w:p>
       <w:pPr>
-        <w:ind w:leftChars="0" w:left="5040" w:firstLineChars="0" w:firstLine="720"/>
-      </w:pPr>
-      <w:r>
-        <w:t>(</w:t>
-      </w:r>
-      <w:r>
-        <w:rPr>
-          <w:color w:val="000000"/>
-          <w:sz w:val="22"/>
-          <w:szCs w:val="22"/>
-        </w:rPr>
-        <w:t xml:space="preserve">Prof. Dr. </w:t>
-      </w:r>
-      <w:proofErr w:type="spellStart"/>
-      <w:r>
-        <w:rPr>
-          <w:color w:val="000000"/>
-          <w:sz w:val="22"/>
-          <w:szCs w:val="22"/>
-        </w:rPr>
+        <w:ind w:left="0" w:hanging="2"/>
+        <w:jc w:val="right"/>
+      </w:pPr>
+      <w:r>
+        <w:t xml:space="preserve">(Prof. Dr. </w:t>
+      </w:r>
+      <w:proofErr w:type="spellStart"/>
+      <w:r>
         <w:t>Suharnomo</w:t>
       </w:r>
       <w:proofErr w:type="spellEnd"/>
       <w:r>
-        <w:rPr>
-          <w:color w:val="000000"/>
-          <w:sz w:val="22"/>
-          <w:szCs w:val="22"/>
-        </w:rPr>
         <w:t xml:space="preserve">, S.E., </w:t>
       </w:r>
       <w:proofErr w:type="spellStart"/>
       <w:r>
-        <w:rPr>
-          <w:color w:val="000000"/>
-          <w:sz w:val="22"/>
-          <w:szCs w:val="22"/>
-        </w:rPr>
         <w:t>M.Si</w:t>
       </w:r>
       <w:proofErr w:type="spellEnd"/>
       <w:r>
-        <w:rPr>
-          <w:color w:val="000000"/>
-          <w:sz w:val="22"/>
-          <w:szCs w:val="22"/>
-        </w:rPr>
-        <w:t>.</w:t>
-      </w:r>
-      <w:r>
-        <w:t xml:space="preserve">)         </w:t>
-      </w:r>
-    </w:p>
-    <w:p>
-      <w:pPr>
-        <w:ind w:left="0" w:hanging="2"/>
-      </w:pPr>
-    </w:p>
-    <w:p>
-      <w:pPr>
-        <w:ind w:left="0" w:hanging="2"/>
-      </w:pPr>
-      <w:r>
-        <w:rPr>
-          <w:noProof/>
-        </w:rPr>
+        <w:t xml:space="preserve">.)         </w:t>
+      </w:r>
+    </w:p>
+    <w:p>
+      <w:pPr>
+        <w:ind w:left="0" w:hanging="2"/>
+      </w:pPr>
+    </w:p>
+    <w:p>
+      <w:pPr>
+        <w:ind w:left="0" w:hanging="2"/>
+      </w:pPr>
+      <w:r>
         <mc:AlternateContent>
           <mc:Choice Requires="wps">
             <w:drawing>
@@ -3624,7 +3161,7 @@
               </wp:anchor>
             </w:drawing>
           </mc:Choice>
-          <mc:Fallback xmlns:cr="http://schemas.microsoft.com/office/comments/2020/reactions" xmlns="http://schemas.microsoft.com/office/tasks/2019/documenttasks" xmlns:dgm="http://schemas.openxmlformats.org/drawingml/2006/diagram" xmlns:lc="http://schemas.openxmlformats.org/drawingml/2006/lockedCanvas" xmlns:c="http://schemas.openxmlformats.org/drawingml/2006/chart" xmlns:pic="http://schemas.openxmlformats.org/drawingml/2006/picture" xmlns:a="http://schemas.openxmlformats.org/drawingml/2006/main" xmlns:sl="http://schemas.openxmlformats.org/schemaLibrary/2006/main">
+          <mc:Fallback xmlns:sl="http://schemas.openxmlformats.org/schemaLibrary/2006/main" xmlns:a="http://schemas.openxmlformats.org/drawingml/2006/main" xmlns:pic="http://schemas.openxmlformats.org/drawingml/2006/picture" xmlns:c="http://schemas.openxmlformats.org/drawingml/2006/chart" xmlns:lc="http://schemas.openxmlformats.org/drawingml/2006/lockedCanvas" xmlns:dgm="http://schemas.openxmlformats.org/drawingml/2006/diagram" xmlns="http://schemas.microsoft.com/office/tasks/2019/documenttasks" xmlns:cr="http://schemas.microsoft.com/office/comments/2020/reactions">
             <w:drawing>
               <wp:anchor allowOverlap="1" behindDoc="0" distB="0" distT="0" distL="114300" distR="114300" hidden="0" layoutInCell="1" locked="0" relativeHeight="0" simplePos="0">
                 <wp:simplePos x="0" y="0"/>
@@ -3676,36 +3213,21 @@
     </w:p>
     <w:p>
       <w:pPr>
-        <w:spacing w:line="360" w:lineRule="auto"/>
-        <w:ind w:left="0" w:hanging="2"/>
-        <w:rPr>
-          <w:u w:val="single"/>
-        </w:rPr>
-      </w:pPr>
-      <w:proofErr w:type="spellStart"/>
-      <w:r>
-        <w:rPr>
-          <w:b/>
-          <w:u w:val="single"/>
-        </w:rPr>
+        <w:ind w:left="0" w:hanging="2"/>
+      </w:pPr>
+      <w:proofErr w:type="spellStart"/>
+      <w:proofErr w:type="gramStart"/>
+      <w:r>
         <w:t>Keterangan</w:t>
       </w:r>
       <w:proofErr w:type="spellEnd"/>
       <w:r>
-        <w:rPr>
-          <w:b/>
-          <w:u w:val="single"/>
-        </w:rPr>
         <w:t xml:space="preserve"> :</w:t>
       </w:r>
-    </w:p>
-    <w:p>
-      <w:pPr>
-        <w:numPr>
-          <w:ilvl w:val="0"/>
-          <w:numId w:val="2"/>
-        </w:numPr>
-        <w:spacing w:line="360" w:lineRule="auto"/>
+      <w:proofErr w:type="gramEnd"/>
+    </w:p>
+    <w:p>
+      <w:pPr>
         <w:ind w:left="0" w:hanging="2"/>
       </w:pPr>
       <w:r>
@@ -3799,8 +3321,7 @@
     </w:p>
     <w:p>
       <w:pPr>
-        <w:spacing w:line="360" w:lineRule="auto"/>
-        <w:ind w:left="-2" w:firstLineChars="295" w:firstLine="708"/>
+        <w:ind w:left="0" w:hanging="2"/>
       </w:pPr>
       <w:proofErr w:type="spellStart"/>
       <w:r>
@@ -3853,11 +3374,6 @@
     </w:p>
     <w:p>
       <w:pPr>
-        <w:numPr>
-          <w:ilvl w:val="0"/>
-          <w:numId w:val="2"/>
-        </w:numPr>
-        <w:spacing w:line="360" w:lineRule="auto"/>
         <w:ind w:left="0" w:hanging="2"/>
       </w:pPr>
       <w:r>
@@ -3887,11 +3403,6 @@
     </w:p>
     <w:p>
       <w:pPr>
-        <w:numPr>
-          <w:ilvl w:val="0"/>
-          <w:numId w:val="2"/>
-        </w:numPr>
-        <w:spacing w:line="360" w:lineRule="auto"/>
         <w:ind w:left="0" w:hanging="2"/>
       </w:pPr>
       <w:r>
@@ -3937,8 +3448,7 @@
     </w:p>
     <w:p>
       <w:pPr>
-        <w:spacing w:line="360" w:lineRule="auto"/>
-        <w:ind w:left="-2" w:firstLineChars="295" w:firstLine="708"/>
+        <w:ind w:left="0" w:hanging="2"/>
       </w:pPr>
       <w:proofErr w:type="spellStart"/>
       <w:r>
@@ -3983,11 +3493,6 @@
     </w:p>
     <w:p>
       <w:pPr>
-        <w:numPr>
-          <w:ilvl w:val="0"/>
-          <w:numId w:val="2"/>
-        </w:numPr>
-        <w:spacing w:line="360" w:lineRule="auto"/>
         <w:ind w:left="0" w:hanging="2"/>
       </w:pPr>
       <w:r>
@@ -4049,11 +3554,6 @@
     </w:p>
     <w:p>
       <w:pPr>
-        <w:numPr>
-          <w:ilvl w:val="0"/>
-          <w:numId w:val="2"/>
-        </w:numPr>
-        <w:spacing w:line="360" w:lineRule="auto"/>
         <w:ind w:left="0" w:hanging="2"/>
       </w:pPr>
       <w:proofErr w:type="spellStart"/>
@@ -4112,11 +3612,6 @@
     </w:p>
     <w:p>
       <w:pPr>
-        <w:numPr>
-          <w:ilvl w:val="0"/>
-          <w:numId w:val="2"/>
-        </w:numPr>
-        <w:spacing w:line="360" w:lineRule="auto"/>
         <w:ind w:left="0" w:hanging="2"/>
       </w:pPr>
       <w:r>
@@ -4136,18 +3631,18 @@
       </w:r>
       <w:proofErr w:type="spellEnd"/>
       <w:r>
-        <w:t xml:space="preserve"> oleh :</w:t>
-      </w:r>
+        <w:t xml:space="preserve"> </w:t>
+      </w:r>
+      <w:proofErr w:type="gramStart"/>
+      <w:r>
+        <w:t>oleh :</w:t>
+      </w:r>
+      <w:proofErr w:type="gramEnd"/>
     </w:p>
     <w:p>
       <w:pPr>
         <w:pStyle w:val="ListParagraph"/>
-        <w:numPr>
-          <w:ilvl w:val="0"/>
-          <w:numId w:val="3"/>
-        </w:numPr>
-        <w:spacing w:line="360" w:lineRule="auto"/>
-        <w:ind w:leftChars="0" w:left="993" w:firstLineChars="0" w:hanging="284"/>
+        <w:ind w:left="0" w:hanging="2"/>
       </w:pPr>
       <w:proofErr w:type="spellStart"/>
       <w:r>
@@ -4209,12 +3704,7 @@
     <w:p>
       <w:pPr>
         <w:pStyle w:val="ListParagraph"/>
-        <w:numPr>
-          <w:ilvl w:val="0"/>
-          <w:numId w:val="3"/>
-        </w:numPr>
-        <w:spacing w:line="360" w:lineRule="auto"/>
-        <w:ind w:leftChars="0" w:left="993" w:firstLineChars="0" w:hanging="284"/>
+        <w:ind w:left="0" w:hanging="2"/>
       </w:pPr>
       <w:proofErr w:type="spellStart"/>
       <w:r>
@@ -4275,13 +3765,11 @@
     </w:p>
     <w:p>
       <w:pPr>
-        <w:spacing w:line="360" w:lineRule="auto"/>
-        <w:ind w:left="0" w:hanging="2"/>
-      </w:pPr>
-    </w:p>
-    <w:p>
-      <w:pPr>
-        <w:spacing w:line="360" w:lineRule="auto"/>
+        <w:ind w:left="0" w:hanging="2"/>
+      </w:pPr>
+    </w:p>
+    <w:p>
+      <w:pPr>
         <w:ind w:left="0" w:hanging="2"/>
       </w:pPr>
       <w:r>
@@ -4306,25 +3794,19 @@
     </w:p>
     <w:p>
       <w:pPr>
-        <w:spacing w:line="360" w:lineRule="auto"/>
-        <w:ind w:left="0" w:hanging="2"/>
-      </w:pPr>
-    </w:p>
-    <w:p>
-      <w:pPr>
-        <w:spacing w:line="360" w:lineRule="auto"/>
-        <w:ind w:left="0" w:hanging="2"/>
-      </w:pPr>
-      <w:r>
-        <w:rPr>
-          <w:b/>
-        </w:rPr>
+        <w:ind w:left="0" w:hanging="2"/>
+      </w:pPr>
+    </w:p>
+    <w:p>
+      <w:pPr>
+        <w:ind w:left="0" w:hanging="2"/>
+      </w:pPr>
+      <w:r>
         <w:t>Form No. 001/P/HKI/2000</w:t>
       </w:r>
     </w:p>
     <w:p>
       <w:pPr>
-        <w:spacing w:line="360" w:lineRule="auto"/>
         <w:ind w:left="0" w:hanging="2"/>
       </w:pPr>
       <w:r>
@@ -5717,28 +5199,28 @@
 </file>
 
 <file path=customXml/item1.xml><?xml version="1.0" encoding="utf-8"?>
-<b:Sources xmlns:b="http://schemas.openxmlformats.org/officeDocument/2006/bibliography" xmlns="http://schemas.openxmlformats.org/officeDocument/2006/bibliography" SelectedStyle="\APASixthEditionOfficeOnline.xsl" StyleName="APA" Version="6"/>
-</file>
-
-<file path=customXml/item2.xml><?xml version="1.0" encoding="utf-8"?>
 <go:gDocsCustomXmlDataStorage xmlns:go="http://customooxmlschemas.google.com/" xmlns:r="http://schemas.openxmlformats.org/officeDocument/2006/relationships" uri="GoogleDocsCustomDataVersion2">
   <go:docsCustomData xmlns:go="http://customooxmlschemas.google.com/" roundtripDataSignature="AMtx7mginN8w1aeRfdtdlgpsBqSY/YTV5A==">CgMxLjA4AHIhMWVZVjhVSXM4QUZiY1FBZGExMVI3WE1JSlVrZG9PRENo</go:docsCustomData>
 </go:gDocsCustomXmlDataStorage>
 </file>
 
-<file path=customXml/itemProps1.xml><?xml version="1.0" encoding="utf-8"?>
-<ds:datastoreItem xmlns:ds="http://schemas.openxmlformats.org/officeDocument/2006/customXml" ds:itemID="{95B6ECE9-B207-4177-89A1-FB149CD7BCAC}">
-  <ds:schemaRefs>
-    <ds:schemaRef ds:uri="http://schemas.openxmlformats.org/officeDocument/2006/bibliography"/>
-  </ds:schemaRefs>
-</ds:datastoreItem>
+<file path=customXml/item2.xml><?xml version="1.0" encoding="utf-8"?>
+<b:Sources xmlns:b="http://schemas.openxmlformats.org/officeDocument/2006/bibliography" xmlns="http://schemas.openxmlformats.org/officeDocument/2006/bibliography" SelectedStyle="\APASixthEditionOfficeOnline.xsl" StyleName="APA" Version="6"/>
 </file>
 
-<file path=customXml/itemProps2.xml><?xml version="1.0" encoding="utf-8"?>
+<file path=customXml/itemProps1.xml><?xml version="1.0" encoding="utf-8"?>
 <ds:datastoreItem xmlns:ds="http://schemas.openxmlformats.org/officeDocument/2006/customXml" ds:itemID="{11111111-1234-1234-1234-123412341234}">
   <ds:schemaRefs>
     <ds:schemaRef ds:uri="http://customooxmlschemas.google.com/"/>
     <ds:schemaRef ds:uri="http://schemas.openxmlformats.org/officeDocument/2006/relationships"/>
   </ds:schemaRefs>
 </ds:datastoreItem>
+</file>
+
+<file path=customXml/itemProps2.xml><?xml version="1.0" encoding="utf-8"?>
+<ds:datastoreItem xmlns:ds="http://schemas.openxmlformats.org/officeDocument/2006/customXml" ds:itemID="{95B6ECE9-B207-4177-89A1-FB149CD7BCAC}">
+  <ds:schemaRefs>
+    <ds:schemaRef ds:uri="http://schemas.openxmlformats.org/officeDocument/2006/bibliography"/>
+  </ds:schemaRefs>
+</ds:datastoreItem>
 </file>
--- a/public/templates/Form Daftar Paten (2025).docx
+++ b/public/templates/Form Daftar Paten (2025).docx
@@ -79,6 +79,9 @@
         <w:ind w:left="0" w:hanging="2"/>
       </w:pPr>
       <w:r>
+        <w:rPr>
+          <w:noProof/>
+        </w:rPr>
         <mc:AlternateContent>
           <mc:Choice Requires="wps">
             <w:drawing>
@@ -1251,6 +1254,26 @@
         <w:ind w:left="0" w:hanging="2"/>
       </w:pPr>
     </w:p>
+    <w:p>
+      <w:pPr>
+        <w:ind w:left="0" w:hanging="2"/>
+      </w:pPr>
+    </w:p>
+    <w:p>
+      <w:pPr>
+        <w:ind w:left="0" w:hanging="2"/>
+      </w:pPr>
+    </w:p>
+    <w:p>
+      <w:pPr>
+        <w:ind w:left="0" w:hanging="2"/>
+      </w:pPr>
+    </w:p>
+    <w:p>
+      <w:pPr>
+        <w:ind w:left="0" w:hanging="2"/>
+      </w:pPr>
+    </w:p>
     <w:tbl>
       <w:tblPr>
         <w:tblStyle w:val="a1"/>
@@ -1715,6 +1738,7 @@
             <w:tcBorders>
               <w:top w:val="single" w:sz="4" w:space="0" w:color="auto"/>
               <w:left w:val="single" w:sz="4" w:space="0" w:color="auto"/>
+              <w:bottom w:val="single" w:sz="4" w:space="0" w:color="auto"/>
               <w:right w:val="single" w:sz="4" w:space="0" w:color="auto"/>
             </w:tcBorders>
           </w:tcPr>
@@ -2519,6 +2543,7 @@
           <w:tcPr>
             <w:tcW w:w="1980" w:type="dxa"/>
             <w:tcBorders>
+              <w:top w:val="single" w:sz="4" w:space="0" w:color="auto"/>
               <w:left w:val="single" w:sz="4" w:space="0" w:color="auto"/>
               <w:bottom w:val="single" w:sz="4" w:space="0" w:color="auto"/>
               <w:right w:val="single" w:sz="4" w:space="0" w:color="auto"/>
@@ -2720,13 +2745,8 @@
             <w:pPr>
               <w:ind w:left="0" w:hanging="2"/>
             </w:pPr>
-            <w:proofErr w:type="spellStart"/>
-            <w:r>
-              <w:t>Menyertai</w:t>
-            </w:r>
-            <w:proofErr w:type="spellEnd"/>
-            <w:r>
-              <w:t xml:space="preserve"> </w:t>
+            <w:r>
+              <w:t xml:space="preserve">Menyertai </w:t>
             </w:r>
             <w:proofErr w:type="spellStart"/>
             <w:r>
@@ -2831,72 +2851,52 @@
     </w:p>
     <w:p>
       <w:pPr>
-        <w:ind w:left="0" w:hanging="2"/>
-      </w:pPr>
-    </w:p>
-    <w:p>
-      <w:pPr>
-        <w:ind w:left="0" w:hanging="2"/>
-      </w:pPr>
-    </w:p>
-    <w:p>
-      <w:pPr>
-        <w:ind w:left="0" w:hanging="2"/>
-      </w:pPr>
-    </w:p>
-    <w:p>
-      <w:pPr>
-        <w:ind w:left="0" w:hanging="2"/>
-      </w:pPr>
-    </w:p>
-    <w:p>
-      <w:pPr>
-        <w:ind w:left="0" w:hanging="2"/>
-      </w:pPr>
-    </w:p>
-    <w:p>
-      <w:pPr>
-        <w:ind w:left="0" w:hanging="2"/>
-      </w:pPr>
-    </w:p>
-    <w:p>
-      <w:pPr>
-        <w:ind w:left="0" w:hanging="2"/>
-      </w:pPr>
-    </w:p>
-    <w:p>
-      <w:pPr>
-        <w:ind w:left="0" w:hanging="2"/>
-      </w:pPr>
-    </w:p>
-    <w:p>
-      <w:pPr>
-        <w:ind w:left="0" w:hanging="2"/>
-      </w:pPr>
-    </w:p>
-    <w:p>
-      <w:pPr>
-        <w:ind w:left="0" w:hanging="2"/>
-      </w:pPr>
-    </w:p>
-    <w:p>
-      <w:pPr>
-        <w:ind w:left="0" w:hanging="2"/>
-      </w:pPr>
-    </w:p>
-    <w:p>
-      <w:pPr>
-        <w:ind w:left="0" w:hanging="2"/>
-      </w:pPr>
-    </w:p>
-    <w:p>
-      <w:pPr>
-        <w:ind w:left="0" w:hanging="2"/>
-      </w:pPr>
-    </w:p>
-    <w:p>
-      <w:pPr>
-        <w:ind w:left="0" w:hanging="2"/>
+        <w:ind w:leftChars="0" w:left="0" w:firstLineChars="0" w:firstLine="0"/>
+      </w:pPr>
+    </w:p>
+    <w:p>
+      <w:pPr>
+        <w:ind w:leftChars="0" w:left="0" w:firstLineChars="0" w:firstLine="0"/>
+      </w:pPr>
+    </w:p>
+    <w:p>
+      <w:pPr>
+        <w:ind w:leftChars="0" w:left="0" w:firstLineChars="0" w:firstLine="0"/>
+      </w:pPr>
+    </w:p>
+    <w:p>
+      <w:pPr>
+        <w:ind w:leftChars="0" w:left="0" w:firstLineChars="0" w:firstLine="0"/>
+      </w:pPr>
+    </w:p>
+    <w:p>
+      <w:pPr>
+        <w:ind w:leftChars="0" w:left="0" w:firstLineChars="0" w:firstLine="0"/>
+      </w:pPr>
+    </w:p>
+    <w:p>
+      <w:pPr>
+        <w:ind w:leftChars="0" w:left="0" w:firstLineChars="0" w:firstLine="0"/>
+      </w:pPr>
+    </w:p>
+    <w:p>
+      <w:pPr>
+        <w:ind w:leftChars="0" w:left="0" w:firstLineChars="0" w:firstLine="0"/>
+      </w:pPr>
+    </w:p>
+    <w:p>
+      <w:pPr>
+        <w:ind w:leftChars="0" w:left="0" w:firstLineChars="0" w:firstLine="0"/>
+      </w:pPr>
+    </w:p>
+    <w:p>
+      <w:pPr>
+        <w:ind w:leftChars="0" w:left="0" w:firstLineChars="0" w:firstLine="0"/>
+      </w:pPr>
+    </w:p>
+    <w:p>
+      <w:pPr>
+        <w:ind w:leftChars="0" w:left="0" w:firstLineChars="0" w:firstLine="0"/>
       </w:pPr>
       <w:proofErr w:type="spellStart"/>
       <w:r>
@@ -3115,6 +3115,9 @@
         <w:ind w:left="0" w:hanging="2"/>
       </w:pPr>
       <w:r>
+        <w:rPr>
+          <w:noProof/>
+        </w:rPr>
         <mc:AlternateContent>
           <mc:Choice Requires="wps">
             <w:drawing>
@@ -3161,7 +3164,7 @@
               </wp:anchor>
             </w:drawing>
           </mc:Choice>
-          <mc:Fallback xmlns:sl="http://schemas.openxmlformats.org/schemaLibrary/2006/main" xmlns:a="http://schemas.openxmlformats.org/drawingml/2006/main" xmlns:pic="http://schemas.openxmlformats.org/drawingml/2006/picture" xmlns:c="http://schemas.openxmlformats.org/drawingml/2006/chart" xmlns:lc="http://schemas.openxmlformats.org/drawingml/2006/lockedCanvas" xmlns:dgm="http://schemas.openxmlformats.org/drawingml/2006/diagram" xmlns="http://schemas.microsoft.com/office/tasks/2019/documenttasks" xmlns:cr="http://schemas.microsoft.com/office/comments/2020/reactions">
+          <mc:Fallback xmlns:cr="http://schemas.microsoft.com/office/comments/2020/reactions" xmlns="http://schemas.microsoft.com/office/tasks/2019/documenttasks" xmlns:dgm="http://schemas.openxmlformats.org/drawingml/2006/diagram" xmlns:lc="http://schemas.openxmlformats.org/drawingml/2006/lockedCanvas" xmlns:c="http://schemas.openxmlformats.org/drawingml/2006/chart" xmlns:pic="http://schemas.openxmlformats.org/drawingml/2006/picture" xmlns:a="http://schemas.openxmlformats.org/drawingml/2006/main" xmlns:sl="http://schemas.openxmlformats.org/schemaLibrary/2006/main">
             <w:drawing>
               <wp:anchor allowOverlap="1" behindDoc="0" distB="0" distT="0" distL="114300" distR="114300" hidden="0" layoutInCell="1" locked="0" relativeHeight="0" simplePos="0">
                 <wp:simplePos x="0" y="0"/>
@@ -5199,28 +5202,28 @@
 </file>
 
 <file path=customXml/item1.xml><?xml version="1.0" encoding="utf-8"?>
+<b:Sources xmlns:b="http://schemas.openxmlformats.org/officeDocument/2006/bibliography" xmlns="http://schemas.openxmlformats.org/officeDocument/2006/bibliography" SelectedStyle="\APASixthEditionOfficeOnline.xsl" StyleName="APA" Version="6"/>
+</file>
+
+<file path=customXml/item2.xml><?xml version="1.0" encoding="utf-8"?>
 <go:gDocsCustomXmlDataStorage xmlns:go="http://customooxmlschemas.google.com/" xmlns:r="http://schemas.openxmlformats.org/officeDocument/2006/relationships" uri="GoogleDocsCustomDataVersion2">
   <go:docsCustomData xmlns:go="http://customooxmlschemas.google.com/" roundtripDataSignature="AMtx7mginN8w1aeRfdtdlgpsBqSY/YTV5A==">CgMxLjA4AHIhMWVZVjhVSXM4QUZiY1FBZGExMVI3WE1JSlVrZG9PRENo</go:docsCustomData>
 </go:gDocsCustomXmlDataStorage>
 </file>
 
-<file path=customXml/item2.xml><?xml version="1.0" encoding="utf-8"?>
-<b:Sources xmlns:b="http://schemas.openxmlformats.org/officeDocument/2006/bibliography" xmlns="http://schemas.openxmlformats.org/officeDocument/2006/bibliography" SelectedStyle="\APASixthEditionOfficeOnline.xsl" StyleName="APA" Version="6"/>
+<file path=customXml/itemProps1.xml><?xml version="1.0" encoding="utf-8"?>
+<ds:datastoreItem xmlns:ds="http://schemas.openxmlformats.org/officeDocument/2006/customXml" ds:itemID="{95B6ECE9-B207-4177-89A1-FB149CD7BCAC}">
+  <ds:schemaRefs>
+    <ds:schemaRef ds:uri="http://schemas.openxmlformats.org/officeDocument/2006/bibliography"/>
+  </ds:schemaRefs>
+</ds:datastoreItem>
 </file>
 
-<file path=customXml/itemProps1.xml><?xml version="1.0" encoding="utf-8"?>
+<file path=customXml/itemProps2.xml><?xml version="1.0" encoding="utf-8"?>
 <ds:datastoreItem xmlns:ds="http://schemas.openxmlformats.org/officeDocument/2006/customXml" ds:itemID="{11111111-1234-1234-1234-123412341234}">
   <ds:schemaRefs>
     <ds:schemaRef ds:uri="http://customooxmlschemas.google.com/"/>
     <ds:schemaRef ds:uri="http://schemas.openxmlformats.org/officeDocument/2006/relationships"/>
   </ds:schemaRefs>
 </ds:datastoreItem>
-</file>
-
-<file path=customXml/itemProps2.xml><?xml version="1.0" encoding="utf-8"?>
-<ds:datastoreItem xmlns:ds="http://schemas.openxmlformats.org/officeDocument/2006/customXml" ds:itemID="{95B6ECE9-B207-4177-89A1-FB149CD7BCAC}">
-  <ds:schemaRefs>
-    <ds:schemaRef ds:uri="http://schemas.openxmlformats.org/officeDocument/2006/bibliography"/>
-  </ds:schemaRefs>
-</ds:datastoreItem>
 </file>
--- a/public/templates/Form Daftar Paten (2025).docx
+++ b/public/templates/Form Daftar Paten (2025).docx
@@ -44,13 +44,8 @@
             <w:pPr>
               <w:ind w:left="0" w:hanging="2"/>
             </w:pPr>
-            <w:proofErr w:type="gramStart"/>
-            <w:r>
-              <w:t>KEMENTERIAN  HUKUM</w:t>
-            </w:r>
-            <w:proofErr w:type="gramEnd"/>
-            <w:r>
-              <w:t xml:space="preserve"> REPUBLIK INDONESIA</w:t>
+            <w:r>
+              <w:t>KEMENTERIAN  HUKUM REPUBLIK INDONESIA</w:t>
             </w:r>
           </w:p>
           <w:p>
@@ -129,65 +124,25 @@
                             <w:pPr>
                               <w:ind w:left="0" w:hanging="2"/>
                             </w:pPr>
-                            <w:proofErr w:type="spellStart"/>
                             <w:r>
-                              <w:t>Diisi</w:t>
+                              <w:t>Diisi oleh petugas</w:t>
                             </w:r>
-                            <w:proofErr w:type="spellEnd"/>
-                            <w:r>
-                              <w:t xml:space="preserve"> oleh </w:t>
-                            </w:r>
-                            <w:proofErr w:type="spellStart"/>
-                            <w:r>
-                              <w:t>petugas</w:t>
-                            </w:r>
-                            <w:proofErr w:type="spellEnd"/>
                           </w:p>
                           <w:p>
                             <w:pPr>
                               <w:ind w:left="0" w:hanging="2"/>
                             </w:pPr>
-                            <w:proofErr w:type="spellStart"/>
                             <w:r>
-                              <w:t>Tanggal</w:t>
+                              <w:t>Tanggal Pengajuan  :</w:t>
                             </w:r>
-                            <w:proofErr w:type="spellEnd"/>
-                            <w:r>
-                              <w:t xml:space="preserve"> </w:t>
-                            </w:r>
-                            <w:proofErr w:type="spellStart"/>
-                            <w:proofErr w:type="gramStart"/>
-                            <w:r>
-                              <w:t>Pengajuan</w:t>
-                            </w:r>
-                            <w:proofErr w:type="spellEnd"/>
-                            <w:r>
-                              <w:t xml:space="preserve">  :</w:t>
-                            </w:r>
-                            <w:proofErr w:type="gramEnd"/>
                           </w:p>
                           <w:p>
                             <w:pPr>
                               <w:ind w:left="0" w:hanging="2"/>
                             </w:pPr>
-                            <w:proofErr w:type="spellStart"/>
                             <w:r>
-                              <w:t>Nomor</w:t>
+                              <w:t>Nomor permohonan :</w:t>
                             </w:r>
-                            <w:proofErr w:type="spellEnd"/>
-                            <w:r>
-                              <w:t xml:space="preserve"> </w:t>
-                            </w:r>
-                            <w:proofErr w:type="spellStart"/>
-                            <w:proofErr w:type="gramStart"/>
-                            <w:r>
-                              <w:t>permohonan</w:t>
-                            </w:r>
-                            <w:proofErr w:type="spellEnd"/>
-                            <w:r>
-                              <w:t xml:space="preserve"> :</w:t>
-                            </w:r>
-                            <w:proofErr w:type="gramEnd"/>
                           </w:p>
                           <w:p>
                             <w:pPr>
@@ -218,65 +173,25 @@
                       <w:pPr>
                         <w:ind w:left="0" w:hanging="2"/>
                       </w:pPr>
-                      <w:proofErr w:type="spellStart"/>
                       <w:r>
-                        <w:t>Diisi</w:t>
+                        <w:t>Diisi oleh petugas</w:t>
                       </w:r>
-                      <w:proofErr w:type="spellEnd"/>
-                      <w:r>
-                        <w:t xml:space="preserve"> oleh </w:t>
-                      </w:r>
-                      <w:proofErr w:type="spellStart"/>
-                      <w:r>
-                        <w:t>petugas</w:t>
-                      </w:r>
-                      <w:proofErr w:type="spellEnd"/>
                     </w:p>
                     <w:p>
                       <w:pPr>
                         <w:ind w:left="0" w:hanging="2"/>
                       </w:pPr>
-                      <w:proofErr w:type="spellStart"/>
                       <w:r>
-                        <w:t>Tanggal</w:t>
+                        <w:t>Tanggal Pengajuan  :</w:t>
                       </w:r>
-                      <w:proofErr w:type="spellEnd"/>
-                      <w:r>
-                        <w:t xml:space="preserve"> </w:t>
-                      </w:r>
-                      <w:proofErr w:type="spellStart"/>
-                      <w:proofErr w:type="gramStart"/>
-                      <w:r>
-                        <w:t>Pengajuan</w:t>
-                      </w:r>
-                      <w:proofErr w:type="spellEnd"/>
-                      <w:r>
-                        <w:t xml:space="preserve">  :</w:t>
-                      </w:r>
-                      <w:proofErr w:type="gramEnd"/>
                     </w:p>
                     <w:p>
                       <w:pPr>
                         <w:ind w:left="0" w:hanging="2"/>
                       </w:pPr>
-                      <w:proofErr w:type="spellStart"/>
                       <w:r>
-                        <w:t>Nomor</w:t>
+                        <w:t>Nomor permohonan :</w:t>
                       </w:r>
-                      <w:proofErr w:type="spellEnd"/>
-                      <w:r>
-                        <w:t xml:space="preserve"> </w:t>
-                      </w:r>
-                      <w:proofErr w:type="spellStart"/>
-                      <w:proofErr w:type="gramStart"/>
-                      <w:r>
-                        <w:t>permohonan</w:t>
-                      </w:r>
-                      <w:proofErr w:type="spellEnd"/>
-                      <w:r>
-                        <w:t xml:space="preserve"> :</w:t>
-                      </w:r>
-                      <w:proofErr w:type="gramEnd"/>
                     </w:p>
                     <w:p>
                       <w:pPr>
@@ -290,21 +205,8 @@
           </mc:Fallback>
         </mc:AlternateContent>
       </w:r>
-      <w:proofErr w:type="spellStart"/>
       <w:r>
-        <w:t>Formulir</w:t>
-      </w:r>
-      <w:proofErr w:type="spellEnd"/>
-      <w:r>
-        <w:t xml:space="preserve"> </w:t>
-      </w:r>
-      <w:proofErr w:type="spellStart"/>
-      <w:r>
-        <w:t>Permohonan</w:t>
-      </w:r>
-      <w:proofErr w:type="spellEnd"/>
-      <w:r>
-        <w:t xml:space="preserve"> Paten</w:t>
+        <w:t>Formulir Permohonan Paten</w:t>
       </w:r>
     </w:p>
     <w:p>
@@ -371,29 +273,8 @@
             <w:pPr>
               <w:ind w:left="0" w:hanging="2"/>
             </w:pPr>
-            <w:proofErr w:type="spellStart"/>
-            <w:r>
-              <w:t>Dengan</w:t>
-            </w:r>
-            <w:proofErr w:type="spellEnd"/>
-            <w:r>
-              <w:t xml:space="preserve"> </w:t>
-            </w:r>
-            <w:proofErr w:type="spellStart"/>
-            <w:r>
-              <w:t>ini</w:t>
-            </w:r>
-            <w:proofErr w:type="spellEnd"/>
-            <w:r>
-              <w:t xml:space="preserve"> </w:t>
-            </w:r>
-            <w:proofErr w:type="spellStart"/>
-            <w:r>
-              <w:t>saya</w:t>
-            </w:r>
-            <w:proofErr w:type="spellEnd"/>
-            <w:r>
-              <w:t>/kami 1)</w:t>
+            <w:r>
+              <w:t>Dengan ini saya/kami 1)</w:t>
             </w:r>
             <w:r>
               <w:tab/>
@@ -465,12 +346,8 @@
             </w:pPr>
             <w:r>
               <w:tab/>
-            </w:r>
-            <w:proofErr w:type="spellStart"/>
-            <w:r>
               <w:t>Telepon</w:t>
             </w:r>
-            <w:proofErr w:type="spellEnd"/>
             <w:r>
               <w:tab/>
             </w:r>
@@ -518,40 +395,11 @@
             <w:pPr>
               <w:ind w:left="0" w:hanging="2"/>
             </w:pPr>
-            <w:proofErr w:type="spellStart"/>
-            <w:r>
-              <w:t>Mengajukan</w:t>
-            </w:r>
-            <w:proofErr w:type="spellEnd"/>
-            <w:r>
-              <w:t xml:space="preserve"> </w:t>
-            </w:r>
-            <w:proofErr w:type="spellStart"/>
-            <w:r>
-              <w:t>permohonan</w:t>
-            </w:r>
-            <w:proofErr w:type="spellEnd"/>
-            <w:r>
-              <w:t xml:space="preserve"> </w:t>
-            </w:r>
-            <w:r>
-              <w:t>${</w:t>
-            </w:r>
-            <w:proofErr w:type="spellStart"/>
-            <w:r>
-              <w:t>paten_dicoret</w:t>
-            </w:r>
-            <w:proofErr w:type="spellEnd"/>
-            <w:r>
-              <w:t>}/${</w:t>
-            </w:r>
-            <w:proofErr w:type="spellStart"/>
-            <w:r>
-              <w:t>paten_sederhana_dicoret</w:t>
-            </w:r>
-            <w:proofErr w:type="spellEnd"/>
-            <w:r>
-              <w:t xml:space="preserve">} </w:t>
+            <w:r>
+              <w:t xml:space="preserve">Mengajukan permohonan </w:t>
+            </w:r>
+            <w:r>
+              <w:t>${paten_normal} / ${paten_strike}</w:t>
             </w:r>
           </w:p>
         </w:tc>
@@ -584,23 +432,7 @@
               <w:ind w:left="0" w:hanging="2"/>
             </w:pPr>
             <w:r>
-              <w:t xml:space="preserve">Yang </w:t>
-            </w:r>
-            <w:proofErr w:type="spellStart"/>
-            <w:r>
-              <w:t>merupakan</w:t>
-            </w:r>
-            <w:proofErr w:type="spellEnd"/>
-            <w:r>
-              <w:t xml:space="preserve"> </w:t>
-            </w:r>
-            <w:proofErr w:type="spellStart"/>
-            <w:r>
-              <w:t>permohonan</w:t>
-            </w:r>
-            <w:proofErr w:type="spellEnd"/>
-            <w:r>
-              <w:t xml:space="preserve"> paten </w:t>
+              <w:t xml:space="preserve">Yang merupakan permohonan paten </w:t>
             </w:r>
           </w:p>
           <w:p>
@@ -611,48 +443,19 @@
               </w:rPr>
             </w:pPr>
             <w:r>
-              <w:t xml:space="preserve">Internasional/PCT </w:t>
-            </w:r>
-            <w:proofErr w:type="spellStart"/>
-            <w:r>
-              <w:t>dengan</w:t>
-            </w:r>
-            <w:proofErr w:type="spellEnd"/>
+              <w:t>Internasional/PCT dengan nomor   :</w:t>
+            </w:r>
             <w:r>
               <w:t xml:space="preserve"> </w:t>
             </w:r>
-            <w:proofErr w:type="spellStart"/>
-            <w:r>
-              <w:t>nomor</w:t>
-            </w:r>
-            <w:proofErr w:type="spellEnd"/>
-            <w:r>
-              <w:t xml:space="preserve"> </w:t>
-            </w:r>
-            <w:proofErr w:type="gramStart"/>
-            <w:r>
-              <w:t xml:space="preserve">  :</w:t>
-            </w:r>
-            <w:proofErr w:type="gramEnd"/>
-            <w:r>
-              <w:t xml:space="preserve"> </w:t>
-            </w:r>
             <w:r>
               <w:t>${</w:t>
             </w:r>
-            <w:proofErr w:type="spellStart"/>
             <w:r>
               <w:rPr>
                 <w:lang w:val="en-ID"/>
               </w:rPr>
-              <w:t>nomor_permohonan</w:t>
-            </w:r>
-            <w:proofErr w:type="spellEnd"/>
-            <w:r>
-              <w:rPr>
-                <w:lang w:val="en-ID"/>
-              </w:rPr>
-              <w:t>}</w:t>
+              <w:t>nomor_permohonan}</w:t>
             </w:r>
           </w:p>
         </w:tc>
@@ -685,54 +488,13 @@
               <w:ind w:left="0" w:hanging="2"/>
             </w:pPr>
             <w:r>
-              <w:t xml:space="preserve"> </w:t>
-            </w:r>
-            <w:r>
-              <w:t>${</w:t>
-            </w:r>
-            <w:proofErr w:type="spellStart"/>
-            <w:r>
-              <w:t>melalui</w:t>
-            </w:r>
-            <w:proofErr w:type="spellEnd"/>
-            <w:r>
-              <w:t>}</w:t>
-            </w:r>
-            <w:r>
-              <w:t>/</w:t>
-            </w:r>
-            <w:r>
-              <w:t>${</w:t>
-            </w:r>
-            <w:proofErr w:type="spellStart"/>
-            <w:r>
-              <w:t>tidak</w:t>
-            </w:r>
-            <w:r>
-              <w:t>_</w:t>
-            </w:r>
-            <w:proofErr w:type="gramStart"/>
-            <w:r>
-              <w:t>melalui</w:t>
-            </w:r>
-            <w:proofErr w:type="spellEnd"/>
-            <w:r>
-              <w:t>}</w:t>
-            </w:r>
-            <w:r>
-              <w:t>*</w:t>
-            </w:r>
-            <w:proofErr w:type="gramEnd"/>
-            <w:r>
-              <w:t xml:space="preserve">) </w:t>
-            </w:r>
-            <w:proofErr w:type="spellStart"/>
-            <w:r>
-              <w:t>Konsultan</w:t>
-            </w:r>
-            <w:proofErr w:type="spellEnd"/>
-            <w:r>
-              <w:t xml:space="preserve"> Paten</w:t>
+              <w:t>${konsultan_normal} / ${konsultan_strike}</w:t>
+            </w:r>
+            <w:r>
+              <w:t>*)</w:t>
+            </w:r>
+            <w:r>
+              <w:t>Konsultan Paten</w:t>
             </w:r>
           </w:p>
           <w:p>
@@ -743,74 +505,62 @@
               </w:rPr>
             </w:pPr>
             <w:r>
-              <w:t xml:space="preserve">Nama Badan Hukum 3)   </w:t>
-            </w:r>
-            <w:proofErr w:type="gramStart"/>
-            <w:r>
-              <w:t xml:space="preserve">  :</w:t>
-            </w:r>
-            <w:proofErr w:type="gramEnd"/>
-            <w:r>
-              <w:t xml:space="preserve">  </w:t>
+              <w:t xml:space="preserve">Nama Badan Hukum 3)     :  </w:t>
             </w:r>
             <w:r>
               <w:t>${</w:t>
             </w:r>
-            <w:proofErr w:type="spellStart"/>
             <w:r>
               <w:rPr>
                 <w:lang w:val="en-ID"/>
               </w:rPr>
-              <w:t>nama_badan_hukum</w:t>
-            </w:r>
-            <w:proofErr w:type="spellEnd"/>
-            <w:r>
+              <w:t>nama_badan_hukum}</w:t>
+            </w:r>
+          </w:p>
+          <w:p>
+            <w:pPr>
+              <w:ind w:left="0" w:hanging="2"/>
               <w:rPr>
                 <w:lang w:val="en-ID"/>
               </w:rPr>
-              <w:t>}</w:t>
-            </w:r>
-          </w:p>
-          <w:p>
-            <w:pPr>
-              <w:ind w:left="0" w:hanging="2"/>
+            </w:pPr>
+            <w:r>
+              <w:t xml:space="preserve">Alamat Badan Hukum 2)   :  </w:t>
+            </w:r>
+            <w:r>
+              <w:t>${</w:t>
+            </w:r>
+            <w:r>
               <w:rPr>
                 <w:lang w:val="en-ID"/>
               </w:rPr>
-            </w:pPr>
-            <w:r>
-              <w:t xml:space="preserve">Alamat Badan Hukum 2) </w:t>
-            </w:r>
-            <w:proofErr w:type="gramStart"/>
-            <w:r>
-              <w:t xml:space="preserve">  :</w:t>
-            </w:r>
-            <w:proofErr w:type="gramEnd"/>
-            <w:r>
-              <w:t xml:space="preserve">  </w:t>
-            </w:r>
-            <w:r>
-              <w:t>${</w:t>
-            </w:r>
-            <w:proofErr w:type="spellStart"/>
-            <w:r>
+              <w:t>alamat_badan_hukum}</w:t>
+            </w:r>
+          </w:p>
+          <w:p>
+            <w:pPr>
+              <w:ind w:left="0" w:hanging="2"/>
+            </w:pPr>
+          </w:p>
+          <w:p>
+            <w:pPr>
+              <w:ind w:left="0" w:hanging="2"/>
               <w:rPr>
                 <w:lang w:val="en-ID"/>
               </w:rPr>
-              <w:t>alamat_badan_hukum</w:t>
-            </w:r>
-            <w:proofErr w:type="spellEnd"/>
+            </w:pPr>
+            <w:r>
+              <w:t xml:space="preserve">Nama Konsultan Paten     :   </w:t>
+            </w:r>
+            <w:r>
+              <w:t>${</w:t>
+            </w:r>
             <w:r>
               <w:rPr>
                 <w:lang w:val="en-ID"/>
               </w:rPr>
-              <w:t>}</w:t>
-            </w:r>
-          </w:p>
-          <w:p>
-            <w:pPr>
-              <w:ind w:left="0" w:hanging="2"/>
-            </w:pPr>
+              <w:t>nama_konsultan_paten}</w:t>
+            </w:r>
           </w:p>
           <w:p>
             <w:pPr>
@@ -820,171 +570,64 @@
               </w:rPr>
             </w:pPr>
             <w:r>
-              <w:t xml:space="preserve">Nama </w:t>
-            </w:r>
-            <w:proofErr w:type="spellStart"/>
-            <w:r>
-              <w:t>Konsultan</w:t>
-            </w:r>
-            <w:proofErr w:type="spellEnd"/>
-            <w:r>
-              <w:t xml:space="preserve"> Paten   </w:t>
-            </w:r>
-            <w:proofErr w:type="gramStart"/>
-            <w:r>
-              <w:t xml:space="preserve">  :</w:t>
-            </w:r>
-            <w:proofErr w:type="gramEnd"/>
-            <w:r>
-              <w:t xml:space="preserve">   </w:t>
+              <w:t>Alamat 2)                           :</w:t>
+            </w:r>
+            <w:r>
+              <w:t xml:space="preserve"> </w:t>
             </w:r>
             <w:r>
               <w:t>${</w:t>
             </w:r>
-            <w:proofErr w:type="spellStart"/>
             <w:r>
               <w:rPr>
                 <w:lang w:val="en-ID"/>
               </w:rPr>
-              <w:t>nama_konsultan_paten</w:t>
-            </w:r>
-            <w:proofErr w:type="spellEnd"/>
-            <w:r>
+              <w:t>alamat_konsultan_paten}</w:t>
+            </w:r>
+          </w:p>
+          <w:p>
+            <w:pPr>
+              <w:ind w:left="0" w:hanging="2"/>
+            </w:pPr>
+          </w:p>
+          <w:p>
+            <w:pPr>
+              <w:ind w:left="0" w:hanging="2"/>
               <w:rPr>
                 <w:lang w:val="en-ID"/>
               </w:rPr>
-              <w:t>}</w:t>
-            </w:r>
-          </w:p>
-          <w:p>
-            <w:pPr>
-              <w:ind w:left="0" w:hanging="2"/>
+            </w:pPr>
+            <w:r>
+              <w:t xml:space="preserve">Nomor Konsultan Paten   :   </w:t>
+            </w:r>
+            <w:r>
+              <w:t>${</w:t>
+            </w:r>
+            <w:r>
               <w:rPr>
                 <w:lang w:val="en-ID"/>
               </w:rPr>
-            </w:pPr>
-            <w:r>
-              <w:t xml:space="preserve">Alamat 2)                         </w:t>
-            </w:r>
-            <w:proofErr w:type="gramStart"/>
-            <w:r>
-              <w:t xml:space="preserve">  :</w:t>
-            </w:r>
-            <w:proofErr w:type="gramEnd"/>
-            <w:r>
-              <w:t xml:space="preserve"> </w:t>
-            </w:r>
-            <w:r>
-              <w:t>${</w:t>
-            </w:r>
-            <w:proofErr w:type="spellStart"/>
-            <w:r>
+              <w:t>nomor_konsultan_paten}</w:t>
+            </w:r>
+          </w:p>
+          <w:p>
+            <w:pPr>
+              <w:ind w:left="0" w:hanging="2"/>
               <w:rPr>
                 <w:lang w:val="en-ID"/>
               </w:rPr>
-              <w:t>alamat_konsultan_paten</w:t>
-            </w:r>
-            <w:proofErr w:type="spellEnd"/>
+            </w:pPr>
+            <w:r>
+              <w:t xml:space="preserve">Telepon / fax                     :  </w:t>
+            </w:r>
+            <w:r>
+              <w:t>${</w:t>
+            </w:r>
             <w:r>
               <w:rPr>
                 <w:lang w:val="en-ID"/>
               </w:rPr>
-              <w:t>}</w:t>
-            </w:r>
-          </w:p>
-          <w:p>
-            <w:pPr>
-              <w:ind w:left="0" w:hanging="2"/>
-            </w:pPr>
-          </w:p>
-          <w:p>
-            <w:pPr>
-              <w:ind w:left="0" w:hanging="2"/>
-              <w:rPr>
-                <w:lang w:val="en-ID"/>
-              </w:rPr>
-            </w:pPr>
-            <w:proofErr w:type="spellStart"/>
-            <w:r>
-              <w:t>Nomor</w:t>
-            </w:r>
-            <w:proofErr w:type="spellEnd"/>
-            <w:r>
-              <w:t xml:space="preserve"> </w:t>
-            </w:r>
-            <w:proofErr w:type="spellStart"/>
-            <w:r>
-              <w:t>Konsultan</w:t>
-            </w:r>
-            <w:proofErr w:type="spellEnd"/>
-            <w:r>
-              <w:t xml:space="preserve"> Paten </w:t>
-            </w:r>
-            <w:proofErr w:type="gramStart"/>
-            <w:r>
-              <w:t xml:space="preserve">  :</w:t>
-            </w:r>
-            <w:proofErr w:type="gramEnd"/>
-            <w:r>
-              <w:t xml:space="preserve">   </w:t>
-            </w:r>
-            <w:r>
-              <w:t>${</w:t>
-            </w:r>
-            <w:proofErr w:type="spellStart"/>
-            <w:r>
-              <w:rPr>
-                <w:lang w:val="en-ID"/>
-              </w:rPr>
-              <w:t>nomor_konsultan_paten</w:t>
-            </w:r>
-            <w:proofErr w:type="spellEnd"/>
-            <w:r>
-              <w:rPr>
-                <w:lang w:val="en-ID"/>
-              </w:rPr>
-              <w:t>}</w:t>
-            </w:r>
-          </w:p>
-          <w:p>
-            <w:pPr>
-              <w:ind w:left="0" w:hanging="2"/>
-              <w:rPr>
-                <w:lang w:val="en-ID"/>
-              </w:rPr>
-            </w:pPr>
-            <w:proofErr w:type="spellStart"/>
-            <w:r>
-              <w:t>Telepon</w:t>
-            </w:r>
-            <w:proofErr w:type="spellEnd"/>
-            <w:r>
-              <w:t xml:space="preserve"> / fax                   </w:t>
-            </w:r>
-            <w:proofErr w:type="gramStart"/>
-            <w:r>
-              <w:t xml:space="preserve">  :</w:t>
-            </w:r>
-            <w:proofErr w:type="gramEnd"/>
-            <w:r>
-              <w:t xml:space="preserve">  </w:t>
-            </w:r>
-            <w:r>
-              <w:t>${</w:t>
-            </w:r>
-            <w:proofErr w:type="spellStart"/>
-            <w:r>
-              <w:rPr>
-                <w:lang w:val="en-ID"/>
-              </w:rPr>
-              <w:t>telepon_fax</w:t>
-            </w:r>
-            <w:proofErr w:type="spellEnd"/>
-            <w:r>
-              <w:rPr>
-                <w:lang w:val="en-ID"/>
-              </w:rPr>
-              <w:t>}</w:t>
+              <w:t>telepon_fax}</w:t>
             </w:r>
           </w:p>
           <w:p>
@@ -1030,56 +673,16 @@
               </w:rPr>
             </w:pPr>
             <w:r>
-              <w:t xml:space="preserve">(54)  </w:t>
-            </w:r>
-            <w:proofErr w:type="spellStart"/>
-            <w:r>
-              <w:t>dengan</w:t>
-            </w:r>
-            <w:proofErr w:type="spellEnd"/>
-            <w:r>
-              <w:t xml:space="preserve"> </w:t>
-            </w:r>
-            <w:proofErr w:type="spellStart"/>
-            <w:r>
-              <w:t>judul</w:t>
-            </w:r>
-            <w:proofErr w:type="spellEnd"/>
-            <w:r>
-              <w:t xml:space="preserve"> </w:t>
-            </w:r>
-            <w:proofErr w:type="spellStart"/>
-            <w:r>
-              <w:t>invensi</w:t>
-            </w:r>
-            <w:proofErr w:type="spellEnd"/>
-            <w:r>
-              <w:t xml:space="preserve">           </w:t>
-            </w:r>
-            <w:proofErr w:type="gramStart"/>
-            <w:r>
-              <w:t xml:space="preserve">  :</w:t>
-            </w:r>
-            <w:proofErr w:type="gramEnd"/>
-            <w:r>
-              <w:t xml:space="preserve"> </w:t>
+              <w:t xml:space="preserve">(54)  dengan judul invensi             : </w:t>
             </w:r>
             <w:r>
               <w:t>${</w:t>
             </w:r>
-            <w:proofErr w:type="spellStart"/>
             <w:r>
               <w:rPr>
                 <w:lang w:val="en-ID"/>
               </w:rPr>
-              <w:t>judul_invensi</w:t>
-            </w:r>
-            <w:proofErr w:type="spellEnd"/>
-            <w:r>
-              <w:rPr>
-                <w:lang w:val="en-ID"/>
-              </w:rPr>
-              <w:t>}</w:t>
+              <w:t>judul_invensi}</w:t>
             </w:r>
           </w:p>
           <w:p>
@@ -1131,35 +734,9 @@
             <w:pPr>
               <w:ind w:left="0" w:hanging="2"/>
             </w:pPr>
-            <w:proofErr w:type="spellStart"/>
-            <w:r>
-              <w:t>Permohonan</w:t>
-            </w:r>
-            <w:proofErr w:type="spellEnd"/>
-            <w:r>
-              <w:t xml:space="preserve"> Paten </w:t>
-            </w:r>
-            <w:proofErr w:type="spellStart"/>
-            <w:r>
-              <w:t>ini</w:t>
-            </w:r>
-            <w:proofErr w:type="spellEnd"/>
-            <w:r>
-              <w:t xml:space="preserve"> </w:t>
-            </w:r>
-            <w:proofErr w:type="spellStart"/>
-            <w:r>
-              <w:t>merupakan</w:t>
-            </w:r>
-            <w:proofErr w:type="spellEnd"/>
-            <w:r>
-              <w:t xml:space="preserve"> </w:t>
-            </w:r>
-            <w:proofErr w:type="spellStart"/>
-            <w:r>
-              <w:t>pecahan</w:t>
-            </w:r>
-            <w:proofErr w:type="spellEnd"/>
+            <w:r>
+              <w:t>Permohonan Paten ini merupakan pecahan</w:t>
+            </w:r>
           </w:p>
           <w:p>
             <w:pPr>
@@ -1168,54 +745,20 @@
                 <w:lang w:val="en-ID"/>
               </w:rPr>
             </w:pPr>
-            <w:proofErr w:type="spellStart"/>
-            <w:r>
-              <w:t>dari</w:t>
-            </w:r>
-            <w:proofErr w:type="spellEnd"/>
+            <w:r>
+              <w:t>dari permohonan paten nomor     :</w:t>
+            </w:r>
             <w:r>
               <w:t xml:space="preserve"> </w:t>
             </w:r>
-            <w:proofErr w:type="spellStart"/>
-            <w:r>
-              <w:t>permohonan</w:t>
-            </w:r>
-            <w:proofErr w:type="spellEnd"/>
-            <w:r>
-              <w:t xml:space="preserve"> paten </w:t>
-            </w:r>
-            <w:proofErr w:type="spellStart"/>
-            <w:r>
-              <w:t>nomor</w:t>
-            </w:r>
-            <w:proofErr w:type="spellEnd"/>
-            <w:r>
-              <w:t xml:space="preserve">   </w:t>
-            </w:r>
-            <w:proofErr w:type="gramStart"/>
-            <w:r>
-              <w:t xml:space="preserve">  :</w:t>
-            </w:r>
-            <w:proofErr w:type="gramEnd"/>
-            <w:r>
-              <w:t xml:space="preserve"> </w:t>
-            </w:r>
             <w:r>
               <w:t>${</w:t>
             </w:r>
-            <w:proofErr w:type="spellStart"/>
             <w:r>
               <w:rPr>
                 <w:lang w:val="en-ID"/>
               </w:rPr>
-              <w:t>pecahan_paten</w:t>
-            </w:r>
-            <w:proofErr w:type="spellEnd"/>
-            <w:r>
-              <w:rPr>
-                <w:lang w:val="en-ID"/>
-              </w:rPr>
-              <w:t>}</w:t>
+              <w:t>pecahan_paten}</w:t>
             </w:r>
           </w:p>
           <w:p>
@@ -1307,21 +850,8 @@
               <w:ind w:left="0" w:hanging="2"/>
             </w:pPr>
             <w:r>
-              <w:t xml:space="preserve">(72)  Nama dan </w:t>
-            </w:r>
-            <w:proofErr w:type="spellStart"/>
-            <w:r>
-              <w:t>kewarganegaraan</w:t>
-            </w:r>
-            <w:proofErr w:type="spellEnd"/>
-            <w:r>
-              <w:t xml:space="preserve"> para </w:t>
-            </w:r>
-            <w:proofErr w:type="gramStart"/>
-            <w:r>
-              <w:t>inventor :</w:t>
-            </w:r>
-            <w:proofErr w:type="gramEnd"/>
+              <w:t>(72)  Nama dan kewarganegaraan para inventor :</w:t>
+            </w:r>
           </w:p>
           <w:p>
             <w:pPr>
@@ -1341,33 +871,14 @@
             <w:r>
               <w:t>${</w:t>
             </w:r>
-            <w:proofErr w:type="spellStart"/>
             <w:r>
               <w:rPr>
                 <w:lang w:val="en-ID"/>
               </w:rPr>
-              <w:t>inventor_</w:t>
-            </w:r>
-            <w:proofErr w:type="gramStart"/>
-            <w:r>
-              <w:rPr>
-                <w:lang w:val="en-ID"/>
-              </w:rPr>
-              <w:t>input</w:t>
-            </w:r>
-            <w:proofErr w:type="spellEnd"/>
-            <w:r>
-              <w:rPr>
-                <w:lang w:val="en-ID"/>
-              </w:rPr>
-              <w:t>}</w:t>
-            </w:r>
-            <w:r>
-              <w:t xml:space="preserve">   </w:t>
-            </w:r>
-            <w:proofErr w:type="gramEnd"/>
-            <w:r>
-              <w:t xml:space="preserve">                                   </w:t>
+              <w:t>inventor_input}</w:t>
+            </w:r>
+            <w:r>
+              <w:t xml:space="preserve">                                      </w:t>
             </w:r>
           </w:p>
         </w:tc>
@@ -1390,19 +901,9 @@
             <w:pPr>
               <w:ind w:left="0" w:hanging="2"/>
             </w:pPr>
-            <w:proofErr w:type="spellStart"/>
-            <w:r>
-              <w:t>Diisi</w:t>
-            </w:r>
-            <w:proofErr w:type="spellEnd"/>
-            <w:r>
-              <w:t xml:space="preserve"> oleh </w:t>
-            </w:r>
-            <w:proofErr w:type="spellStart"/>
-            <w:r>
-              <w:t>petugas</w:t>
-            </w:r>
-            <w:proofErr w:type="spellEnd"/>
+            <w:r>
+              <w:t>Diisi oleh petugas</w:t>
+            </w:r>
           </w:p>
           <w:p>
             <w:pPr>
@@ -1440,86 +941,21 @@
               <w:ind w:left="0" w:hanging="2"/>
             </w:pPr>
             <w:r>
-              <w:t xml:space="preserve">(30) </w:t>
-            </w:r>
-            <w:proofErr w:type="spellStart"/>
-            <w:r>
-              <w:t>Permohonan</w:t>
-            </w:r>
-            <w:proofErr w:type="spellEnd"/>
-            <w:r>
-              <w:t xml:space="preserve"> paten </w:t>
-            </w:r>
-            <w:proofErr w:type="spellStart"/>
-            <w:r>
-              <w:t>ini</w:t>
-            </w:r>
-            <w:proofErr w:type="spellEnd"/>
-            <w:r>
-              <w:t xml:space="preserve"> </w:t>
-            </w:r>
-            <w:proofErr w:type="spellStart"/>
-            <w:r>
-              <w:t>diajukan</w:t>
-            </w:r>
-            <w:proofErr w:type="spellEnd"/>
-            <w:r>
-              <w:t xml:space="preserve"> </w:t>
-            </w:r>
-            <w:r>
-              <w:t>${</w:t>
-            </w:r>
-            <w:proofErr w:type="spellStart"/>
-            <w:r>
-              <w:t>dengan</w:t>
-            </w:r>
-            <w:proofErr w:type="spellEnd"/>
-            <w:r>
-              <w:t>}</w:t>
-            </w:r>
-            <w:r>
-              <w:t>/</w:t>
-            </w:r>
-            <w:r>
-              <w:t>${</w:t>
-            </w:r>
-            <w:proofErr w:type="spellStart"/>
-            <w:r>
-              <w:t>tidak</w:t>
-            </w:r>
-            <w:r>
-              <w:t>_</w:t>
-            </w:r>
-            <w:r>
-              <w:t>dengan</w:t>
-            </w:r>
-            <w:proofErr w:type="spellEnd"/>
-            <w:r>
-              <w:t>}</w:t>
-            </w:r>
-            <w:r>
-              <w:t xml:space="preserve"> *)</w:t>
-            </w:r>
-          </w:p>
-          <w:p>
-            <w:pPr>
-              <w:ind w:left="0" w:hanging="2"/>
-            </w:pPr>
-            <w:r>
-              <w:t xml:space="preserve">Hak </w:t>
-            </w:r>
-            <w:proofErr w:type="spellStart"/>
-            <w:proofErr w:type="gramStart"/>
-            <w:r>
-              <w:t>prioritas</w:t>
-            </w:r>
-            <w:proofErr w:type="spellEnd"/>
-            <w:r>
-              <w:t xml:space="preserve">  4</w:t>
-            </w:r>
-            <w:proofErr w:type="gramEnd"/>
-            <w:r>
-              <w:t>)</w:t>
+              <w:t xml:space="preserve">(30) Permohonan paten ini diajukan </w:t>
+            </w:r>
+            <w:r>
+              <w:t>${hak_normal} / ${hak_strike}</w:t>
+            </w:r>
+            <w:r>
+              <w:t>*)</w:t>
+            </w:r>
+          </w:p>
+          <w:p>
+            <w:pPr>
+              <w:ind w:left="0" w:hanging="2"/>
+            </w:pPr>
+            <w:r>
+              <w:t>Hak prioritas  4)</w:t>
             </w:r>
           </w:p>
           <w:tbl>
@@ -1563,27 +999,9 @@
                   <w:pPr>
                     <w:ind w:left="0" w:hanging="2"/>
                   </w:pPr>
-                  <w:proofErr w:type="spellStart"/>
                   <w:r>
-                    <w:t>Tgl</w:t>
+                    <w:t>Tgl. Penerimaan permohonan</w:t>
                   </w:r>
-                  <w:proofErr w:type="spellEnd"/>
-                  <w:r>
-                    <w:t xml:space="preserve">. </w:t>
-                  </w:r>
-                  <w:proofErr w:type="spellStart"/>
-                  <w:r>
-                    <w:t>Penerimaan</w:t>
-                  </w:r>
-                  <w:proofErr w:type="spellEnd"/>
-                  <w:r>
-                    <w:t xml:space="preserve"> </w:t>
-                  </w:r>
-                  <w:proofErr w:type="spellStart"/>
-                  <w:r>
-                    <w:t>permohonan</w:t>
-                  </w:r>
-                  <w:proofErr w:type="spellEnd"/>
                 </w:p>
               </w:tc>
               <w:tc>
@@ -1594,19 +1012,9 @@
                   <w:pPr>
                     <w:ind w:left="0" w:hanging="2"/>
                   </w:pPr>
-                  <w:proofErr w:type="spellStart"/>
                   <w:r>
-                    <w:t>Nomor</w:t>
+                    <w:t>Nomor Prioritas</w:t>
                   </w:r>
-                  <w:proofErr w:type="spellEnd"/>
-                  <w:r>
-                    <w:t xml:space="preserve"> </w:t>
-                  </w:r>
-                  <w:proofErr w:type="spellStart"/>
-                  <w:r>
-                    <w:t>Prioritas</w:t>
-                  </w:r>
-                  <w:proofErr w:type="spellEnd"/>
                 </w:p>
               </w:tc>
             </w:tr>
@@ -1620,15 +1028,7 @@
                     <w:ind w:left="0" w:hanging="2"/>
                   </w:pPr>
                   <w:r>
-                    <w:t>${</w:t>
-                  </w:r>
-                  <w:proofErr w:type="gramStart"/>
-                  <w:r>
-                    <w:t xml:space="preserve">negara}   </w:t>
-                  </w:r>
-                  <w:proofErr w:type="gramEnd"/>
-                  <w:r>
-                    <w:t xml:space="preserve">   </w:t>
+                    <w:t xml:space="preserve">${negara}      </w:t>
                   </w:r>
                 </w:p>
               </w:tc>
@@ -1641,23 +1041,7 @@
                     <w:ind w:left="0" w:hanging="2"/>
                   </w:pPr>
                   <w:r>
-                    <w:t>${</w:t>
-                  </w:r>
-                  <w:proofErr w:type="spellStart"/>
-                  <w:r>
-                    <w:t>tgl_</w:t>
-                  </w:r>
-                  <w:proofErr w:type="gramStart"/>
-                  <w:r>
-                    <w:t>penerimaan</w:t>
-                  </w:r>
-                  <w:proofErr w:type="spellEnd"/>
-                  <w:r>
-                    <w:t xml:space="preserve">}   </w:t>
-                  </w:r>
-                  <w:proofErr w:type="gramEnd"/>
-                  <w:r>
-                    <w:t xml:space="preserve">                     </w:t>
+                    <w:t xml:space="preserve">${tgl_penerimaan}                        </w:t>
                   </w:r>
                 </w:p>
               </w:tc>
@@ -1670,15 +1054,7 @@
                     <w:ind w:left="0" w:hanging="2"/>
                   </w:pPr>
                   <w:r>
-                    <w:t>${</w:t>
-                  </w:r>
-                  <w:proofErr w:type="spellStart"/>
-                  <w:r>
-                    <w:t>nomor_prioritas</w:t>
-                  </w:r>
-                  <w:proofErr w:type="spellEnd"/>
-                  <w:r>
-                    <w:t>}</w:t>
+                    <w:t>${nomor_prioritas}</w:t>
                   </w:r>
                 </w:p>
                 <w:p>
@@ -1783,327 +1159,73 @@
               <w:ind w:left="0" w:hanging="2"/>
             </w:pPr>
             <w:r>
-              <w:t xml:space="preserve">Bersama </w:t>
-            </w:r>
-            <w:proofErr w:type="spellStart"/>
-            <w:r>
-              <w:t>ini</w:t>
-            </w:r>
-            <w:proofErr w:type="spellEnd"/>
-            <w:r>
-              <w:t xml:space="preserve"> </w:t>
-            </w:r>
-            <w:proofErr w:type="spellStart"/>
-            <w:r>
-              <w:t>saya</w:t>
-            </w:r>
-            <w:proofErr w:type="spellEnd"/>
-            <w:r>
-              <w:t xml:space="preserve"> </w:t>
-            </w:r>
-            <w:proofErr w:type="spellStart"/>
-            <w:proofErr w:type="gramStart"/>
-            <w:r>
-              <w:t>lampirkan</w:t>
-            </w:r>
-            <w:proofErr w:type="spellEnd"/>
-            <w:r>
-              <w:t xml:space="preserve">  5)  :</w:t>
-            </w:r>
-            <w:proofErr w:type="gramEnd"/>
-          </w:p>
-          <w:p>
-            <w:pPr>
-              <w:ind w:left="0" w:hanging="2"/>
-            </w:pPr>
-          </w:p>
-          <w:p>
-            <w:pPr>
-              <w:ind w:left="0" w:hanging="2"/>
-            </w:pPr>
-            <w:r>
-              <w:t>1 (</w:t>
-            </w:r>
-            <w:proofErr w:type="spellStart"/>
-            <w:r>
-              <w:t>satu</w:t>
-            </w:r>
-            <w:proofErr w:type="spellEnd"/>
-            <w:r>
-              <w:t xml:space="preserve">) </w:t>
-            </w:r>
-            <w:proofErr w:type="spellStart"/>
-            <w:proofErr w:type="gramStart"/>
-            <w:r>
-              <w:t>rangkap</w:t>
-            </w:r>
-            <w:proofErr w:type="spellEnd"/>
-            <w:r>
-              <w:t xml:space="preserve"> :</w:t>
-            </w:r>
-            <w:proofErr w:type="gramEnd"/>
-          </w:p>
-          <w:p>
-            <w:pPr>
-              <w:ind w:left="0" w:hanging="2"/>
-            </w:pPr>
-          </w:p>
-          <w:p>
-            <w:pPr>
-              <w:ind w:left="0" w:hanging="2"/>
-            </w:pPr>
-            <w:r>
-              <w:t>[${</w:t>
-            </w:r>
-            <w:proofErr w:type="spellStart"/>
-            <w:r>
-              <w:t>lamp_surat_kuasa</w:t>
-            </w:r>
-            <w:proofErr w:type="spellEnd"/>
-            <w:r>
-              <w:t xml:space="preserve">}] </w:t>
-            </w:r>
-            <w:proofErr w:type="spellStart"/>
-            <w:r>
-              <w:t>surat</w:t>
-            </w:r>
-            <w:proofErr w:type="spellEnd"/>
-            <w:r>
-              <w:t xml:space="preserve"> </w:t>
-            </w:r>
-            <w:proofErr w:type="spellStart"/>
-            <w:r>
-              <w:t>kuasa</w:t>
-            </w:r>
-            <w:proofErr w:type="spellEnd"/>
-          </w:p>
-          <w:p>
-            <w:pPr>
-              <w:ind w:left="0" w:hanging="2"/>
-            </w:pPr>
-            <w:r>
-              <w:t xml:space="preserve">[ </w:t>
-            </w:r>
-            <w:proofErr w:type="gramStart"/>
-            <w:r>
-              <w:t>X ]</w:t>
-            </w:r>
-            <w:proofErr w:type="gramEnd"/>
-            <w:r>
-              <w:t xml:space="preserve">  </w:t>
-            </w:r>
-            <w:proofErr w:type="spellStart"/>
-            <w:r>
-              <w:t>surat</w:t>
-            </w:r>
-            <w:proofErr w:type="spellEnd"/>
-            <w:r>
-              <w:t xml:space="preserve"> </w:t>
-            </w:r>
-            <w:proofErr w:type="spellStart"/>
-            <w:r>
-              <w:t>pengalihan</w:t>
-            </w:r>
-            <w:proofErr w:type="spellEnd"/>
-            <w:r>
-              <w:t xml:space="preserve"> </w:t>
-            </w:r>
-            <w:proofErr w:type="spellStart"/>
-            <w:r>
-              <w:t>hak</w:t>
-            </w:r>
-            <w:proofErr w:type="spellEnd"/>
-            <w:r>
-              <w:t xml:space="preserve"> </w:t>
-            </w:r>
-            <w:proofErr w:type="spellStart"/>
-            <w:r>
-              <w:t>atas</w:t>
-            </w:r>
-            <w:proofErr w:type="spellEnd"/>
-            <w:r>
-              <w:t xml:space="preserve"> </w:t>
-            </w:r>
-            <w:proofErr w:type="spellStart"/>
-            <w:r>
-              <w:t>penemuan</w:t>
-            </w:r>
-            <w:proofErr w:type="spellEnd"/>
-          </w:p>
-          <w:p>
-            <w:pPr>
-              <w:ind w:left="0" w:hanging="2"/>
-            </w:pPr>
-            <w:r>
-              <w:t xml:space="preserve">[ </w:t>
-            </w:r>
-            <w:proofErr w:type="gramStart"/>
-            <w:r>
-              <w:t>X ]</w:t>
-            </w:r>
-            <w:proofErr w:type="gramEnd"/>
-            <w:r>
-              <w:t xml:space="preserve">  </w:t>
-            </w:r>
-            <w:proofErr w:type="spellStart"/>
-            <w:r>
-              <w:t>bukti</w:t>
-            </w:r>
-            <w:proofErr w:type="spellEnd"/>
-            <w:r>
-              <w:t xml:space="preserve"> </w:t>
-            </w:r>
-            <w:proofErr w:type="spellStart"/>
-            <w:r>
-              <w:t>pemilikan</w:t>
-            </w:r>
-            <w:proofErr w:type="spellEnd"/>
-            <w:r>
-              <w:t xml:space="preserve"> </w:t>
-            </w:r>
-            <w:proofErr w:type="spellStart"/>
-            <w:r>
-              <w:t>hak</w:t>
-            </w:r>
-            <w:proofErr w:type="spellEnd"/>
-            <w:r>
-              <w:t xml:space="preserve"> </w:t>
-            </w:r>
-            <w:proofErr w:type="spellStart"/>
-            <w:r>
-              <w:t>atas</w:t>
-            </w:r>
-            <w:proofErr w:type="spellEnd"/>
-            <w:r>
-              <w:t xml:space="preserve"> </w:t>
-            </w:r>
-            <w:proofErr w:type="spellStart"/>
-            <w:r>
-              <w:t>penemuan</w:t>
-            </w:r>
-            <w:proofErr w:type="spellEnd"/>
-          </w:p>
-          <w:p>
-            <w:pPr>
-              <w:ind w:left="0" w:hanging="2"/>
-            </w:pPr>
-            <w:r>
-              <w:t>[${</w:t>
-            </w:r>
-            <w:proofErr w:type="spellStart"/>
-            <w:r>
-              <w:t>lamp_do_eo</w:t>
-            </w:r>
-            <w:proofErr w:type="spellEnd"/>
-            <w:proofErr w:type="gramStart"/>
-            <w:r>
-              <w:t xml:space="preserve">}]  </w:t>
-            </w:r>
-            <w:proofErr w:type="spellStart"/>
-            <w:r>
-              <w:t>bukti</w:t>
-            </w:r>
-            <w:proofErr w:type="spellEnd"/>
-            <w:proofErr w:type="gramEnd"/>
-            <w:r>
-              <w:t xml:space="preserve"> </w:t>
-            </w:r>
-            <w:proofErr w:type="spellStart"/>
-            <w:r>
-              <w:t>penunjukan</w:t>
-            </w:r>
-            <w:proofErr w:type="spellEnd"/>
-            <w:r>
-              <w:t xml:space="preserve"> negara </w:t>
-            </w:r>
-            <w:proofErr w:type="spellStart"/>
-            <w:r>
-              <w:t>tujuan</w:t>
-            </w:r>
-            <w:proofErr w:type="spellEnd"/>
-            <w:r>
-              <w:t xml:space="preserve"> (DO/EO)</w:t>
-            </w:r>
-          </w:p>
-          <w:p>
-            <w:pPr>
-              <w:ind w:left="0" w:hanging="2"/>
-            </w:pPr>
-            <w:r>
-              <w:t>[${</w:t>
-            </w:r>
-            <w:proofErr w:type="spellStart"/>
-            <w:r>
-              <w:t>lamp_dok_prioritas</w:t>
-            </w:r>
-            <w:proofErr w:type="spellEnd"/>
-            <w:proofErr w:type="gramStart"/>
-            <w:r>
-              <w:t xml:space="preserve">}]  </w:t>
-            </w:r>
-            <w:proofErr w:type="spellStart"/>
-            <w:r>
-              <w:t>dokumen</w:t>
-            </w:r>
-            <w:proofErr w:type="spellEnd"/>
-            <w:proofErr w:type="gramEnd"/>
-            <w:r>
-              <w:t xml:space="preserve"> </w:t>
-            </w:r>
-            <w:proofErr w:type="spellStart"/>
-            <w:r>
-              <w:t>prioritas</w:t>
-            </w:r>
-            <w:proofErr w:type="spellEnd"/>
-            <w:r>
-              <w:t xml:space="preserve"> dan </w:t>
-            </w:r>
-            <w:proofErr w:type="spellStart"/>
-            <w:r>
-              <w:t>terjemahannya</w:t>
-            </w:r>
-            <w:proofErr w:type="spellEnd"/>
-          </w:p>
-          <w:p>
-            <w:pPr>
-              <w:ind w:left="0" w:hanging="2"/>
-            </w:pPr>
-            <w:r>
-              <w:t>[${</w:t>
-            </w:r>
-            <w:proofErr w:type="spellStart"/>
-            <w:r>
-              <w:t>lamp_dok_pct</w:t>
-            </w:r>
-            <w:proofErr w:type="spellEnd"/>
-            <w:proofErr w:type="gramStart"/>
-            <w:r>
-              <w:t xml:space="preserve">}]  </w:t>
-            </w:r>
-            <w:proofErr w:type="spellStart"/>
-            <w:r>
-              <w:t>dokumen</w:t>
-            </w:r>
-            <w:proofErr w:type="spellEnd"/>
-            <w:proofErr w:type="gramEnd"/>
-            <w:r>
-              <w:t xml:space="preserve"> </w:t>
-            </w:r>
-            <w:proofErr w:type="spellStart"/>
-            <w:r>
-              <w:t>permohonan</w:t>
-            </w:r>
-            <w:proofErr w:type="spellEnd"/>
-            <w:r>
-              <w:t xml:space="preserve"> paten </w:t>
-            </w:r>
-            <w:proofErr w:type="spellStart"/>
-            <w:r>
-              <w:t>internasional</w:t>
-            </w:r>
-            <w:proofErr w:type="spellEnd"/>
-            <w:r>
-              <w:t>/PCT</w:t>
+              <w:t>Bersama ini saya lampirkan  5)  :</w:t>
+            </w:r>
+          </w:p>
+          <w:p>
+            <w:pPr>
+              <w:ind w:left="0" w:hanging="2"/>
+            </w:pPr>
+          </w:p>
+          <w:p>
+            <w:pPr>
+              <w:ind w:left="0" w:hanging="2"/>
+            </w:pPr>
+            <w:r>
+              <w:t>1 (satu) rangkap :</w:t>
+            </w:r>
+          </w:p>
+          <w:p>
+            <w:pPr>
+              <w:ind w:left="0" w:hanging="2"/>
+            </w:pPr>
+          </w:p>
+          <w:p>
+            <w:pPr>
+              <w:ind w:left="0" w:hanging="2"/>
+            </w:pPr>
+            <w:r>
+              <w:t>[${lamp_surat_kuasa}] surat kuasa</w:t>
+            </w:r>
+          </w:p>
+          <w:p>
+            <w:pPr>
+              <w:ind w:left="0" w:hanging="2"/>
+            </w:pPr>
+            <w:r>
+              <w:t>[ X ]  surat pengalihan hak atas penemuan</w:t>
+            </w:r>
+          </w:p>
+          <w:p>
+            <w:pPr>
+              <w:ind w:left="0" w:hanging="2"/>
+            </w:pPr>
+            <w:r>
+              <w:t>[ X ]  bukti pemilikan hak atas penemuan</w:t>
+            </w:r>
+          </w:p>
+          <w:p>
+            <w:pPr>
+              <w:ind w:left="0" w:hanging="2"/>
+            </w:pPr>
+            <w:r>
+              <w:t>[${lamp_do_eo}]  bukti penunjukan negara tujuan (DO/EO)</w:t>
+            </w:r>
+          </w:p>
+          <w:p>
+            <w:pPr>
+              <w:ind w:left="0" w:hanging="2"/>
+            </w:pPr>
+            <w:r>
+              <w:t>[${lamp_dok_prioritas}]  dokumen prioritas dan terjemahannya</w:t>
+            </w:r>
+          </w:p>
+          <w:p>
+            <w:pPr>
+              <w:ind w:left="0" w:hanging="2"/>
+            </w:pPr>
+            <w:r>
+              <w:t>[${lamp_dok_pct}]  dokumen permohonan paten internasional/PCT</w:t>
             </w:r>
           </w:p>
           <w:p>
@@ -2116,204 +1238,76 @@
             <w:r>
               <w:t>${</w:t>
             </w:r>
-            <w:proofErr w:type="spellStart"/>
             <w:r>
               <w:t>lamp</w:t>
             </w:r>
             <w:r>
-              <w:t>_jasad_renik</w:t>
-            </w:r>
-            <w:proofErr w:type="spellEnd"/>
-            <w:proofErr w:type="gramStart"/>
-            <w:r>
-              <w:t>}</w:t>
-            </w:r>
-            <w:r>
-              <w:t xml:space="preserve">]  </w:t>
-            </w:r>
-            <w:proofErr w:type="spellStart"/>
-            <w:r>
-              <w:t>sertifikat</w:t>
-            </w:r>
-            <w:proofErr w:type="spellEnd"/>
-            <w:proofErr w:type="gramEnd"/>
-            <w:r>
-              <w:t xml:space="preserve"> </w:t>
-            </w:r>
-            <w:proofErr w:type="spellStart"/>
-            <w:r>
-              <w:t>penyimpanan</w:t>
-            </w:r>
-            <w:proofErr w:type="spellEnd"/>
-            <w:r>
-              <w:t xml:space="preserve"> </w:t>
-            </w:r>
-            <w:proofErr w:type="spellStart"/>
-            <w:r>
-              <w:t>jasad</w:t>
-            </w:r>
-            <w:proofErr w:type="spellEnd"/>
-            <w:r>
-              <w:t xml:space="preserve"> </w:t>
-            </w:r>
-            <w:proofErr w:type="spellStart"/>
-            <w:r>
-              <w:t>renik</w:t>
-            </w:r>
-            <w:proofErr w:type="spellEnd"/>
-            <w:r>
-              <w:t xml:space="preserve"> dan </w:t>
-            </w:r>
-            <w:proofErr w:type="spellStart"/>
-            <w:r>
-              <w:t>terjemahannya</w:t>
-            </w:r>
-            <w:proofErr w:type="spellEnd"/>
-          </w:p>
-          <w:p>
-            <w:pPr>
-              <w:ind w:left="0" w:hanging="2"/>
-            </w:pPr>
-            <w:r>
-              <w:t xml:space="preserve">[ </w:t>
-            </w:r>
-            <w:proofErr w:type="gramStart"/>
-            <w:r>
-              <w:t>X ]</w:t>
-            </w:r>
-            <w:proofErr w:type="gramEnd"/>
-            <w:r>
-              <w:t xml:space="preserve">  </w:t>
-            </w:r>
-            <w:proofErr w:type="spellStart"/>
-            <w:r>
-              <w:t>dokumen</w:t>
-            </w:r>
-            <w:proofErr w:type="spellEnd"/>
-            <w:r>
-              <w:t xml:space="preserve"> lain (</w:t>
-            </w:r>
-            <w:proofErr w:type="spellStart"/>
-            <w:proofErr w:type="gramStart"/>
-            <w:r>
-              <w:t>sebutkan</w:t>
-            </w:r>
-            <w:proofErr w:type="spellEnd"/>
-            <w:r>
-              <w:t>)  :</w:t>
-            </w:r>
-            <w:proofErr w:type="gramEnd"/>
-            <w:r>
-              <w:t xml:space="preserve"> </w:t>
-            </w:r>
-          </w:p>
-          <w:p>
-            <w:pPr>
-              <w:ind w:left="0" w:hanging="2"/>
-            </w:pPr>
-            <w:r>
-              <w:t xml:space="preserve">          1. </w:t>
-            </w:r>
-            <w:proofErr w:type="spellStart"/>
-            <w:r>
-              <w:t>Fotocopy</w:t>
-            </w:r>
-            <w:proofErr w:type="spellEnd"/>
-            <w:r>
-              <w:t xml:space="preserve"> KTP </w:t>
-            </w:r>
-            <w:proofErr w:type="spellStart"/>
-            <w:r>
-              <w:t>Pemohon</w:t>
-            </w:r>
-            <w:proofErr w:type="spellEnd"/>
-          </w:p>
-          <w:p>
-            <w:pPr>
-              <w:ind w:left="0" w:hanging="2"/>
-            </w:pPr>
-            <w:r>
-              <w:t xml:space="preserve">          2. </w:t>
-            </w:r>
-            <w:proofErr w:type="spellStart"/>
-            <w:r>
-              <w:t>Fotocopy</w:t>
-            </w:r>
-            <w:proofErr w:type="spellEnd"/>
-            <w:r>
-              <w:t xml:space="preserve"> KTP Para Inventor</w:t>
-            </w:r>
-          </w:p>
-          <w:p>
-            <w:pPr>
-              <w:ind w:left="0" w:hanging="2"/>
-            </w:pPr>
-            <w:r>
-              <w:t xml:space="preserve">          3. </w:t>
-            </w:r>
-            <w:proofErr w:type="spellStart"/>
-            <w:r>
-              <w:t>Deskripsi</w:t>
-            </w:r>
-            <w:proofErr w:type="spellEnd"/>
-            <w:r>
-              <w:t xml:space="preserve"> Bahasa Indonesia</w:t>
-            </w:r>
-          </w:p>
-          <w:p>
-            <w:pPr>
-              <w:ind w:left="0" w:hanging="2"/>
-            </w:pPr>
-          </w:p>
-          <w:p>
-            <w:pPr>
-              <w:ind w:left="0" w:hanging="2"/>
-            </w:pPr>
-            <w:r>
-              <w:t>Dan 3 (</w:t>
-            </w:r>
-            <w:proofErr w:type="spellStart"/>
-            <w:r>
-              <w:t>tiga</w:t>
-            </w:r>
-            <w:proofErr w:type="spellEnd"/>
-            <w:r>
-              <w:t xml:space="preserve">) </w:t>
-            </w:r>
-            <w:proofErr w:type="spellStart"/>
-            <w:r>
-              <w:t>rangkap</w:t>
-            </w:r>
-            <w:proofErr w:type="spellEnd"/>
-            <w:r>
-              <w:t xml:space="preserve"> </w:t>
-            </w:r>
-            <w:proofErr w:type="spellStart"/>
-            <w:r>
-              <w:t>invensi</w:t>
-            </w:r>
-            <w:proofErr w:type="spellEnd"/>
-            <w:r>
-              <w:t xml:space="preserve"> yang </w:t>
-            </w:r>
-            <w:proofErr w:type="spellStart"/>
-            <w:r>
-              <w:t>terdiri</w:t>
-            </w:r>
-            <w:proofErr w:type="spellEnd"/>
-            <w:r>
-              <w:t xml:space="preserve"> </w:t>
-            </w:r>
-            <w:proofErr w:type="spellStart"/>
-            <w:proofErr w:type="gramStart"/>
-            <w:r>
-              <w:t>dari</w:t>
-            </w:r>
-            <w:proofErr w:type="spellEnd"/>
-            <w:r>
-              <w:t xml:space="preserve"> :</w:t>
-            </w:r>
-            <w:proofErr w:type="gramEnd"/>
+              <w:t>_jasad_renik}</w:t>
+            </w:r>
+            <w:r>
+              <w:t>]  sertifikat penyimpanan jasad renik dan terjemahannya</w:t>
+            </w:r>
+          </w:p>
+          <w:p>
+            <w:pPr>
+              <w:ind w:left="0" w:hanging="2"/>
+            </w:pPr>
+            <w:r>
+              <w:t xml:space="preserve">[ X ]  dokumen lain (sebutkan)  : </w:t>
+            </w:r>
+          </w:p>
+          <w:p>
+            <w:pPr>
+              <w:ind w:left="0" w:hanging="2"/>
+            </w:pPr>
+            <w:r>
+              <w:t xml:space="preserve">          1. Fotocopy KTP Pemohon</w:t>
+            </w:r>
+          </w:p>
+          <w:p>
+            <w:pPr>
+              <w:ind w:left="0" w:hanging="2"/>
+            </w:pPr>
+            <w:r>
+              <w:t xml:space="preserve">          2. Fotocopy KTP Para Inventor</w:t>
+            </w:r>
+          </w:p>
+          <w:p>
+            <w:pPr>
+              <w:ind w:left="0" w:hanging="2"/>
+            </w:pPr>
+            <w:r>
+              <w:t xml:space="preserve">          3. Deskripsi Bahasa Indonesia</w:t>
+            </w:r>
+          </w:p>
+          <w:p>
+            <w:pPr>
+              <w:ind w:leftChars="262" w:left="631" w:hanging="2"/>
+            </w:pPr>
+            <w:r>
+              <w:t>$</w:t>
+            </w:r>
+            <w:r>
+              <w:t>{lampiran_lainnya_list}</w:t>
+            </w:r>
+          </w:p>
+          <w:p>
+            <w:pPr>
+              <w:ind w:left="0" w:hanging="2"/>
+            </w:pPr>
+          </w:p>
+          <w:p>
+            <w:pPr>
+              <w:ind w:left="0" w:hanging="2"/>
+            </w:pPr>
+          </w:p>
+          <w:p>
+            <w:pPr>
+              <w:ind w:left="0" w:hanging="2"/>
+            </w:pPr>
+            <w:r>
+              <w:t>Dan 3 (tiga) rangkap invensi yang terdiri dari :</w:t>
+            </w:r>
           </w:p>
           <w:p>
             <w:pPr>
@@ -2323,47 +1317,16 @@
               </w:rPr>
             </w:pPr>
             <w:r>
-              <w:t xml:space="preserve">[ </w:t>
-            </w:r>
-            <w:proofErr w:type="gramStart"/>
-            <w:r>
-              <w:t>X ]</w:t>
-            </w:r>
-            <w:proofErr w:type="gramEnd"/>
-            <w:r>
-              <w:t xml:space="preserve">  </w:t>
-            </w:r>
-            <w:proofErr w:type="spellStart"/>
-            <w:r>
-              <w:t>uraian</w:t>
-            </w:r>
-            <w:proofErr w:type="spellEnd"/>
-            <w:r>
-              <w:t xml:space="preserve"> </w:t>
+              <w:t xml:space="preserve">[ X ]  uraian </w:t>
             </w:r>
             <w:r>
               <w:t>${</w:t>
             </w:r>
-            <w:proofErr w:type="spellStart"/>
             <w:r>
               <w:rPr>
                 <w:lang w:val="en-ID"/>
               </w:rPr>
-              <w:t>uraian_</w:t>
-            </w:r>
-            <w:proofErr w:type="gramStart"/>
-            <w:r>
-              <w:rPr>
-                <w:lang w:val="en-ID"/>
-              </w:rPr>
-              <w:t>halaman</w:t>
-            </w:r>
-            <w:proofErr w:type="spellEnd"/>
-            <w:r>
-              <w:rPr>
-                <w:lang w:val="en-ID"/>
-              </w:rPr>
-              <w:t>}</w:t>
+              <w:t>uraian_halaman}</w:t>
             </w:r>
             <w:r>
               <w:rPr>
@@ -2377,12 +1340,9 @@
               </w:rPr>
               <w:t xml:space="preserve"> </w:t>
             </w:r>
-            <w:proofErr w:type="spellStart"/>
             <w:r>
               <w:t>halaman</w:t>
             </w:r>
-            <w:proofErr w:type="spellEnd"/>
-            <w:proofErr w:type="gramEnd"/>
           </w:p>
           <w:p>
             <w:pPr>
@@ -2392,146 +1352,72 @@
               </w:rPr>
             </w:pPr>
             <w:r>
-              <w:t xml:space="preserve">[ </w:t>
-            </w:r>
-            <w:proofErr w:type="gramStart"/>
-            <w:r>
-              <w:t>X ]</w:t>
-            </w:r>
-            <w:proofErr w:type="gramEnd"/>
-            <w:r>
-              <w:t xml:space="preserve">  </w:t>
-            </w:r>
-            <w:proofErr w:type="spellStart"/>
-            <w:r>
-              <w:t>klaim</w:t>
-            </w:r>
-            <w:proofErr w:type="spellEnd"/>
+              <w:t>[ X ]  klaim</w:t>
+            </w:r>
             <w:r>
               <w:t xml:space="preserve"> ${</w:t>
             </w:r>
-            <w:proofErr w:type="spellStart"/>
             <w:r>
               <w:rPr>
                 <w:lang w:val="en-ID"/>
               </w:rPr>
-              <w:t>klaim_buah</w:t>
-            </w:r>
-            <w:proofErr w:type="spellEnd"/>
-            <w:r>
+              <w:t xml:space="preserve">klaim_buah} </w:t>
+            </w:r>
+            <w:r>
+              <w:t>buah</w:t>
+            </w:r>
+          </w:p>
+          <w:p>
+            <w:pPr>
+              <w:ind w:left="0" w:hanging="2"/>
               <w:rPr>
                 <w:lang w:val="en-ID"/>
               </w:rPr>
-              <w:t xml:space="preserve">} </w:t>
-            </w:r>
-            <w:proofErr w:type="spellStart"/>
-            <w:r>
-              <w:t>buah</w:t>
-            </w:r>
-            <w:proofErr w:type="spellEnd"/>
-          </w:p>
-          <w:p>
-            <w:pPr>
-              <w:ind w:left="0" w:hanging="2"/>
+            </w:pPr>
+            <w:r>
+              <w:t xml:space="preserve">[ X ]  abstrak </w:t>
+            </w:r>
+            <w:r>
+              <w:t>${</w:t>
+            </w:r>
+            <w:r>
               <w:rPr>
                 <w:lang w:val="en-ID"/>
               </w:rPr>
-            </w:pPr>
-            <w:r>
-              <w:t xml:space="preserve">[ </w:t>
-            </w:r>
-            <w:proofErr w:type="gramStart"/>
-            <w:r>
-              <w:t>X ]</w:t>
-            </w:r>
-            <w:proofErr w:type="gramEnd"/>
-            <w:r>
-              <w:t xml:space="preserve">  </w:t>
-            </w:r>
-            <w:proofErr w:type="spellStart"/>
-            <w:r>
-              <w:t>abstrak</w:t>
-            </w:r>
-            <w:proofErr w:type="spellEnd"/>
+              <w:t>abstrak_buah</w:t>
+            </w:r>
+            <w:r>
+              <w:t xml:space="preserve">} </w:t>
+            </w:r>
             <w:r>
               <w:t xml:space="preserve"> </w:t>
             </w:r>
             <w:r>
-              <w:t>${</w:t>
-            </w:r>
-            <w:proofErr w:type="spellStart"/>
-            <w:r>
+              <w:t>buah</w:t>
+            </w:r>
+          </w:p>
+          <w:p>
+            <w:pPr>
+              <w:ind w:left="0" w:hanging="2"/>
               <w:rPr>
                 <w:lang w:val="en-ID"/>
               </w:rPr>
-              <w:t>abstrak_</w:t>
-            </w:r>
-            <w:proofErr w:type="gramStart"/>
+            </w:pPr>
+            <w:r>
+              <w:t>[ X ]  gambar</w:t>
+            </w:r>
+            <w:r>
+              <w:t xml:space="preserve"> ${</w:t>
+            </w:r>
             <w:r>
               <w:rPr>
                 <w:lang w:val="en-ID"/>
               </w:rPr>
+              <w:t xml:space="preserve">gambar_buah} </w:t>
+            </w:r>
+            <w:r>
               <w:t>buah</w:t>
             </w:r>
-            <w:proofErr w:type="spellEnd"/>
-            <w:r>
-              <w:t xml:space="preserve">} </w:t>
-            </w:r>
-            <w:r>
-              <w:t xml:space="preserve"> </w:t>
-            </w:r>
-            <w:proofErr w:type="spellStart"/>
-            <w:r>
-              <w:t>buah</w:t>
-            </w:r>
-            <w:proofErr w:type="spellEnd"/>
-            <w:proofErr w:type="gramEnd"/>
-          </w:p>
-          <w:p>
-            <w:pPr>
-              <w:ind w:left="0" w:hanging="2"/>
-              <w:rPr>
-                <w:lang w:val="en-ID"/>
-              </w:rPr>
-            </w:pPr>
-            <w:r>
-              <w:t xml:space="preserve">[ </w:t>
-            </w:r>
-            <w:proofErr w:type="gramStart"/>
-            <w:r>
-              <w:t>X ]</w:t>
-            </w:r>
-            <w:proofErr w:type="gramEnd"/>
-            <w:r>
-              <w:t xml:space="preserve">  </w:t>
-            </w:r>
-            <w:proofErr w:type="spellStart"/>
-            <w:r>
-              <w:t>gambar</w:t>
-            </w:r>
-            <w:proofErr w:type="spellEnd"/>
-            <w:r>
-              <w:t xml:space="preserve"> ${</w:t>
-            </w:r>
-            <w:proofErr w:type="spellStart"/>
-            <w:r>
-              <w:rPr>
-                <w:lang w:val="en-ID"/>
-              </w:rPr>
-              <w:t>gambar_buah</w:t>
-            </w:r>
-            <w:proofErr w:type="spellEnd"/>
-            <w:r>
-              <w:rPr>
-                <w:lang w:val="en-ID"/>
-              </w:rPr>
-              <w:t xml:space="preserve">} </w:t>
-            </w:r>
-            <w:proofErr w:type="spellStart"/>
-            <w:r>
-              <w:t>buah</w:t>
-            </w:r>
-            <w:proofErr w:type="spellEnd"/>
           </w:p>
           <w:p>
             <w:pPr>
@@ -2664,147 +1550,53 @@
               </w:rPr>
             </w:pPr>
             <w:r>
-              <w:t xml:space="preserve">Saya/kami </w:t>
-            </w:r>
-            <w:proofErr w:type="spellStart"/>
-            <w:r>
-              <w:t>usulkan</w:t>
-            </w:r>
-            <w:proofErr w:type="spellEnd"/>
-            <w:r>
-              <w:t xml:space="preserve">, </w:t>
-            </w:r>
-            <w:proofErr w:type="spellStart"/>
-            <w:r>
-              <w:t>gambar</w:t>
-            </w:r>
-            <w:proofErr w:type="spellEnd"/>
-            <w:r>
-              <w:t xml:space="preserve"> </w:t>
-            </w:r>
-            <w:proofErr w:type="spellStart"/>
-            <w:r>
-              <w:t>nomor</w:t>
-            </w:r>
-            <w:proofErr w:type="spellEnd"/>
-            <w:r>
-              <w:t xml:space="preserve"> </w:t>
+              <w:t xml:space="preserve">Saya/kami usulkan, gambar nomor </w:t>
             </w:r>
             <w:r>
               <w:t>${</w:t>
             </w:r>
-            <w:proofErr w:type="spellStart"/>
             <w:r>
               <w:rPr>
                 <w:lang w:val="en-ID"/>
               </w:rPr>
-              <w:t>gambar_dari</w:t>
-            </w:r>
-            <w:proofErr w:type="spellEnd"/>
+              <w:t>gambar_dari}</w:t>
+            </w:r>
+            <w:r>
+              <w:t xml:space="preserve"> s/d </w:t>
+            </w:r>
+            <w:r>
+              <w:t>${</w:t>
+            </w:r>
             <w:r>
               <w:rPr>
                 <w:lang w:val="en-ID"/>
               </w:rPr>
-              <w:t>}</w:t>
-            </w:r>
-            <w:r>
-              <w:t xml:space="preserve"> s/d </w:t>
-            </w:r>
-            <w:r>
-              <w:t>${</w:t>
-            </w:r>
-            <w:proofErr w:type="spellStart"/>
-            <w:r>
-              <w:rPr>
-                <w:lang w:val="en-ID"/>
-              </w:rPr>
-              <w:t>gambar_</w:t>
-            </w:r>
-            <w:proofErr w:type="gramStart"/>
-            <w:r>
-              <w:rPr>
-                <w:lang w:val="en-ID"/>
-              </w:rPr>
-              <w:t>sampai</w:t>
-            </w:r>
-            <w:proofErr w:type="spellEnd"/>
+              <w:t>gambar_sampai</w:t>
+            </w:r>
             <w:r>
               <w:t xml:space="preserve">} </w:t>
             </w:r>
             <w:r>
               <w:t xml:space="preserve"> </w:t>
             </w:r>
-            <w:proofErr w:type="spellStart"/>
             <w:r>
               <w:t>dapat</w:t>
             </w:r>
-            <w:proofErr w:type="spellEnd"/>
-            <w:proofErr w:type="gramEnd"/>
-          </w:p>
-          <w:p>
-            <w:pPr>
-              <w:ind w:left="0" w:hanging="2"/>
-            </w:pPr>
-            <w:r>
-              <w:t xml:space="preserve">Menyertai </w:t>
-            </w:r>
-            <w:proofErr w:type="spellStart"/>
-            <w:r>
-              <w:t>abstrak</w:t>
-            </w:r>
-            <w:proofErr w:type="spellEnd"/>
-            <w:r>
-              <w:t xml:space="preserve"> pada </w:t>
-            </w:r>
-            <w:proofErr w:type="spellStart"/>
-            <w:r>
-              <w:t>saat</w:t>
-            </w:r>
-            <w:proofErr w:type="spellEnd"/>
-            <w:r>
-              <w:t xml:space="preserve"> </w:t>
-            </w:r>
-            <w:proofErr w:type="spellStart"/>
-            <w:r>
-              <w:t>dilakukan</w:t>
-            </w:r>
-            <w:proofErr w:type="spellEnd"/>
-            <w:r>
-              <w:t xml:space="preserve"> </w:t>
-            </w:r>
-            <w:proofErr w:type="spellStart"/>
-            <w:r>
-              <w:t>pengumuman</w:t>
-            </w:r>
-            <w:proofErr w:type="spellEnd"/>
-            <w:r>
-              <w:t xml:space="preserve"> </w:t>
-            </w:r>
-            <w:proofErr w:type="spellStart"/>
-            <w:r>
-              <w:t>atas</w:t>
-            </w:r>
-            <w:proofErr w:type="spellEnd"/>
-          </w:p>
-          <w:p>
-            <w:pPr>
-              <w:ind w:left="0" w:hanging="2"/>
-            </w:pPr>
-            <w:proofErr w:type="spellStart"/>
-            <w:r>
-              <w:t>Permohonan</w:t>
-            </w:r>
-            <w:proofErr w:type="spellEnd"/>
-            <w:r>
-              <w:t xml:space="preserve"> paten (UU No. 14 </w:t>
-            </w:r>
-            <w:proofErr w:type="spellStart"/>
-            <w:r>
-              <w:t>Tahun</w:t>
-            </w:r>
-            <w:proofErr w:type="spellEnd"/>
-            <w:r>
-              <w:t xml:space="preserve"> 2001)</w:t>
+          </w:p>
+          <w:p>
+            <w:pPr>
+              <w:ind w:left="0" w:hanging="2"/>
+            </w:pPr>
+            <w:r>
+              <w:t>Menyertai abstrak pada saat dilakukan pengumuman atas</w:t>
+            </w:r>
+          </w:p>
+          <w:p>
+            <w:pPr>
+              <w:ind w:left="0" w:hanging="2"/>
+            </w:pPr>
+            <w:r>
+              <w:t>Permohonan paten (UU No. 14 Tahun 2001)</w:t>
             </w:r>
           </w:p>
           <w:p>
@@ -2883,106 +1675,17 @@
       <w:pPr>
         <w:ind w:leftChars="0" w:left="0" w:firstLineChars="0" w:firstLine="0"/>
       </w:pPr>
-    </w:p>
-    <w:p>
-      <w:pPr>
-        <w:ind w:leftChars="0" w:left="0" w:firstLineChars="0" w:firstLine="0"/>
-      </w:pPr>
-    </w:p>
-    <w:p>
-      <w:pPr>
-        <w:ind w:leftChars="0" w:left="0" w:firstLineChars="0" w:firstLine="0"/>
-      </w:pPr>
-    </w:p>
-    <w:p>
-      <w:pPr>
-        <w:ind w:leftChars="0" w:left="0" w:firstLineChars="0" w:firstLine="0"/>
-      </w:pPr>
-      <w:proofErr w:type="spellStart"/>
+      <w:r>
+        <w:t xml:space="preserve">Demikian permohonan paten ini saya/kami ajukan </w:t>
+      </w:r>
+    </w:p>
+    <w:p>
+      <w:pPr>
+        <w:ind w:left="0" w:hanging="2"/>
+      </w:pPr>
       <w:r>
         <w:lastRenderedPageBreak/>
-        <w:t>Demikian</w:t>
-      </w:r>
-      <w:proofErr w:type="spellEnd"/>
-      <w:r>
-        <w:t xml:space="preserve"> </w:t>
-      </w:r>
-      <w:proofErr w:type="spellStart"/>
-      <w:r>
-        <w:t>permohonan</w:t>
-      </w:r>
-      <w:proofErr w:type="spellEnd"/>
-      <w:r>
-        <w:t xml:space="preserve"> paten </w:t>
-      </w:r>
-      <w:proofErr w:type="spellStart"/>
-      <w:r>
-        <w:t>ini</w:t>
-      </w:r>
-      <w:proofErr w:type="spellEnd"/>
-      <w:r>
-        <w:t xml:space="preserve"> </w:t>
-      </w:r>
-      <w:proofErr w:type="spellStart"/>
-      <w:r>
-        <w:t>saya</w:t>
-      </w:r>
-      <w:proofErr w:type="spellEnd"/>
-      <w:r>
-        <w:t xml:space="preserve">/kami </w:t>
-      </w:r>
-      <w:proofErr w:type="spellStart"/>
-      <w:r>
-        <w:t>ajukan</w:t>
-      </w:r>
-      <w:proofErr w:type="spellEnd"/>
-      <w:r>
-        <w:t xml:space="preserve"> </w:t>
-      </w:r>
-    </w:p>
-    <w:p>
-      <w:pPr>
-        <w:ind w:left="0" w:hanging="2"/>
-      </w:pPr>
-      <w:proofErr w:type="spellStart"/>
-      <w:r>
-        <w:t>Untuk</w:t>
-      </w:r>
-      <w:proofErr w:type="spellEnd"/>
-      <w:r>
-        <w:t xml:space="preserve"> </w:t>
-      </w:r>
-      <w:proofErr w:type="spellStart"/>
-      <w:r>
-        <w:t>dapat</w:t>
-      </w:r>
-      <w:proofErr w:type="spellEnd"/>
-      <w:r>
-        <w:t xml:space="preserve"> </w:t>
-      </w:r>
-      <w:proofErr w:type="spellStart"/>
-      <w:r>
-        <w:t>diproses</w:t>
-      </w:r>
-      <w:proofErr w:type="spellEnd"/>
-      <w:r>
-        <w:t xml:space="preserve"> </w:t>
-      </w:r>
-      <w:proofErr w:type="spellStart"/>
-      <w:r>
-        <w:t>lebih</w:t>
-      </w:r>
-      <w:proofErr w:type="spellEnd"/>
-      <w:r>
-        <w:t xml:space="preserve"> </w:t>
-      </w:r>
-      <w:proofErr w:type="spellStart"/>
-      <w:r>
-        <w:t>lanjut</w:t>
-      </w:r>
-      <w:proofErr w:type="spellEnd"/>
-      <w:r>
-        <w:t xml:space="preserve"> </w:t>
+        <w:t xml:space="preserve">Untuk dapat diproses lebih lanjut </w:t>
       </w:r>
     </w:p>
     <w:p>
@@ -3022,14 +1725,7 @@
       </w:pPr>
       <w:r>
         <w:tab/>
-      </w:r>
-      <w:proofErr w:type="spellStart"/>
-      <w:r>
-        <w:t>Pemohon</w:t>
-      </w:r>
-      <w:proofErr w:type="spellEnd"/>
-      <w:r>
-        <w:t>,</w:t>
+        <w:t>Pemohon,</w:t>
       </w:r>
       <w:r>
         <w:tab/>
@@ -3086,23 +1782,7 @@
         <w:jc w:val="right"/>
       </w:pPr>
       <w:r>
-        <w:t xml:space="preserve">(Prof. Dr. </w:t>
-      </w:r>
-      <w:proofErr w:type="spellStart"/>
-      <w:r>
-        <w:t>Suharnomo</w:t>
-      </w:r>
-      <w:proofErr w:type="spellEnd"/>
-      <w:r>
-        <w:t xml:space="preserve">, S.E., </w:t>
-      </w:r>
-      <w:proofErr w:type="spellStart"/>
-      <w:r>
-        <w:t>M.Si</w:t>
-      </w:r>
-      <w:proofErr w:type="spellEnd"/>
-      <w:r>
-        <w:t xml:space="preserve">.)         </w:t>
+        <w:t xml:space="preserve">(Prof. Dr. Suharnomo, S.E., M.Si.)         </w:t>
       </w:r>
     </w:p>
     <w:p>
@@ -3164,7 +1844,7 @@
               </wp:anchor>
             </w:drawing>
           </mc:Choice>
-          <mc:Fallback xmlns:cr="http://schemas.microsoft.com/office/comments/2020/reactions" xmlns="http://schemas.microsoft.com/office/tasks/2019/documenttasks" xmlns:dgm="http://schemas.openxmlformats.org/drawingml/2006/diagram" xmlns:lc="http://schemas.openxmlformats.org/drawingml/2006/lockedCanvas" xmlns:c="http://schemas.openxmlformats.org/drawingml/2006/chart" xmlns:pic="http://schemas.openxmlformats.org/drawingml/2006/picture" xmlns:a="http://schemas.openxmlformats.org/drawingml/2006/main" xmlns:sl="http://schemas.openxmlformats.org/schemaLibrary/2006/main">
+          <mc:Fallback xmlns:sl="http://schemas.openxmlformats.org/schemaLibrary/2006/main" xmlns:a="http://schemas.openxmlformats.org/drawingml/2006/main" xmlns:pic="http://schemas.openxmlformats.org/drawingml/2006/picture" xmlns:c="http://schemas.openxmlformats.org/drawingml/2006/chart" xmlns:lc="http://schemas.openxmlformats.org/drawingml/2006/lockedCanvas" xmlns:dgm="http://schemas.openxmlformats.org/drawingml/2006/diagram" xmlns="http://schemas.microsoft.com/office/tasks/2019/documenttasks" xmlns:cr="http://schemas.microsoft.com/office/comments/2020/reactions">
             <w:drawing>
               <wp:anchor allowOverlap="1" behindDoc="0" distB="0" distT="0" distL="114300" distR="114300" hidden="0" layoutInCell="1" locked="0" relativeHeight="0" simplePos="0">
                 <wp:simplePos x="0" y="0"/>
@@ -3218,581 +1898,103 @@
       <w:pPr>
         <w:ind w:left="0" w:hanging="2"/>
       </w:pPr>
-      <w:proofErr w:type="spellStart"/>
-      <w:proofErr w:type="gramStart"/>
       <w:r>
-        <w:t>Keterangan</w:t>
+        <w:t>Keterangan :</w:t>
       </w:r>
-      <w:proofErr w:type="spellEnd"/>
+    </w:p>
+    <w:p>
+      <w:pPr>
+        <w:ind w:left="0" w:hanging="2"/>
+      </w:pPr>
       <w:r>
-        <w:t xml:space="preserve"> :</w:t>
+        <w:t>Jika lebih dari satu orang maka cukup satu saja yang dicantumkan dalam formulir ini</w:t>
       </w:r>
-      <w:proofErr w:type="gramEnd"/>
     </w:p>
     <w:p>
       <w:pPr>
         <w:ind w:left="0" w:hanging="2"/>
       </w:pPr>
       <w:r>
-        <w:t xml:space="preserve">Jika </w:t>
+        <w:t>sedangkan lainnya harap ditulis pada lampiran tambahan.</w:t>
       </w:r>
-      <w:proofErr w:type="spellStart"/>
+    </w:p>
+    <w:p>
+      <w:pPr>
+        <w:ind w:left="0" w:hanging="2"/>
+      </w:pPr>
       <w:r>
-        <w:t>lebih</w:t>
+        <w:t>Adalah alamat kedinasan/surat-menyurat</w:t>
       </w:r>
-      <w:proofErr w:type="spellEnd"/>
+    </w:p>
+    <w:p>
+      <w:pPr>
+        <w:ind w:left="0" w:hanging="2"/>
+      </w:pPr>
       <w:r>
-        <w:t xml:space="preserve"> </w:t>
+        <w:t>Jika konsultan Paten yang ditunjuk bekerja pada Badan Hukum tertentu yang bergerak</w:t>
       </w:r>
-      <w:proofErr w:type="spellStart"/>
+    </w:p>
+    <w:p>
+      <w:pPr>
+        <w:ind w:left="0" w:hanging="2"/>
+      </w:pPr>
       <w:r>
-        <w:t>dari</w:t>
+        <w:t>dibidang konsultan paten maka sebutkan nama Badan Hukum yang bersangkutan.</w:t>
       </w:r>
-      <w:proofErr w:type="spellEnd"/>
+    </w:p>
+    <w:p>
+      <w:pPr>
+        <w:ind w:left="0" w:hanging="2"/>
+      </w:pPr>
       <w:r>
-        <w:t xml:space="preserve"> </w:t>
+        <w:t>Jika lebih dari ruang yang disediakan agar ditulis pada lampiran tambahan</w:t>
       </w:r>
-      <w:proofErr w:type="spellStart"/>
+    </w:p>
+    <w:p>
+      <w:pPr>
+        <w:ind w:left="0" w:hanging="2"/>
+      </w:pPr>
       <w:r>
-        <w:t>satu</w:t>
+        <w:t>Berilah tanda silang pada jenis dokumen yang saudara lampirkan</w:t>
       </w:r>
-      <w:proofErr w:type="spellEnd"/>
+    </w:p>
+    <w:p>
+      <w:pPr>
+        <w:ind w:left="0" w:hanging="2"/>
+      </w:pPr>
       <w:r>
-        <w:t xml:space="preserve"> orang </w:t>
+        <w:t>Jika permohonan paten diajukan oleh :</w:t>
       </w:r>
-      <w:proofErr w:type="spellStart"/>
+    </w:p>
+    <w:p>
+      <w:pPr>
+        <w:pStyle w:val="ListParagraph"/>
+        <w:ind w:left="0" w:hanging="2"/>
+      </w:pPr>
       <w:r>
-        <w:t>maka</w:t>
+        <w:t>Lebih dari satu orang, maka setiap orang ditunjuk oleh kelompok /group</w:t>
       </w:r>
-      <w:proofErr w:type="spellEnd"/>
+    </w:p>
+    <w:p>
+      <w:pPr>
+        <w:pStyle w:val="ListParagraph"/>
+        <w:ind w:left="0" w:hanging="2"/>
+      </w:pPr>
       <w:r>
-        <w:t xml:space="preserve"> </w:t>
+        <w:t>Konsultan Paten maka berhak menandatangani adalah konsultan yang terdaftar di Kantor Paten.</w:t>
       </w:r>
-      <w:proofErr w:type="spellStart"/>
+    </w:p>
+    <w:p>
+      <w:pPr>
+        <w:ind w:left="0" w:hanging="2"/>
+      </w:pPr>
+    </w:p>
+    <w:p>
+      <w:pPr>
+        <w:ind w:left="0" w:hanging="2"/>
+      </w:pPr>
       <w:r>
-        <w:t>cukup</w:t>
-      </w:r>
-      <w:proofErr w:type="spellEnd"/>
-      <w:r>
-        <w:t xml:space="preserve"> </w:t>
-      </w:r>
-      <w:proofErr w:type="spellStart"/>
-      <w:r>
-        <w:t>satu</w:t>
-      </w:r>
-      <w:proofErr w:type="spellEnd"/>
-      <w:r>
-        <w:t xml:space="preserve"> </w:t>
-      </w:r>
-      <w:proofErr w:type="spellStart"/>
-      <w:r>
-        <w:t>saja</w:t>
-      </w:r>
-      <w:proofErr w:type="spellEnd"/>
-      <w:r>
-        <w:t xml:space="preserve"> yang </w:t>
-      </w:r>
-      <w:proofErr w:type="spellStart"/>
-      <w:r>
-        <w:t>dicantumkan</w:t>
-      </w:r>
-      <w:proofErr w:type="spellEnd"/>
-      <w:r>
-        <w:t xml:space="preserve"> </w:t>
-      </w:r>
-      <w:proofErr w:type="spellStart"/>
-      <w:r>
-        <w:t>dalam</w:t>
-      </w:r>
-      <w:proofErr w:type="spellEnd"/>
-      <w:r>
-        <w:t xml:space="preserve"> </w:t>
-      </w:r>
-      <w:proofErr w:type="spellStart"/>
-      <w:r>
-        <w:t>formulir</w:t>
-      </w:r>
-      <w:proofErr w:type="spellEnd"/>
-      <w:r>
-        <w:t xml:space="preserve"> </w:t>
-      </w:r>
-      <w:proofErr w:type="spellStart"/>
-      <w:r>
-        <w:t>ini</w:t>
-      </w:r>
-      <w:proofErr w:type="spellEnd"/>
-    </w:p>
-    <w:p>
-      <w:pPr>
-        <w:ind w:left="0" w:hanging="2"/>
-      </w:pPr>
-      <w:proofErr w:type="spellStart"/>
-      <w:r>
-        <w:t>sedangkan</w:t>
-      </w:r>
-      <w:proofErr w:type="spellEnd"/>
-      <w:r>
-        <w:t xml:space="preserve"> </w:t>
-      </w:r>
-      <w:proofErr w:type="spellStart"/>
-      <w:r>
-        <w:t>lainnya</w:t>
-      </w:r>
-      <w:proofErr w:type="spellEnd"/>
-      <w:r>
-        <w:t xml:space="preserve"> </w:t>
-      </w:r>
-      <w:proofErr w:type="spellStart"/>
-      <w:r>
-        <w:t>harap</w:t>
-      </w:r>
-      <w:proofErr w:type="spellEnd"/>
-      <w:r>
-        <w:t xml:space="preserve"> </w:t>
-      </w:r>
-      <w:proofErr w:type="spellStart"/>
-      <w:r>
-        <w:t>ditulis</w:t>
-      </w:r>
-      <w:proofErr w:type="spellEnd"/>
-      <w:r>
-        <w:t xml:space="preserve"> pada </w:t>
-      </w:r>
-      <w:proofErr w:type="spellStart"/>
-      <w:r>
-        <w:t>lampiran</w:t>
-      </w:r>
-      <w:proofErr w:type="spellEnd"/>
-      <w:r>
-        <w:t xml:space="preserve"> </w:t>
-      </w:r>
-      <w:proofErr w:type="spellStart"/>
-      <w:r>
-        <w:t>tambahan</w:t>
-      </w:r>
-      <w:proofErr w:type="spellEnd"/>
-      <w:r>
-        <w:t>.</w:t>
-      </w:r>
-    </w:p>
-    <w:p>
-      <w:pPr>
-        <w:ind w:left="0" w:hanging="2"/>
-      </w:pPr>
-      <w:r>
-        <w:t xml:space="preserve">Adalah </w:t>
-      </w:r>
-      <w:proofErr w:type="spellStart"/>
-      <w:r>
-        <w:t>alamat</w:t>
-      </w:r>
-      <w:proofErr w:type="spellEnd"/>
-      <w:r>
-        <w:t xml:space="preserve"> </w:t>
-      </w:r>
-      <w:proofErr w:type="spellStart"/>
-      <w:r>
-        <w:t>kedinasan</w:t>
-      </w:r>
-      <w:proofErr w:type="spellEnd"/>
-      <w:r>
-        <w:t>/</w:t>
-      </w:r>
-      <w:proofErr w:type="spellStart"/>
-      <w:r>
-        <w:t>surat-menyurat</w:t>
-      </w:r>
-      <w:proofErr w:type="spellEnd"/>
-    </w:p>
-    <w:p>
-      <w:pPr>
-        <w:ind w:left="0" w:hanging="2"/>
-      </w:pPr>
-      <w:r>
-        <w:t xml:space="preserve">Jika </w:t>
-      </w:r>
-      <w:proofErr w:type="spellStart"/>
-      <w:r>
-        <w:t>konsultan</w:t>
-      </w:r>
-      <w:proofErr w:type="spellEnd"/>
-      <w:r>
-        <w:t xml:space="preserve"> Paten yang </w:t>
-      </w:r>
-      <w:proofErr w:type="spellStart"/>
-      <w:r>
-        <w:t>ditunjuk</w:t>
-      </w:r>
-      <w:proofErr w:type="spellEnd"/>
-      <w:r>
-        <w:t xml:space="preserve"> </w:t>
-      </w:r>
-      <w:proofErr w:type="spellStart"/>
-      <w:r>
-        <w:t>bekerja</w:t>
-      </w:r>
-      <w:proofErr w:type="spellEnd"/>
-      <w:r>
-        <w:t xml:space="preserve"> pada Badan Hukum </w:t>
-      </w:r>
-      <w:proofErr w:type="spellStart"/>
-      <w:r>
-        <w:t>tertentu</w:t>
-      </w:r>
-      <w:proofErr w:type="spellEnd"/>
-      <w:r>
-        <w:t xml:space="preserve"> yang </w:t>
-      </w:r>
-      <w:proofErr w:type="spellStart"/>
-      <w:r>
-        <w:t>bergerak</w:t>
-      </w:r>
-      <w:proofErr w:type="spellEnd"/>
-    </w:p>
-    <w:p>
-      <w:pPr>
-        <w:ind w:left="0" w:hanging="2"/>
-      </w:pPr>
-      <w:proofErr w:type="spellStart"/>
-      <w:r>
-        <w:t>dibidang</w:t>
-      </w:r>
-      <w:proofErr w:type="spellEnd"/>
-      <w:r>
-        <w:t xml:space="preserve"> </w:t>
-      </w:r>
-      <w:proofErr w:type="spellStart"/>
-      <w:r>
-        <w:t>konsultan</w:t>
-      </w:r>
-      <w:proofErr w:type="spellEnd"/>
-      <w:r>
-        <w:t xml:space="preserve"> paten </w:t>
-      </w:r>
-      <w:proofErr w:type="spellStart"/>
-      <w:r>
-        <w:t>maka</w:t>
-      </w:r>
-      <w:proofErr w:type="spellEnd"/>
-      <w:r>
-        <w:t xml:space="preserve"> </w:t>
-      </w:r>
-      <w:proofErr w:type="spellStart"/>
-      <w:r>
-        <w:t>sebutkan</w:t>
-      </w:r>
-      <w:proofErr w:type="spellEnd"/>
-      <w:r>
-        <w:t xml:space="preserve"> nama Badan Hukum yang </w:t>
-      </w:r>
-      <w:proofErr w:type="spellStart"/>
-      <w:r>
-        <w:t>bersangkutan</w:t>
-      </w:r>
-      <w:proofErr w:type="spellEnd"/>
-      <w:r>
-        <w:t>.</w:t>
-      </w:r>
-    </w:p>
-    <w:p>
-      <w:pPr>
-        <w:ind w:left="0" w:hanging="2"/>
-      </w:pPr>
-      <w:r>
-        <w:t xml:space="preserve">Jika </w:t>
-      </w:r>
-      <w:proofErr w:type="spellStart"/>
-      <w:r>
-        <w:t>lebih</w:t>
-      </w:r>
-      <w:proofErr w:type="spellEnd"/>
-      <w:r>
-        <w:t xml:space="preserve"> </w:t>
-      </w:r>
-      <w:proofErr w:type="spellStart"/>
-      <w:r>
-        <w:t>dari</w:t>
-      </w:r>
-      <w:proofErr w:type="spellEnd"/>
-      <w:r>
-        <w:t xml:space="preserve"> </w:t>
-      </w:r>
-      <w:proofErr w:type="spellStart"/>
-      <w:r>
-        <w:t>ruang</w:t>
-      </w:r>
-      <w:proofErr w:type="spellEnd"/>
-      <w:r>
-        <w:t xml:space="preserve"> yang </w:t>
-      </w:r>
-      <w:proofErr w:type="spellStart"/>
-      <w:r>
-        <w:t>disediakan</w:t>
-      </w:r>
-      <w:proofErr w:type="spellEnd"/>
-      <w:r>
-        <w:t xml:space="preserve"> agar </w:t>
-      </w:r>
-      <w:proofErr w:type="spellStart"/>
-      <w:r>
-        <w:t>ditulis</w:t>
-      </w:r>
-      <w:proofErr w:type="spellEnd"/>
-      <w:r>
-        <w:t xml:space="preserve"> pada </w:t>
-      </w:r>
-      <w:proofErr w:type="spellStart"/>
-      <w:r>
-        <w:t>lampiran</w:t>
-      </w:r>
-      <w:proofErr w:type="spellEnd"/>
-      <w:r>
-        <w:t xml:space="preserve"> </w:t>
-      </w:r>
-      <w:proofErr w:type="spellStart"/>
-      <w:r>
-        <w:t>tambahan</w:t>
-      </w:r>
-      <w:proofErr w:type="spellEnd"/>
-    </w:p>
-    <w:p>
-      <w:pPr>
-        <w:ind w:left="0" w:hanging="2"/>
-      </w:pPr>
-      <w:proofErr w:type="spellStart"/>
-      <w:r>
-        <w:t>Berilah</w:t>
-      </w:r>
-      <w:proofErr w:type="spellEnd"/>
-      <w:r>
-        <w:t xml:space="preserve"> </w:t>
-      </w:r>
-      <w:proofErr w:type="spellStart"/>
-      <w:r>
-        <w:t>tanda</w:t>
-      </w:r>
-      <w:proofErr w:type="spellEnd"/>
-      <w:r>
-        <w:t xml:space="preserve"> </w:t>
-      </w:r>
-      <w:proofErr w:type="spellStart"/>
-      <w:r>
-        <w:t>silang</w:t>
-      </w:r>
-      <w:proofErr w:type="spellEnd"/>
-      <w:r>
-        <w:t xml:space="preserve"> pada </w:t>
-      </w:r>
-      <w:proofErr w:type="spellStart"/>
-      <w:r>
-        <w:t>jenis</w:t>
-      </w:r>
-      <w:proofErr w:type="spellEnd"/>
-      <w:r>
-        <w:t xml:space="preserve"> </w:t>
-      </w:r>
-      <w:proofErr w:type="spellStart"/>
-      <w:r>
-        <w:t>dokumen</w:t>
-      </w:r>
-      <w:proofErr w:type="spellEnd"/>
-      <w:r>
-        <w:t xml:space="preserve"> yang </w:t>
-      </w:r>
-      <w:proofErr w:type="spellStart"/>
-      <w:r>
-        <w:t>saudara</w:t>
-      </w:r>
-      <w:proofErr w:type="spellEnd"/>
-      <w:r>
-        <w:t xml:space="preserve"> </w:t>
-      </w:r>
-      <w:proofErr w:type="spellStart"/>
-      <w:r>
-        <w:t>lampirkan</w:t>
-      </w:r>
-      <w:proofErr w:type="spellEnd"/>
-    </w:p>
-    <w:p>
-      <w:pPr>
-        <w:ind w:left="0" w:hanging="2"/>
-      </w:pPr>
-      <w:r>
-        <w:t xml:space="preserve">Jika </w:t>
-      </w:r>
-      <w:proofErr w:type="spellStart"/>
-      <w:r>
-        <w:t>permohonan</w:t>
-      </w:r>
-      <w:proofErr w:type="spellEnd"/>
-      <w:r>
-        <w:t xml:space="preserve"> paten </w:t>
-      </w:r>
-      <w:proofErr w:type="spellStart"/>
-      <w:r>
-        <w:t>diajukan</w:t>
-      </w:r>
-      <w:proofErr w:type="spellEnd"/>
-      <w:r>
-        <w:t xml:space="preserve"> </w:t>
-      </w:r>
-      <w:proofErr w:type="gramStart"/>
-      <w:r>
-        <w:t>oleh :</w:t>
-      </w:r>
-      <w:proofErr w:type="gramEnd"/>
-    </w:p>
-    <w:p>
-      <w:pPr>
-        <w:pStyle w:val="ListParagraph"/>
-        <w:ind w:left="0" w:hanging="2"/>
-      </w:pPr>
-      <w:proofErr w:type="spellStart"/>
-      <w:r>
-        <w:t>Lebih</w:t>
-      </w:r>
-      <w:proofErr w:type="spellEnd"/>
-      <w:r>
-        <w:t xml:space="preserve"> </w:t>
-      </w:r>
-      <w:proofErr w:type="spellStart"/>
-      <w:r>
-        <w:t>dari</w:t>
-      </w:r>
-      <w:proofErr w:type="spellEnd"/>
-      <w:r>
-        <w:t xml:space="preserve"> </w:t>
-      </w:r>
-      <w:proofErr w:type="spellStart"/>
-      <w:r>
-        <w:t>satu</w:t>
-      </w:r>
-      <w:proofErr w:type="spellEnd"/>
-      <w:r>
-        <w:t xml:space="preserve"> orang, </w:t>
-      </w:r>
-      <w:proofErr w:type="spellStart"/>
-      <w:r>
-        <w:t>maka</w:t>
-      </w:r>
-      <w:proofErr w:type="spellEnd"/>
-      <w:r>
-        <w:t xml:space="preserve"> </w:t>
-      </w:r>
-      <w:proofErr w:type="spellStart"/>
-      <w:r>
-        <w:t>setiap</w:t>
-      </w:r>
-      <w:proofErr w:type="spellEnd"/>
-      <w:r>
-        <w:t xml:space="preserve"> orang </w:t>
-      </w:r>
-      <w:proofErr w:type="spellStart"/>
-      <w:r>
-        <w:t>ditunjuk</w:t>
-      </w:r>
-      <w:proofErr w:type="spellEnd"/>
-      <w:r>
-        <w:t xml:space="preserve"> oleh </w:t>
-      </w:r>
-      <w:proofErr w:type="spellStart"/>
-      <w:r>
-        <w:t>kelompok</w:t>
-      </w:r>
-      <w:proofErr w:type="spellEnd"/>
-      <w:r>
-        <w:t xml:space="preserve"> /group</w:t>
-      </w:r>
-    </w:p>
-    <w:p>
-      <w:pPr>
-        <w:pStyle w:val="ListParagraph"/>
-        <w:ind w:left="0" w:hanging="2"/>
-      </w:pPr>
-      <w:proofErr w:type="spellStart"/>
-      <w:r>
-        <w:t>Konsultan</w:t>
-      </w:r>
-      <w:proofErr w:type="spellEnd"/>
-      <w:r>
-        <w:t xml:space="preserve"> Paten </w:t>
-      </w:r>
-      <w:proofErr w:type="spellStart"/>
-      <w:r>
-        <w:t>maka</w:t>
-      </w:r>
-      <w:proofErr w:type="spellEnd"/>
-      <w:r>
-        <w:t xml:space="preserve"> </w:t>
-      </w:r>
-      <w:proofErr w:type="spellStart"/>
-      <w:r>
-        <w:t>berhak</w:t>
-      </w:r>
-      <w:proofErr w:type="spellEnd"/>
-      <w:r>
-        <w:t xml:space="preserve"> </w:t>
-      </w:r>
-      <w:proofErr w:type="spellStart"/>
-      <w:r>
-        <w:t>menandatangani</w:t>
-      </w:r>
-      <w:proofErr w:type="spellEnd"/>
-      <w:r>
-        <w:t xml:space="preserve"> </w:t>
-      </w:r>
-      <w:proofErr w:type="spellStart"/>
-      <w:r>
-        <w:t>adalah</w:t>
-      </w:r>
-      <w:proofErr w:type="spellEnd"/>
-      <w:r>
-        <w:t xml:space="preserve"> </w:t>
-      </w:r>
-      <w:proofErr w:type="spellStart"/>
-      <w:r>
-        <w:t>konsultan</w:t>
-      </w:r>
-      <w:proofErr w:type="spellEnd"/>
-      <w:r>
-        <w:t xml:space="preserve"> yang </w:t>
-      </w:r>
-      <w:proofErr w:type="spellStart"/>
-      <w:r>
-        <w:t>terdaftar</w:t>
-      </w:r>
-      <w:proofErr w:type="spellEnd"/>
-      <w:r>
-        <w:t xml:space="preserve"> di Kantor Paten.</w:t>
-      </w:r>
-    </w:p>
-    <w:p>
-      <w:pPr>
-        <w:ind w:left="0" w:hanging="2"/>
-      </w:pPr>
-    </w:p>
-    <w:p>
-      <w:pPr>
-        <w:ind w:left="0" w:hanging="2"/>
-      </w:pPr>
-      <w:r>
-        <w:t xml:space="preserve">*) Coret yang </w:t>
-      </w:r>
-      <w:proofErr w:type="spellStart"/>
-      <w:r>
-        <w:t>tidak</w:t>
-      </w:r>
-      <w:proofErr w:type="spellEnd"/>
-      <w:r>
-        <w:t xml:space="preserve"> </w:t>
-      </w:r>
-      <w:proofErr w:type="spellStart"/>
-      <w:r>
-        <w:t>sesuai</w:t>
-      </w:r>
-      <w:proofErr w:type="spellEnd"/>
-      <w:r>
-        <w:t>.</w:t>
+        <w:t>*) Coret yang tidak sesuai.</w:t>
       </w:r>
     </w:p>
     <w:p>
@@ -3813,39 +2015,7 @@
         <w:ind w:left="0" w:hanging="2"/>
       </w:pPr>
       <w:r>
-        <w:t xml:space="preserve">Tidak </w:t>
-      </w:r>
-      <w:proofErr w:type="spellStart"/>
-      <w:r>
-        <w:t>boleh</w:t>
-      </w:r>
-      <w:proofErr w:type="spellEnd"/>
-      <w:r>
-        <w:t xml:space="preserve"> </w:t>
-      </w:r>
-      <w:proofErr w:type="spellStart"/>
-      <w:r>
-        <w:t>diperbanyak</w:t>
-      </w:r>
-      <w:proofErr w:type="spellEnd"/>
-      <w:r>
-        <w:t xml:space="preserve"> </w:t>
-      </w:r>
-      <w:proofErr w:type="spellStart"/>
-      <w:r>
-        <w:t>dengan</w:t>
-      </w:r>
-      <w:proofErr w:type="spellEnd"/>
-      <w:r>
-        <w:t xml:space="preserve"> </w:t>
-      </w:r>
-      <w:proofErr w:type="spellStart"/>
-      <w:r>
-        <w:t>foto</w:t>
-      </w:r>
-      <w:proofErr w:type="spellEnd"/>
-      <w:r>
-        <w:t xml:space="preserve"> copy.</w:t>
+        <w:t>Tidak boleh diperbanyak dengan foto copy.</w:t>
       </w:r>
     </w:p>
     <w:sectPr>
@@ -4737,7 +2907,6 @@
   <w:style w:type="character" w:default="1" w:styleId="DefaultParagraphFont">
     <w:name w:val="Default Paragraph Font"/>
     <w:uiPriority w:val="1"/>
-    <w:semiHidden/>
     <w:unhideWhenUsed/>
   </w:style>
   <w:style w:type="table" w:default="1" w:styleId="TableNormal">
